--- a/Guia_Clase_BD.docx
+++ b/Guia_Clase_BD.docx
@@ -2546,26 +2546,16 @@
       <w:pPr>
         <w:shd w:val="clear" w:color="auto" w:fill="1E1E1E"/>
         <w:spacing w:before="120"/>
-        <w:rPr>
-          <w:b/>
-          <w:bCs/>
-        </w:rPr>
-      </w:pPr>
-    </w:p>
-    <w:p>
-      <w:pPr>
-        <w:shd w:val="clear" w:color="auto" w:fill="1E1E1E"/>
-        <w:ind w:left="200"/>
-        <w:rPr>
-          <w:b/>
-          <w:bCs/>
-        </w:rPr>
-      </w:pPr>
-      <w:r>
-        <w:rPr>
-          <w:rFonts w:ascii="Courier New" w:eastAsia="Courier New" w:hAnsi="Courier New" w:cs="Courier New"/>
-          <w:b/>
-          <w:bCs/>
+      </w:pPr>
+    </w:p>
+    <w:p>
+      <w:pPr>
+        <w:shd w:val="clear" w:color="auto" w:fill="1E1E1E"/>
+        <w:ind w:left="200"/>
+      </w:pPr>
+      <w:r>
+        <w:rPr>
+          <w:rFonts w:ascii="Courier New" w:eastAsia="Courier New" w:hAnsi="Courier New" w:cs="Courier New"/>
           <w:color w:val="D4D4D4"/>
           <w:sz w:val="18"/>
           <w:szCs w:val="18"/>
@@ -2578,16 +2568,12 @@
         <w:shd w:val="clear" w:color="auto" w:fill="1E1E1E"/>
         <w:ind w:left="200"/>
         <w:rPr>
-          <w:b/>
-          <w:bCs/>
-          <w:lang w:val="en-US"/>
-        </w:rPr>
-      </w:pPr>
-      <w:r>
-        <w:rPr>
-          <w:rFonts w:ascii="Courier New" w:eastAsia="Courier New" w:hAnsi="Courier New" w:cs="Courier New"/>
-          <w:b/>
-          <w:bCs/>
+          <w:lang w:val="en-US"/>
+        </w:rPr>
+      </w:pPr>
+      <w:r>
+        <w:rPr>
+          <w:rFonts w:ascii="Courier New" w:eastAsia="Courier New" w:hAnsi="Courier New" w:cs="Courier New"/>
           <w:color w:val="D4D4D4"/>
           <w:sz w:val="18"/>
           <w:szCs w:val="18"/>
@@ -2597,8 +2583,6 @@
       <w:r>
         <w:rPr>
           <w:rFonts w:ascii="Courier New" w:eastAsia="Courier New" w:hAnsi="Courier New" w:cs="Courier New"/>
-          <w:b/>
-          <w:bCs/>
           <w:color w:val="D4D4D4"/>
           <w:sz w:val="18"/>
           <w:szCs w:val="18"/>
@@ -2610,8 +2594,6 @@
       <w:r>
         <w:rPr>
           <w:rFonts w:ascii="Courier New" w:eastAsia="Courier New" w:hAnsi="Courier New" w:cs="Courier New"/>
-          <w:b/>
-          <w:bCs/>
           <w:color w:val="D4D4D4"/>
           <w:sz w:val="18"/>
           <w:szCs w:val="18"/>
@@ -2623,8 +2605,6 @@
       <w:r>
         <w:rPr>
           <w:rFonts w:ascii="Courier New" w:eastAsia="Courier New" w:hAnsi="Courier New" w:cs="Courier New"/>
-          <w:b/>
-          <w:bCs/>
           <w:color w:val="D4D4D4"/>
           <w:sz w:val="18"/>
           <w:szCs w:val="18"/>
@@ -2636,8 +2616,6 @@
       <w:r>
         <w:rPr>
           <w:rFonts w:ascii="Courier New" w:eastAsia="Courier New" w:hAnsi="Courier New" w:cs="Courier New"/>
-          <w:b/>
-          <w:bCs/>
           <w:color w:val="D4D4D4"/>
           <w:sz w:val="18"/>
           <w:szCs w:val="18"/>
@@ -2649,8 +2627,6 @@
       <w:r>
         <w:rPr>
           <w:rFonts w:ascii="Courier New" w:eastAsia="Courier New" w:hAnsi="Courier New" w:cs="Courier New"/>
-          <w:b/>
-          <w:bCs/>
           <w:color w:val="D4D4D4"/>
           <w:sz w:val="18"/>
           <w:szCs w:val="18"/>
@@ -2664,16 +2640,12 @@
         <w:shd w:val="clear" w:color="auto" w:fill="1E1E1E"/>
         <w:ind w:left="200"/>
         <w:rPr>
-          <w:b/>
-          <w:bCs/>
-          <w:lang w:val="en-US"/>
-        </w:rPr>
-      </w:pPr>
-      <w:r>
-        <w:rPr>
-          <w:rFonts w:ascii="Courier New" w:eastAsia="Courier New" w:hAnsi="Courier New" w:cs="Courier New"/>
-          <w:b/>
-          <w:bCs/>
+          <w:lang w:val="en-US"/>
+        </w:rPr>
+      </w:pPr>
+      <w:r>
+        <w:rPr>
+          <w:rFonts w:ascii="Courier New" w:eastAsia="Courier New" w:hAnsi="Courier New" w:cs="Courier New"/>
           <w:color w:val="D4D4D4"/>
           <w:sz w:val="18"/>
           <w:szCs w:val="18"/>
@@ -2685,8 +2657,6 @@
       <w:r>
         <w:rPr>
           <w:rFonts w:ascii="Courier New" w:eastAsia="Courier New" w:hAnsi="Courier New" w:cs="Courier New"/>
-          <w:b/>
-          <w:bCs/>
           <w:color w:val="D4D4D4"/>
           <w:sz w:val="18"/>
           <w:szCs w:val="18"/>
@@ -2698,8 +2668,6 @@
       <w:r>
         <w:rPr>
           <w:rFonts w:ascii="Courier New" w:eastAsia="Courier New" w:hAnsi="Courier New" w:cs="Courier New"/>
-          <w:b/>
-          <w:bCs/>
           <w:color w:val="D4D4D4"/>
           <w:sz w:val="18"/>
           <w:szCs w:val="18"/>
@@ -2711,8 +2679,6 @@
       <w:r>
         <w:rPr>
           <w:rFonts w:ascii="Courier New" w:eastAsia="Courier New" w:hAnsi="Courier New" w:cs="Courier New"/>
-          <w:b/>
-          <w:bCs/>
           <w:color w:val="D4D4D4"/>
           <w:sz w:val="18"/>
           <w:szCs w:val="18"/>
@@ -2724,8 +2690,6 @@
       <w:r>
         <w:rPr>
           <w:rFonts w:ascii="Courier New" w:eastAsia="Courier New" w:hAnsi="Courier New" w:cs="Courier New"/>
-          <w:b/>
-          <w:bCs/>
           <w:color w:val="D4D4D4"/>
           <w:sz w:val="18"/>
           <w:szCs w:val="18"/>
@@ -2738,16 +2702,10 @@
       <w:pPr>
         <w:shd w:val="clear" w:color="auto" w:fill="1E1E1E"/>
         <w:ind w:left="200"/>
-        <w:rPr>
-          <w:b/>
-          <w:bCs/>
-        </w:rPr>
-      </w:pPr>
-      <w:r>
-        <w:rPr>
-          <w:rFonts w:ascii="Courier New" w:eastAsia="Courier New" w:hAnsi="Courier New" w:cs="Courier New"/>
-          <w:b/>
-          <w:bCs/>
+      </w:pPr>
+      <w:r>
+        <w:rPr>
+          <w:rFonts w:ascii="Courier New" w:eastAsia="Courier New" w:hAnsi="Courier New" w:cs="Courier New"/>
           <w:color w:val="D4D4D4"/>
           <w:sz w:val="18"/>
           <w:szCs w:val="18"/>
@@ -2758,8 +2716,6 @@
       <w:r>
         <w:rPr>
           <w:rFonts w:ascii="Courier New" w:eastAsia="Courier New" w:hAnsi="Courier New" w:cs="Courier New"/>
-          <w:b/>
-          <w:bCs/>
           <w:color w:val="D4D4D4"/>
           <w:sz w:val="18"/>
           <w:szCs w:val="18"/>
@@ -2770,8 +2726,6 @@
       <w:r>
         <w:rPr>
           <w:rFonts w:ascii="Courier New" w:eastAsia="Courier New" w:hAnsi="Courier New" w:cs="Courier New"/>
-          <w:b/>
-          <w:bCs/>
           <w:color w:val="D4D4D4"/>
           <w:sz w:val="18"/>
           <w:szCs w:val="18"/>
@@ -2782,8 +2736,6 @@
       <w:r>
         <w:rPr>
           <w:rFonts w:ascii="Courier New" w:eastAsia="Courier New" w:hAnsi="Courier New" w:cs="Courier New"/>
-          <w:b/>
-          <w:bCs/>
           <w:color w:val="D4D4D4"/>
           <w:sz w:val="18"/>
           <w:szCs w:val="18"/>
@@ -2795,16 +2747,10 @@
       <w:pPr>
         <w:shd w:val="clear" w:color="auto" w:fill="1E1E1E"/>
         <w:ind w:left="200"/>
-        <w:rPr>
-          <w:b/>
-          <w:bCs/>
-        </w:rPr>
-      </w:pPr>
-      <w:r>
-        <w:rPr>
-          <w:rFonts w:ascii="Courier New" w:eastAsia="Courier New" w:hAnsi="Courier New" w:cs="Courier New"/>
-          <w:b/>
-          <w:bCs/>
+      </w:pPr>
+      <w:r>
+        <w:rPr>
+          <w:rFonts w:ascii="Courier New" w:eastAsia="Courier New" w:hAnsi="Courier New" w:cs="Courier New"/>
           <w:color w:val="D4D4D4"/>
           <w:sz w:val="18"/>
           <w:szCs w:val="18"/>
@@ -2843,16 +2789,10 @@
       <w:pPr>
         <w:shd w:val="clear" w:color="auto" w:fill="1E1E1E"/>
         <w:ind w:left="200"/>
-        <w:rPr>
-          <w:b/>
-          <w:bCs/>
-        </w:rPr>
-      </w:pPr>
-      <w:r>
-        <w:rPr>
-          <w:rFonts w:ascii="Courier New" w:eastAsia="Courier New" w:hAnsi="Courier New" w:cs="Courier New"/>
-          <w:b/>
-          <w:bCs/>
+      </w:pPr>
+      <w:r>
+        <w:rPr>
+          <w:rFonts w:ascii="Courier New" w:eastAsia="Courier New" w:hAnsi="Courier New" w:cs="Courier New"/>
           <w:color w:val="D4D4D4"/>
           <w:sz w:val="18"/>
           <w:szCs w:val="18"/>
@@ -2863,8 +2803,6 @@
       <w:r>
         <w:rPr>
           <w:rFonts w:ascii="Courier New" w:eastAsia="Courier New" w:hAnsi="Courier New" w:cs="Courier New"/>
-          <w:b/>
-          <w:bCs/>
           <w:color w:val="D4D4D4"/>
           <w:sz w:val="18"/>
           <w:szCs w:val="18"/>
@@ -2875,8 +2813,6 @@
       <w:r>
         <w:rPr>
           <w:rFonts w:ascii="Courier New" w:eastAsia="Courier New" w:hAnsi="Courier New" w:cs="Courier New"/>
-          <w:b/>
-          <w:bCs/>
           <w:color w:val="D4D4D4"/>
           <w:sz w:val="18"/>
           <w:szCs w:val="18"/>
@@ -2888,16 +2824,10 @@
       <w:pPr>
         <w:shd w:val="clear" w:color="auto" w:fill="1E1E1E"/>
         <w:ind w:left="200"/>
-        <w:rPr>
-          <w:b/>
-          <w:bCs/>
-        </w:rPr>
-      </w:pPr>
-      <w:r>
-        <w:rPr>
-          <w:rFonts w:ascii="Courier New" w:eastAsia="Courier New" w:hAnsi="Courier New" w:cs="Courier New"/>
-          <w:b/>
-          <w:bCs/>
+      </w:pPr>
+      <w:r>
+        <w:rPr>
+          <w:rFonts w:ascii="Courier New" w:eastAsia="Courier New" w:hAnsi="Courier New" w:cs="Courier New"/>
           <w:color w:val="D4D4D4"/>
           <w:sz w:val="18"/>
           <w:szCs w:val="18"/>
@@ -2909,16 +2839,10 @@
       <w:pPr>
         <w:shd w:val="clear" w:color="auto" w:fill="1E1E1E"/>
         <w:ind w:left="200"/>
-        <w:rPr>
-          <w:b/>
-          <w:bCs/>
-        </w:rPr>
-      </w:pPr>
-      <w:r>
-        <w:rPr>
-          <w:rFonts w:ascii="Courier New" w:eastAsia="Courier New" w:hAnsi="Courier New" w:cs="Courier New"/>
-          <w:b/>
-          <w:bCs/>
+      </w:pPr>
+      <w:r>
+        <w:rPr>
+          <w:rFonts w:ascii="Courier New" w:eastAsia="Courier New" w:hAnsi="Courier New" w:cs="Courier New"/>
           <w:color w:val="D4D4D4"/>
           <w:sz w:val="18"/>
           <w:szCs w:val="18"/>
@@ -2930,16 +2854,10 @@
       <w:pPr>
         <w:shd w:val="clear" w:color="auto" w:fill="1E1E1E"/>
         <w:ind w:left="200"/>
-        <w:rPr>
-          <w:b/>
-          <w:bCs/>
-        </w:rPr>
-      </w:pPr>
-      <w:r>
-        <w:rPr>
-          <w:rFonts w:ascii="Courier New" w:eastAsia="Courier New" w:hAnsi="Courier New" w:cs="Courier New"/>
-          <w:b/>
-          <w:bCs/>
+      </w:pPr>
+      <w:r>
+        <w:rPr>
+          <w:rFonts w:ascii="Courier New" w:eastAsia="Courier New" w:hAnsi="Courier New" w:cs="Courier New"/>
           <w:color w:val="D4D4D4"/>
           <w:sz w:val="18"/>
           <w:szCs w:val="18"/>
@@ -3178,6 +3096,4946 @@
         </w:rPr>
       </w:pPr>
     </w:p>
+    <w:tbl>
+      <w:tblPr>
+        <w:tblW w:w="9360" w:type="dxa"/>
+        <w:tblBorders>
+          <w:top w:val="single" w:sz="4" w:space="0" w:color="auto"/>
+          <w:left w:val="single" w:sz="4" w:space="0" w:color="auto"/>
+          <w:bottom w:val="single" w:sz="4" w:space="0" w:color="auto"/>
+          <w:right w:val="single" w:sz="4" w:space="0" w:color="auto"/>
+          <w:insideH w:val="single" w:sz="4" w:space="0" w:color="auto"/>
+          <w:insideV w:val="single" w:sz="4" w:space="0" w:color="auto"/>
+        </w:tblBorders>
+        <w:tblCellMar>
+          <w:left w:w="10" w:type="dxa"/>
+          <w:right w:w="10" w:type="dxa"/>
+        </w:tblCellMar>
+        <w:tblLook w:val="04A0" w:firstRow="1" w:lastRow="0" w:firstColumn="1" w:lastColumn="0" w:noHBand="0" w:noVBand="1"/>
+      </w:tblPr>
+      <w:tblGrid>
+        <w:gridCol w:w="9360"/>
+      </w:tblGrid>
+      <w:tr>
+        <w:tc>
+          <w:tcPr>
+            <w:tcW w:w="9360" w:type="dxa"/>
+            <w:tcBorders>
+              <w:top w:val="single" w:sz="1" w:space="0" w:color="CCCCCC"/>
+              <w:left w:val="single" w:sz="1" w:space="0" w:color="CCCCCC"/>
+              <w:bottom w:val="single" w:sz="1" w:space="0" w:color="CCCCCC"/>
+              <w:right w:val="single" w:sz="1" w:space="0" w:color="CCCCCC"/>
+            </w:tcBorders>
+            <w:shd w:val="clear" w:color="auto" w:fill="E6F4EA"/>
+            <w:tcMar>
+              <w:top w:w="100" w:type="dxa"/>
+              <w:left w:w="180" w:type="dxa"/>
+              <w:bottom w:w="100" w:type="dxa"/>
+              <w:right w:w="160" w:type="dxa"/>
+            </w:tcMar>
+          </w:tcPr>
+          <w:p>
+            <w:r>
+              <w:rPr>
+                <w:b/>
+                <w:bCs/>
+                <w:color w:val="1F3864"/>
+              </w:rPr>
+              <w:t>💬 Pase a Persona 2</w:t>
+            </w:r>
+          </w:p>
+          <w:p>
+            <w:pPr>
+              <w:spacing w:before="40"/>
+            </w:pPr>
+            <w:r>
+              <w:t xml:space="preserve">Las 3 tablas raíz existen con su PK. Persona 2 va a crear tablas que las referencian con FOREIGN KEY. Antes explicará los otros 4 tipos de </w:t>
+            </w:r>
+            <w:proofErr w:type="spellStart"/>
+            <w:r>
+              <w:t>constraint</w:t>
+            </w:r>
+            <w:proofErr w:type="spellEnd"/>
+            <w:r>
+              <w:t>.</w:t>
+            </w:r>
+          </w:p>
+        </w:tc>
+      </w:tr>
+    </w:tbl>
+    <w:p>
+      <w:pPr>
+        <w:spacing w:before="280" w:after="80"/>
+      </w:pPr>
+    </w:p>
+    <w:p>
+      <w:pPr>
+        <w:spacing w:before="280" w:after="80"/>
+      </w:pPr>
+    </w:p>
+    <w:p>
+      <w:pPr>
+        <w:pBdr>
+          <w:bottom w:val="single" w:sz="6" w:space="1" w:color="2E75B6"/>
+        </w:pBdr>
+        <w:spacing w:before="240" w:after="240"/>
+      </w:pPr>
+    </w:p>
+    <w:tbl>
+      <w:tblPr>
+        <w:tblW w:w="9360" w:type="dxa"/>
+        <w:tblBorders>
+          <w:top w:val="single" w:sz="4" w:space="0" w:color="auto"/>
+          <w:left w:val="single" w:sz="4" w:space="0" w:color="auto"/>
+          <w:bottom w:val="single" w:sz="4" w:space="0" w:color="auto"/>
+          <w:right w:val="single" w:sz="4" w:space="0" w:color="auto"/>
+          <w:insideH w:val="single" w:sz="4" w:space="0" w:color="auto"/>
+          <w:insideV w:val="single" w:sz="4" w:space="0" w:color="auto"/>
+        </w:tblBorders>
+        <w:tblCellMar>
+          <w:left w:w="10" w:type="dxa"/>
+          <w:right w:w="10" w:type="dxa"/>
+        </w:tblCellMar>
+        <w:tblLook w:val="04A0" w:firstRow="1" w:lastRow="0" w:firstColumn="1" w:lastColumn="0" w:noHBand="0" w:noVBand="1"/>
+      </w:tblPr>
+      <w:tblGrid>
+        <w:gridCol w:w="1360"/>
+        <w:gridCol w:w="8000"/>
+      </w:tblGrid>
+      <w:tr>
+        <w:tc>
+          <w:tcPr>
+            <w:tcW w:w="1360" w:type="dxa"/>
+            <w:tcBorders>
+              <w:top w:val="single" w:sz="1" w:space="0" w:color="CCCCCC"/>
+              <w:left w:val="single" w:sz="1" w:space="0" w:color="CCCCCC"/>
+              <w:bottom w:val="single" w:sz="1" w:space="0" w:color="CCCCCC"/>
+              <w:right w:val="single" w:sz="1" w:space="0" w:color="CCCCCC"/>
+            </w:tcBorders>
+            <w:shd w:val="clear" w:color="auto" w:fill="1F3864"/>
+            <w:tcMar>
+              <w:top w:w="140" w:type="dxa"/>
+              <w:left w:w="120" w:type="dxa"/>
+              <w:bottom w:w="140" w:type="dxa"/>
+              <w:right w:w="120" w:type="dxa"/>
+            </w:tcMar>
+          </w:tcPr>
+          <w:p>
+            <w:pPr>
+              <w:jc w:val="center"/>
+            </w:pPr>
+            <w:r>
+              <w:rPr>
+                <w:b/>
+                <w:bCs/>
+                <w:color w:val="FFFFFF"/>
+                <w:sz w:val="32"/>
+                <w:szCs w:val="32"/>
+              </w:rPr>
+              <w:t>P4</w:t>
+            </w:r>
+          </w:p>
+          <w:p>
+            <w:pPr>
+              <w:jc w:val="center"/>
+            </w:pPr>
+            <w:r>
+              <w:rPr>
+                <w:color w:val="BBCCEE"/>
+                <w:sz w:val="17"/>
+                <w:szCs w:val="17"/>
+              </w:rPr>
+              <w:t>35 min</w:t>
+            </w:r>
+          </w:p>
+        </w:tc>
+        <w:tc>
+          <w:tcPr>
+            <w:tcW w:w="8000" w:type="dxa"/>
+            <w:tcBorders>
+              <w:top w:val="single" w:sz="1" w:space="0" w:color="CCCCCC"/>
+              <w:left w:val="single" w:sz="1" w:space="0" w:color="CCCCCC"/>
+              <w:bottom w:val="single" w:sz="1" w:space="0" w:color="CCCCCC"/>
+              <w:right w:val="single" w:sz="1" w:space="0" w:color="CCCCCC"/>
+            </w:tcBorders>
+            <w:shd w:val="clear" w:color="auto" w:fill="D6E4F0"/>
+            <w:tcMar>
+              <w:top w:w="140" w:type="dxa"/>
+              <w:left w:w="200" w:type="dxa"/>
+              <w:bottom w:w="140" w:type="dxa"/>
+              <w:right w:w="140" w:type="dxa"/>
+            </w:tcMar>
+          </w:tcPr>
+          <w:p>
+            <w:r>
+              <w:rPr>
+                <w:b/>
+                <w:bCs/>
+                <w:color w:val="1F3864"/>
+                <w:sz w:val="26"/>
+                <w:szCs w:val="26"/>
+              </w:rPr>
+              <w:t>Completar el Esquema + ALTER TABLE y DROP</w:t>
+            </w:r>
+          </w:p>
+          <w:p>
+            <w:pPr>
+              <w:spacing w:before="40"/>
+            </w:pPr>
+            <w:r>
+              <w:rPr>
+                <w:i/>
+                <w:iCs/>
+                <w:sz w:val="19"/>
+                <w:szCs w:val="19"/>
+              </w:rPr>
+              <w:t>Crea MANTENIMIENTO, MOVIMIENTO, NOTIFICACION y AUDITORIA. Luego demuestra ALTER TABLE, DROP y RECYCLEBIN sobre el esquema con datos.</w:t>
+            </w:r>
+          </w:p>
+        </w:tc>
+      </w:tr>
+    </w:tbl>
+    <w:p>
+      <w:pPr>
+        <w:spacing w:before="160" w:after="80"/>
+      </w:pPr>
+    </w:p>
+    <w:p>
+      <w:pPr>
+        <w:spacing w:before="360" w:after="160"/>
+      </w:pPr>
+      <w:r>
+        <w:rPr>
+          <w:b/>
+          <w:bCs/>
+          <w:color w:val="1F3864"/>
+          <w:sz w:val="34"/>
+          <w:szCs w:val="34"/>
+        </w:rPr>
+        <w:t>Práctica P4 — Las 4 tablas de soporte</w:t>
+      </w:r>
+    </w:p>
+    <w:p>
+      <w:pPr>
+        <w:spacing w:before="280" w:after="120"/>
+        <w:rPr>
+          <w:lang w:val="en-US"/>
+        </w:rPr>
+      </w:pPr>
+      <w:r>
+        <w:rPr>
+          <w:b/>
+          <w:bCs/>
+          <w:color w:val="2E75B6"/>
+          <w:sz w:val="26"/>
+          <w:szCs w:val="26"/>
+          <w:lang w:val="en-US"/>
+        </w:rPr>
+        <w:t>MANTENIMIENTO</w:t>
+      </w:r>
+    </w:p>
+    <w:p>
+      <w:pPr>
+        <w:shd w:val="clear" w:color="auto" w:fill="1E1E1E"/>
+        <w:spacing w:before="120"/>
+        <w:rPr>
+          <w:lang w:val="en-US"/>
+        </w:rPr>
+      </w:pPr>
+    </w:p>
+    <w:p>
+      <w:pPr>
+        <w:shd w:val="clear" w:color="auto" w:fill="1E1E1E"/>
+        <w:ind w:left="200"/>
+        <w:rPr>
+          <w:lang w:val="en-US"/>
+        </w:rPr>
+      </w:pPr>
+      <w:r>
+        <w:rPr>
+          <w:rFonts w:ascii="Courier New" w:eastAsia="Courier New" w:hAnsi="Courier New" w:cs="Courier New"/>
+          <w:color w:val="D4D4D4"/>
+          <w:sz w:val="18"/>
+          <w:szCs w:val="18"/>
+          <w:lang w:val="en-US"/>
+        </w:rPr>
+        <w:t>CREATE TABLE MANTENIMIENTO (</w:t>
+      </w:r>
+    </w:p>
+    <w:p>
+      <w:pPr>
+        <w:shd w:val="clear" w:color="auto" w:fill="1E1E1E"/>
+        <w:ind w:left="200"/>
+        <w:rPr>
+          <w:lang w:val="en-US"/>
+        </w:rPr>
+      </w:pPr>
+      <w:r>
+        <w:rPr>
+          <w:rFonts w:ascii="Courier New" w:eastAsia="Courier New" w:hAnsi="Courier New" w:cs="Courier New"/>
+          <w:color w:val="D4D4D4"/>
+          <w:sz w:val="18"/>
+          <w:szCs w:val="18"/>
+          <w:lang w:val="en-US"/>
+        </w:rPr>
+        <w:t xml:space="preserve">    ID_MAN   </w:t>
+      </w:r>
+      <w:proofErr w:type="gramStart"/>
+      <w:r>
+        <w:rPr>
+          <w:rFonts w:ascii="Courier New" w:eastAsia="Courier New" w:hAnsi="Courier New" w:cs="Courier New"/>
+          <w:color w:val="D4D4D4"/>
+          <w:sz w:val="18"/>
+          <w:szCs w:val="18"/>
+          <w:lang w:val="en-US"/>
+        </w:rPr>
+        <w:t>NUMBER(</w:t>
+      </w:r>
+      <w:proofErr w:type="gramEnd"/>
+      <w:r>
+        <w:rPr>
+          <w:rFonts w:ascii="Courier New" w:eastAsia="Courier New" w:hAnsi="Courier New" w:cs="Courier New"/>
+          <w:color w:val="D4D4D4"/>
+          <w:sz w:val="18"/>
+          <w:szCs w:val="18"/>
+          <w:lang w:val="en-US"/>
+        </w:rPr>
+        <w:t>10</w:t>
+      </w:r>
+      <w:proofErr w:type="gramStart"/>
+      <w:r>
+        <w:rPr>
+          <w:rFonts w:ascii="Courier New" w:eastAsia="Courier New" w:hAnsi="Courier New" w:cs="Courier New"/>
+          <w:color w:val="D4D4D4"/>
+          <w:sz w:val="18"/>
+          <w:szCs w:val="18"/>
+          <w:lang w:val="en-US"/>
+        </w:rPr>
+        <w:t>)  PRIMARY</w:t>
+      </w:r>
+      <w:proofErr w:type="gramEnd"/>
+      <w:r>
+        <w:rPr>
+          <w:rFonts w:ascii="Courier New" w:eastAsia="Courier New" w:hAnsi="Courier New" w:cs="Courier New"/>
+          <w:color w:val="D4D4D4"/>
+          <w:sz w:val="18"/>
+          <w:szCs w:val="18"/>
+          <w:lang w:val="en-US"/>
+        </w:rPr>
+        <w:t xml:space="preserve"> KEY,</w:t>
+      </w:r>
+    </w:p>
+    <w:p>
+      <w:pPr>
+        <w:shd w:val="clear" w:color="auto" w:fill="1E1E1E"/>
+        <w:ind w:left="200"/>
+        <w:rPr>
+          <w:lang w:val="en-US"/>
+        </w:rPr>
+      </w:pPr>
+      <w:r>
+        <w:rPr>
+          <w:rFonts w:ascii="Courier New" w:eastAsia="Courier New" w:hAnsi="Courier New" w:cs="Courier New"/>
+          <w:color w:val="D4D4D4"/>
+          <w:sz w:val="18"/>
+          <w:szCs w:val="18"/>
+          <w:lang w:val="en-US"/>
+        </w:rPr>
+        <w:t xml:space="preserve">    TIP_</w:t>
+      </w:r>
+      <w:proofErr w:type="gramStart"/>
+      <w:r>
+        <w:rPr>
+          <w:rFonts w:ascii="Courier New" w:eastAsia="Courier New" w:hAnsi="Courier New" w:cs="Courier New"/>
+          <w:color w:val="D4D4D4"/>
+          <w:sz w:val="18"/>
+          <w:szCs w:val="18"/>
+          <w:lang w:val="en-US"/>
+        </w:rPr>
+        <w:t>MAN  VARCHAR</w:t>
+      </w:r>
+      <w:proofErr w:type="gramEnd"/>
+      <w:r>
+        <w:rPr>
+          <w:rFonts w:ascii="Courier New" w:eastAsia="Courier New" w:hAnsi="Courier New" w:cs="Courier New"/>
+          <w:color w:val="D4D4D4"/>
+          <w:sz w:val="18"/>
+          <w:szCs w:val="18"/>
+          <w:lang w:val="en-US"/>
+        </w:rPr>
+        <w:t>(20</w:t>
+      </w:r>
+      <w:proofErr w:type="gramStart"/>
+      <w:r>
+        <w:rPr>
+          <w:rFonts w:ascii="Courier New" w:eastAsia="Courier New" w:hAnsi="Courier New" w:cs="Courier New"/>
+          <w:color w:val="D4D4D4"/>
+          <w:sz w:val="18"/>
+          <w:szCs w:val="18"/>
+          <w:lang w:val="en-US"/>
+        </w:rPr>
+        <w:t>)  NOT</w:t>
+      </w:r>
+      <w:proofErr w:type="gramEnd"/>
+      <w:r>
+        <w:rPr>
+          <w:rFonts w:ascii="Courier New" w:eastAsia="Courier New" w:hAnsi="Courier New" w:cs="Courier New"/>
+          <w:color w:val="D4D4D4"/>
+          <w:sz w:val="18"/>
+          <w:szCs w:val="18"/>
+          <w:lang w:val="en-US"/>
+        </w:rPr>
+        <w:t xml:space="preserve"> NULL</w:t>
+      </w:r>
+    </w:p>
+    <w:p>
+      <w:pPr>
+        <w:shd w:val="clear" w:color="auto" w:fill="1E1E1E"/>
+        <w:ind w:left="200"/>
+        <w:rPr>
+          <w:lang w:val="en-US"/>
+        </w:rPr>
+      </w:pPr>
+    </w:p>
+    <w:p>
+      <w:pPr>
+        <w:shd w:val="clear" w:color="auto" w:fill="1E1E1E"/>
+        <w:ind w:left="200"/>
+        <w:rPr>
+          <w:lang w:val="en-US"/>
+        </w:rPr>
+      </w:pPr>
+      <w:r>
+        <w:rPr>
+          <w:rFonts w:ascii="Courier New" w:eastAsia="Courier New" w:hAnsi="Courier New" w:cs="Courier New"/>
+          <w:color w:val="D4D4D4"/>
+          <w:sz w:val="18"/>
+          <w:szCs w:val="18"/>
+          <w:lang w:val="en-US"/>
+        </w:rPr>
+        <w:t xml:space="preserve">                              CHECK (TIP_MAN IN ('PREVENTIVO','CORRECTIVO','PREDICTIVO')),</w:t>
+      </w:r>
+    </w:p>
+    <w:p>
+      <w:pPr>
+        <w:shd w:val="clear" w:color="auto" w:fill="1E1E1E"/>
+        <w:ind w:left="200"/>
+        <w:rPr>
+          <w:lang w:val="en-US"/>
+        </w:rPr>
+      </w:pPr>
+      <w:r>
+        <w:rPr>
+          <w:rFonts w:ascii="Courier New" w:eastAsia="Courier New" w:hAnsi="Courier New" w:cs="Courier New"/>
+          <w:color w:val="D4D4D4"/>
+          <w:sz w:val="18"/>
+          <w:szCs w:val="18"/>
+          <w:lang w:val="en-US"/>
+        </w:rPr>
+        <w:t xml:space="preserve">    FEC_</w:t>
+      </w:r>
+      <w:proofErr w:type="gramStart"/>
+      <w:r>
+        <w:rPr>
+          <w:rFonts w:ascii="Courier New" w:eastAsia="Courier New" w:hAnsi="Courier New" w:cs="Courier New"/>
+          <w:color w:val="D4D4D4"/>
+          <w:sz w:val="18"/>
+          <w:szCs w:val="18"/>
+          <w:lang w:val="en-US"/>
+        </w:rPr>
+        <w:t>INI  DATE</w:t>
+      </w:r>
+      <w:proofErr w:type="gramEnd"/>
+      <w:r>
+        <w:rPr>
+          <w:rFonts w:ascii="Courier New" w:eastAsia="Courier New" w:hAnsi="Courier New" w:cs="Courier New"/>
+          <w:color w:val="D4D4D4"/>
+          <w:sz w:val="18"/>
+          <w:szCs w:val="18"/>
+          <w:lang w:val="en-US"/>
+        </w:rPr>
+        <w:t xml:space="preserve">  NOT NULL,</w:t>
+      </w:r>
+    </w:p>
+    <w:p>
+      <w:pPr>
+        <w:shd w:val="clear" w:color="auto" w:fill="1E1E1E"/>
+        <w:ind w:left="200"/>
+      </w:pPr>
+      <w:r>
+        <w:rPr>
+          <w:rFonts w:ascii="Courier New" w:eastAsia="Courier New" w:hAnsi="Courier New" w:cs="Courier New"/>
+          <w:color w:val="D4D4D4"/>
+          <w:sz w:val="18"/>
+          <w:szCs w:val="18"/>
+          <w:lang w:val="en-US"/>
+        </w:rPr>
+        <w:t xml:space="preserve">    </w:t>
+      </w:r>
+      <w:r>
+        <w:rPr>
+          <w:rFonts w:ascii="Courier New" w:eastAsia="Courier New" w:hAnsi="Courier New" w:cs="Courier New"/>
+          <w:color w:val="D4D4D4"/>
+          <w:sz w:val="18"/>
+          <w:szCs w:val="18"/>
+        </w:rPr>
+        <w:t>FEC_</w:t>
+      </w:r>
+      <w:proofErr w:type="gramStart"/>
+      <w:r>
+        <w:rPr>
+          <w:rFonts w:ascii="Courier New" w:eastAsia="Courier New" w:hAnsi="Courier New" w:cs="Courier New"/>
+          <w:color w:val="D4D4D4"/>
+          <w:sz w:val="18"/>
+          <w:szCs w:val="18"/>
+        </w:rPr>
+        <w:t>FIN  DATE</w:t>
+      </w:r>
+      <w:proofErr w:type="gramEnd"/>
+      <w:r>
+        <w:rPr>
+          <w:rFonts w:ascii="Courier New" w:eastAsia="Courier New" w:hAnsi="Courier New" w:cs="Courier New"/>
+          <w:color w:val="D4D4D4"/>
+          <w:sz w:val="18"/>
+          <w:szCs w:val="18"/>
+        </w:rPr>
+        <w:t>,         -- NULL si sigue en curso</w:t>
+      </w:r>
+    </w:p>
+    <w:p>
+      <w:pPr>
+        <w:shd w:val="clear" w:color="auto" w:fill="1E1E1E"/>
+        <w:ind w:left="200"/>
+        <w:rPr>
+          <w:lang w:val="en-US"/>
+        </w:rPr>
+      </w:pPr>
+      <w:r>
+        <w:rPr>
+          <w:rFonts w:ascii="Courier New" w:eastAsia="Courier New" w:hAnsi="Courier New" w:cs="Courier New"/>
+          <w:color w:val="D4D4D4"/>
+          <w:sz w:val="18"/>
+          <w:szCs w:val="18"/>
+        </w:rPr>
+        <w:t xml:space="preserve">    </w:t>
+      </w:r>
+      <w:r>
+        <w:rPr>
+          <w:rFonts w:ascii="Courier New" w:eastAsia="Courier New" w:hAnsi="Courier New" w:cs="Courier New"/>
+          <w:color w:val="D4D4D4"/>
+          <w:sz w:val="18"/>
+          <w:szCs w:val="18"/>
+          <w:lang w:val="en-US"/>
+        </w:rPr>
+        <w:t>COS_</w:t>
+      </w:r>
+      <w:proofErr w:type="gramStart"/>
+      <w:r>
+        <w:rPr>
+          <w:rFonts w:ascii="Courier New" w:eastAsia="Courier New" w:hAnsi="Courier New" w:cs="Courier New"/>
+          <w:color w:val="D4D4D4"/>
+          <w:sz w:val="18"/>
+          <w:szCs w:val="18"/>
+          <w:lang w:val="en-US"/>
+        </w:rPr>
+        <w:t>MAN  DECIMAL</w:t>
+      </w:r>
+      <w:proofErr w:type="gramEnd"/>
+      <w:r>
+        <w:rPr>
+          <w:rFonts w:ascii="Courier New" w:eastAsia="Courier New" w:hAnsi="Courier New" w:cs="Courier New"/>
+          <w:color w:val="D4D4D4"/>
+          <w:sz w:val="18"/>
+          <w:szCs w:val="18"/>
+          <w:lang w:val="en-US"/>
+        </w:rPr>
+        <w:t>(10,2),</w:t>
+      </w:r>
+    </w:p>
+    <w:p>
+      <w:pPr>
+        <w:shd w:val="clear" w:color="auto" w:fill="1E1E1E"/>
+        <w:ind w:left="200"/>
+        <w:rPr>
+          <w:lang w:val="en-US"/>
+        </w:rPr>
+      </w:pPr>
+      <w:r>
+        <w:rPr>
+          <w:rFonts w:ascii="Courier New" w:eastAsia="Courier New" w:hAnsi="Courier New" w:cs="Courier New"/>
+          <w:color w:val="D4D4D4"/>
+          <w:sz w:val="18"/>
+          <w:szCs w:val="18"/>
+          <w:lang w:val="en-US"/>
+        </w:rPr>
+        <w:t xml:space="preserve">    ID_ART   </w:t>
+      </w:r>
+      <w:proofErr w:type="gramStart"/>
+      <w:r>
+        <w:rPr>
+          <w:rFonts w:ascii="Courier New" w:eastAsia="Courier New" w:hAnsi="Courier New" w:cs="Courier New"/>
+          <w:color w:val="D4D4D4"/>
+          <w:sz w:val="18"/>
+          <w:szCs w:val="18"/>
+          <w:lang w:val="en-US"/>
+        </w:rPr>
+        <w:t>NUMBER(</w:t>
+      </w:r>
+      <w:proofErr w:type="gramEnd"/>
+      <w:r>
+        <w:rPr>
+          <w:rFonts w:ascii="Courier New" w:eastAsia="Courier New" w:hAnsi="Courier New" w:cs="Courier New"/>
+          <w:color w:val="D4D4D4"/>
+          <w:sz w:val="18"/>
+          <w:szCs w:val="18"/>
+          <w:lang w:val="en-US"/>
+        </w:rPr>
+        <w:t>10</w:t>
+      </w:r>
+      <w:proofErr w:type="gramStart"/>
+      <w:r>
+        <w:rPr>
+          <w:rFonts w:ascii="Courier New" w:eastAsia="Courier New" w:hAnsi="Courier New" w:cs="Courier New"/>
+          <w:color w:val="D4D4D4"/>
+          <w:sz w:val="18"/>
+          <w:szCs w:val="18"/>
+          <w:lang w:val="en-US"/>
+        </w:rPr>
+        <w:t>)  NOT</w:t>
+      </w:r>
+      <w:proofErr w:type="gramEnd"/>
+      <w:r>
+        <w:rPr>
+          <w:rFonts w:ascii="Courier New" w:eastAsia="Courier New" w:hAnsi="Courier New" w:cs="Courier New"/>
+          <w:color w:val="D4D4D4"/>
+          <w:sz w:val="18"/>
+          <w:szCs w:val="18"/>
+          <w:lang w:val="en-US"/>
+        </w:rPr>
+        <w:t xml:space="preserve"> NULL,</w:t>
+      </w:r>
+    </w:p>
+    <w:p>
+      <w:pPr>
+        <w:shd w:val="clear" w:color="auto" w:fill="1E1E1E"/>
+        <w:ind w:left="200"/>
+        <w:rPr>
+          <w:lang w:val="en-US"/>
+        </w:rPr>
+      </w:pPr>
+      <w:r>
+        <w:rPr>
+          <w:rFonts w:ascii="Courier New" w:eastAsia="Courier New" w:hAnsi="Courier New" w:cs="Courier New"/>
+          <w:color w:val="D4D4D4"/>
+          <w:sz w:val="18"/>
+          <w:szCs w:val="18"/>
+          <w:lang w:val="en-US"/>
+        </w:rPr>
+        <w:t xml:space="preserve">    ID_USU   </w:t>
+      </w:r>
+      <w:proofErr w:type="gramStart"/>
+      <w:r>
+        <w:rPr>
+          <w:rFonts w:ascii="Courier New" w:eastAsia="Courier New" w:hAnsi="Courier New" w:cs="Courier New"/>
+          <w:color w:val="D4D4D4"/>
+          <w:sz w:val="18"/>
+          <w:szCs w:val="18"/>
+          <w:lang w:val="en-US"/>
+        </w:rPr>
+        <w:t>NUMBER(</w:t>
+      </w:r>
+      <w:proofErr w:type="gramEnd"/>
+      <w:r>
+        <w:rPr>
+          <w:rFonts w:ascii="Courier New" w:eastAsia="Courier New" w:hAnsi="Courier New" w:cs="Courier New"/>
+          <w:color w:val="D4D4D4"/>
+          <w:sz w:val="18"/>
+          <w:szCs w:val="18"/>
+          <w:lang w:val="en-US"/>
+        </w:rPr>
+        <w:t>10</w:t>
+      </w:r>
+      <w:proofErr w:type="gramStart"/>
+      <w:r>
+        <w:rPr>
+          <w:rFonts w:ascii="Courier New" w:eastAsia="Courier New" w:hAnsi="Courier New" w:cs="Courier New"/>
+          <w:color w:val="D4D4D4"/>
+          <w:sz w:val="18"/>
+          <w:szCs w:val="18"/>
+          <w:lang w:val="en-US"/>
+        </w:rPr>
+        <w:t>)  NOT</w:t>
+      </w:r>
+      <w:proofErr w:type="gramEnd"/>
+      <w:r>
+        <w:rPr>
+          <w:rFonts w:ascii="Courier New" w:eastAsia="Courier New" w:hAnsi="Courier New" w:cs="Courier New"/>
+          <w:color w:val="D4D4D4"/>
+          <w:sz w:val="18"/>
+          <w:szCs w:val="18"/>
+          <w:lang w:val="en-US"/>
+        </w:rPr>
+        <w:t xml:space="preserve"> NULL,</w:t>
+      </w:r>
+    </w:p>
+    <w:p>
+      <w:pPr>
+        <w:shd w:val="clear" w:color="auto" w:fill="1E1E1E"/>
+        <w:ind w:left="200"/>
+        <w:rPr>
+          <w:lang w:val="en-US"/>
+        </w:rPr>
+      </w:pPr>
+      <w:r>
+        <w:rPr>
+          <w:rFonts w:ascii="Courier New" w:eastAsia="Courier New" w:hAnsi="Courier New" w:cs="Courier New"/>
+          <w:color w:val="D4D4D4"/>
+          <w:sz w:val="18"/>
+          <w:szCs w:val="18"/>
+          <w:lang w:val="en-US"/>
+        </w:rPr>
+        <w:t xml:space="preserve">  FOREIGN KEY (ID_ART) REFERENCES ARTICULO(ID_ART),</w:t>
+      </w:r>
+    </w:p>
+    <w:p>
+      <w:pPr>
+        <w:shd w:val="clear" w:color="auto" w:fill="1E1E1E"/>
+        <w:ind w:left="200"/>
+      </w:pPr>
+      <w:r>
+        <w:rPr>
+          <w:rFonts w:ascii="Courier New" w:eastAsia="Courier New" w:hAnsi="Courier New" w:cs="Courier New"/>
+          <w:color w:val="D4D4D4"/>
+          <w:sz w:val="18"/>
+          <w:szCs w:val="18"/>
+          <w:lang w:val="en-US"/>
+        </w:rPr>
+        <w:t xml:space="preserve">  </w:t>
+      </w:r>
+      <w:r>
+        <w:rPr>
+          <w:rFonts w:ascii="Courier New" w:eastAsia="Courier New" w:hAnsi="Courier New" w:cs="Courier New"/>
+          <w:color w:val="D4D4D4"/>
+          <w:sz w:val="18"/>
+          <w:szCs w:val="18"/>
+        </w:rPr>
+        <w:t>FOREIGN KEY (ID_USU) REFERENCES USUARIO(ID_USU)</w:t>
+      </w:r>
+    </w:p>
+    <w:p>
+      <w:pPr>
+        <w:shd w:val="clear" w:color="auto" w:fill="1E1E1E"/>
+        <w:ind w:left="200"/>
+      </w:pPr>
+      <w:r>
+        <w:rPr>
+          <w:rFonts w:ascii="Courier New" w:eastAsia="Courier New" w:hAnsi="Courier New" w:cs="Courier New"/>
+          <w:color w:val="D4D4D4"/>
+          <w:sz w:val="18"/>
+          <w:szCs w:val="18"/>
+        </w:rPr>
+        <w:t>);</w:t>
+      </w:r>
+    </w:p>
+    <w:p>
+      <w:pPr>
+        <w:shd w:val="clear" w:color="auto" w:fill="1E1E1E"/>
+        <w:spacing w:after="120"/>
+      </w:pPr>
+    </w:p>
+    <w:p>
+      <w:pPr>
+        <w:spacing w:before="280" w:after="120"/>
+      </w:pPr>
+      <w:r>
+        <w:rPr>
+          <w:b/>
+          <w:bCs/>
+          <w:color w:val="2E75B6"/>
+          <w:sz w:val="26"/>
+          <w:szCs w:val="26"/>
+        </w:rPr>
+        <w:t>MOVIMIENTO — dos FK hacia la misma tabla</w:t>
+      </w:r>
+    </w:p>
+    <w:p>
+      <w:pPr>
+        <w:spacing w:before="60" w:after="60"/>
+      </w:pPr>
+      <w:r>
+        <w:t>ID_UBI_ORI e ID_UBI_</w:t>
+      </w:r>
+      <w:proofErr w:type="gramStart"/>
+      <w:r>
+        <w:t>DES apuntan</w:t>
+      </w:r>
+      <w:proofErr w:type="gramEnd"/>
+      <w:r>
+        <w:t xml:space="preserve"> ambas a UBICACION. Cada FK lleva nombre </w:t>
+      </w:r>
+      <w:proofErr w:type="gramStart"/>
+      <w:r>
+        <w:t>diferente</w:t>
+      </w:r>
+      <w:proofErr w:type="gramEnd"/>
+      <w:r>
+        <w:t xml:space="preserve"> aunque vayan al mismo padre.</w:t>
+      </w:r>
+    </w:p>
+    <w:p>
+      <w:pPr>
+        <w:shd w:val="clear" w:color="auto" w:fill="1E1E1E"/>
+        <w:spacing w:before="120"/>
+      </w:pPr>
+    </w:p>
+    <w:p>
+      <w:pPr>
+        <w:shd w:val="clear" w:color="auto" w:fill="1E1E1E"/>
+        <w:ind w:left="200"/>
+        <w:rPr>
+          <w:lang w:val="en-US"/>
+        </w:rPr>
+      </w:pPr>
+      <w:r>
+        <w:rPr>
+          <w:rFonts w:ascii="Courier New" w:eastAsia="Courier New" w:hAnsi="Courier New" w:cs="Courier New"/>
+          <w:color w:val="D4D4D4"/>
+          <w:sz w:val="18"/>
+          <w:szCs w:val="18"/>
+          <w:lang w:val="en-US"/>
+        </w:rPr>
+        <w:t>CREATE TABLE MOVIMIENTO (</w:t>
+      </w:r>
+    </w:p>
+    <w:p>
+      <w:pPr>
+        <w:shd w:val="clear" w:color="auto" w:fill="1E1E1E"/>
+        <w:ind w:left="200"/>
+        <w:rPr>
+          <w:lang w:val="en-US"/>
+        </w:rPr>
+      </w:pPr>
+      <w:r>
+        <w:rPr>
+          <w:rFonts w:ascii="Courier New" w:eastAsia="Courier New" w:hAnsi="Courier New" w:cs="Courier New"/>
+          <w:color w:val="D4D4D4"/>
+          <w:sz w:val="18"/>
+          <w:szCs w:val="18"/>
+          <w:lang w:val="en-US"/>
+        </w:rPr>
+        <w:t xml:space="preserve">    ID_MOV      </w:t>
+      </w:r>
+      <w:proofErr w:type="gramStart"/>
+      <w:r>
+        <w:rPr>
+          <w:rFonts w:ascii="Courier New" w:eastAsia="Courier New" w:hAnsi="Courier New" w:cs="Courier New"/>
+          <w:color w:val="D4D4D4"/>
+          <w:sz w:val="18"/>
+          <w:szCs w:val="18"/>
+          <w:lang w:val="en-US"/>
+        </w:rPr>
+        <w:t>NUMBER(</w:t>
+      </w:r>
+      <w:proofErr w:type="gramEnd"/>
+      <w:r>
+        <w:rPr>
+          <w:rFonts w:ascii="Courier New" w:eastAsia="Courier New" w:hAnsi="Courier New" w:cs="Courier New"/>
+          <w:color w:val="D4D4D4"/>
+          <w:sz w:val="18"/>
+          <w:szCs w:val="18"/>
+          <w:lang w:val="en-US"/>
+        </w:rPr>
+        <w:t>10</w:t>
+      </w:r>
+      <w:proofErr w:type="gramStart"/>
+      <w:r>
+        <w:rPr>
+          <w:rFonts w:ascii="Courier New" w:eastAsia="Courier New" w:hAnsi="Courier New" w:cs="Courier New"/>
+          <w:color w:val="D4D4D4"/>
+          <w:sz w:val="18"/>
+          <w:szCs w:val="18"/>
+          <w:lang w:val="en-US"/>
+        </w:rPr>
+        <w:t>)  PRIMARY</w:t>
+      </w:r>
+      <w:proofErr w:type="gramEnd"/>
+      <w:r>
+        <w:rPr>
+          <w:rFonts w:ascii="Courier New" w:eastAsia="Courier New" w:hAnsi="Courier New" w:cs="Courier New"/>
+          <w:color w:val="D4D4D4"/>
+          <w:sz w:val="18"/>
+          <w:szCs w:val="18"/>
+          <w:lang w:val="en-US"/>
+        </w:rPr>
+        <w:t xml:space="preserve"> KEY,</w:t>
+      </w:r>
+    </w:p>
+    <w:p>
+      <w:pPr>
+        <w:shd w:val="clear" w:color="auto" w:fill="1E1E1E"/>
+        <w:ind w:left="200"/>
+        <w:rPr>
+          <w:lang w:val="en-US"/>
+        </w:rPr>
+      </w:pPr>
+      <w:r>
+        <w:rPr>
+          <w:rFonts w:ascii="Courier New" w:eastAsia="Courier New" w:hAnsi="Courier New" w:cs="Courier New"/>
+          <w:color w:val="D4D4D4"/>
+          <w:sz w:val="18"/>
+          <w:szCs w:val="18"/>
+          <w:lang w:val="en-US"/>
+        </w:rPr>
+        <w:t xml:space="preserve">    FEC_MOV     </w:t>
+      </w:r>
+      <w:proofErr w:type="gramStart"/>
+      <w:r>
+        <w:rPr>
+          <w:rFonts w:ascii="Courier New" w:eastAsia="Courier New" w:hAnsi="Courier New" w:cs="Courier New"/>
+          <w:color w:val="D4D4D4"/>
+          <w:sz w:val="18"/>
+          <w:szCs w:val="18"/>
+          <w:lang w:val="en-US"/>
+        </w:rPr>
+        <w:t>DATE  NOT</w:t>
+      </w:r>
+      <w:proofErr w:type="gramEnd"/>
+      <w:r>
+        <w:rPr>
+          <w:rFonts w:ascii="Courier New" w:eastAsia="Courier New" w:hAnsi="Courier New" w:cs="Courier New"/>
+          <w:color w:val="D4D4D4"/>
+          <w:sz w:val="18"/>
+          <w:szCs w:val="18"/>
+          <w:lang w:val="en-US"/>
+        </w:rPr>
+        <w:t xml:space="preserve"> NULL,</w:t>
+      </w:r>
+    </w:p>
+    <w:p>
+      <w:pPr>
+        <w:shd w:val="clear" w:color="auto" w:fill="1E1E1E"/>
+        <w:ind w:left="200"/>
+        <w:rPr>
+          <w:lang w:val="en-US"/>
+        </w:rPr>
+      </w:pPr>
+      <w:r>
+        <w:rPr>
+          <w:rFonts w:ascii="Courier New" w:eastAsia="Courier New" w:hAnsi="Courier New" w:cs="Courier New"/>
+          <w:color w:val="D4D4D4"/>
+          <w:sz w:val="18"/>
+          <w:szCs w:val="18"/>
+          <w:lang w:val="en-US"/>
+        </w:rPr>
+        <w:t xml:space="preserve">    TIP_MOV     </w:t>
+      </w:r>
+      <w:proofErr w:type="gramStart"/>
+      <w:r>
+        <w:rPr>
+          <w:rFonts w:ascii="Courier New" w:eastAsia="Courier New" w:hAnsi="Courier New" w:cs="Courier New"/>
+          <w:color w:val="D4D4D4"/>
+          <w:sz w:val="18"/>
+          <w:szCs w:val="18"/>
+          <w:lang w:val="en-US"/>
+        </w:rPr>
+        <w:t>VARCHAR(</w:t>
+      </w:r>
+      <w:proofErr w:type="gramEnd"/>
+      <w:r>
+        <w:rPr>
+          <w:rFonts w:ascii="Courier New" w:eastAsia="Courier New" w:hAnsi="Courier New" w:cs="Courier New"/>
+          <w:color w:val="D4D4D4"/>
+          <w:sz w:val="18"/>
+          <w:szCs w:val="18"/>
+          <w:lang w:val="en-US"/>
+        </w:rPr>
+        <w:t>20</w:t>
+      </w:r>
+      <w:proofErr w:type="gramStart"/>
+      <w:r>
+        <w:rPr>
+          <w:rFonts w:ascii="Courier New" w:eastAsia="Courier New" w:hAnsi="Courier New" w:cs="Courier New"/>
+          <w:color w:val="D4D4D4"/>
+          <w:sz w:val="18"/>
+          <w:szCs w:val="18"/>
+          <w:lang w:val="en-US"/>
+        </w:rPr>
+        <w:t>)  NOT</w:t>
+      </w:r>
+      <w:proofErr w:type="gramEnd"/>
+      <w:r>
+        <w:rPr>
+          <w:rFonts w:ascii="Courier New" w:eastAsia="Courier New" w:hAnsi="Courier New" w:cs="Courier New"/>
+          <w:color w:val="D4D4D4"/>
+          <w:sz w:val="18"/>
+          <w:szCs w:val="18"/>
+          <w:lang w:val="en-US"/>
+        </w:rPr>
+        <w:t xml:space="preserve"> NULL,</w:t>
+      </w:r>
+    </w:p>
+    <w:p>
+      <w:pPr>
+        <w:shd w:val="clear" w:color="auto" w:fill="1E1E1E"/>
+        <w:ind w:left="200"/>
+      </w:pPr>
+      <w:r>
+        <w:rPr>
+          <w:rFonts w:ascii="Courier New" w:eastAsia="Courier New" w:hAnsi="Courier New" w:cs="Courier New"/>
+          <w:color w:val="D4D4D4"/>
+          <w:sz w:val="18"/>
+          <w:szCs w:val="18"/>
+          <w:lang w:val="en-US"/>
+        </w:rPr>
+        <w:t xml:space="preserve">    </w:t>
+      </w:r>
+      <w:r>
+        <w:rPr>
+          <w:rFonts w:ascii="Courier New" w:eastAsia="Courier New" w:hAnsi="Courier New" w:cs="Courier New"/>
+          <w:color w:val="D4D4D4"/>
+          <w:sz w:val="18"/>
+          <w:szCs w:val="18"/>
+        </w:rPr>
+        <w:t>ID_UBI_</w:t>
+      </w:r>
+      <w:proofErr w:type="gramStart"/>
+      <w:r>
+        <w:rPr>
+          <w:rFonts w:ascii="Courier New" w:eastAsia="Courier New" w:hAnsi="Courier New" w:cs="Courier New"/>
+          <w:color w:val="D4D4D4"/>
+          <w:sz w:val="18"/>
+          <w:szCs w:val="18"/>
+        </w:rPr>
+        <w:t>ORI  NUMBER</w:t>
+      </w:r>
+      <w:proofErr w:type="gramEnd"/>
+      <w:r>
+        <w:rPr>
+          <w:rFonts w:ascii="Courier New" w:eastAsia="Courier New" w:hAnsi="Courier New" w:cs="Courier New"/>
+          <w:color w:val="D4D4D4"/>
+          <w:sz w:val="18"/>
+          <w:szCs w:val="18"/>
+        </w:rPr>
+        <w:t>(10), -- origen del traslado</w:t>
+      </w:r>
+    </w:p>
+    <w:p>
+      <w:pPr>
+        <w:shd w:val="clear" w:color="auto" w:fill="1E1E1E"/>
+        <w:ind w:left="200"/>
+      </w:pPr>
+      <w:r>
+        <w:rPr>
+          <w:rFonts w:ascii="Courier New" w:eastAsia="Courier New" w:hAnsi="Courier New" w:cs="Courier New"/>
+          <w:color w:val="D4D4D4"/>
+          <w:sz w:val="18"/>
+          <w:szCs w:val="18"/>
+        </w:rPr>
+        <w:t xml:space="preserve">    ID_UBI_</w:t>
+      </w:r>
+      <w:proofErr w:type="gramStart"/>
+      <w:r>
+        <w:rPr>
+          <w:rFonts w:ascii="Courier New" w:eastAsia="Courier New" w:hAnsi="Courier New" w:cs="Courier New"/>
+          <w:color w:val="D4D4D4"/>
+          <w:sz w:val="18"/>
+          <w:szCs w:val="18"/>
+        </w:rPr>
+        <w:t>DES  NUMBER</w:t>
+      </w:r>
+      <w:proofErr w:type="gramEnd"/>
+      <w:r>
+        <w:rPr>
+          <w:rFonts w:ascii="Courier New" w:eastAsia="Courier New" w:hAnsi="Courier New" w:cs="Courier New"/>
+          <w:color w:val="D4D4D4"/>
+          <w:sz w:val="18"/>
+          <w:szCs w:val="18"/>
+        </w:rPr>
+        <w:t>(10), -- destino del traslado</w:t>
+      </w:r>
+    </w:p>
+    <w:p>
+      <w:pPr>
+        <w:shd w:val="clear" w:color="auto" w:fill="1E1E1E"/>
+        <w:ind w:left="200"/>
+        <w:rPr>
+          <w:lang w:val="en-US"/>
+        </w:rPr>
+      </w:pPr>
+      <w:r>
+        <w:rPr>
+          <w:rFonts w:ascii="Courier New" w:eastAsia="Courier New" w:hAnsi="Courier New" w:cs="Courier New"/>
+          <w:color w:val="D4D4D4"/>
+          <w:sz w:val="18"/>
+          <w:szCs w:val="18"/>
+        </w:rPr>
+        <w:t xml:space="preserve">    </w:t>
+      </w:r>
+      <w:r>
+        <w:rPr>
+          <w:rFonts w:ascii="Courier New" w:eastAsia="Courier New" w:hAnsi="Courier New" w:cs="Courier New"/>
+          <w:color w:val="D4D4D4"/>
+          <w:sz w:val="18"/>
+          <w:szCs w:val="18"/>
+          <w:lang w:val="en-US"/>
+        </w:rPr>
+        <w:t xml:space="preserve">ID_ART      </w:t>
+      </w:r>
+      <w:proofErr w:type="gramStart"/>
+      <w:r>
+        <w:rPr>
+          <w:rFonts w:ascii="Courier New" w:eastAsia="Courier New" w:hAnsi="Courier New" w:cs="Courier New"/>
+          <w:color w:val="D4D4D4"/>
+          <w:sz w:val="18"/>
+          <w:szCs w:val="18"/>
+          <w:lang w:val="en-US"/>
+        </w:rPr>
+        <w:t>NUMBER(</w:t>
+      </w:r>
+      <w:proofErr w:type="gramEnd"/>
+      <w:r>
+        <w:rPr>
+          <w:rFonts w:ascii="Courier New" w:eastAsia="Courier New" w:hAnsi="Courier New" w:cs="Courier New"/>
+          <w:color w:val="D4D4D4"/>
+          <w:sz w:val="18"/>
+          <w:szCs w:val="18"/>
+          <w:lang w:val="en-US"/>
+        </w:rPr>
+        <w:t>10</w:t>
+      </w:r>
+      <w:proofErr w:type="gramStart"/>
+      <w:r>
+        <w:rPr>
+          <w:rFonts w:ascii="Courier New" w:eastAsia="Courier New" w:hAnsi="Courier New" w:cs="Courier New"/>
+          <w:color w:val="D4D4D4"/>
+          <w:sz w:val="18"/>
+          <w:szCs w:val="18"/>
+          <w:lang w:val="en-US"/>
+        </w:rPr>
+        <w:t>)  NOT</w:t>
+      </w:r>
+      <w:proofErr w:type="gramEnd"/>
+      <w:r>
+        <w:rPr>
+          <w:rFonts w:ascii="Courier New" w:eastAsia="Courier New" w:hAnsi="Courier New" w:cs="Courier New"/>
+          <w:color w:val="D4D4D4"/>
+          <w:sz w:val="18"/>
+          <w:szCs w:val="18"/>
+          <w:lang w:val="en-US"/>
+        </w:rPr>
+        <w:t xml:space="preserve"> NULL,</w:t>
+      </w:r>
+    </w:p>
+    <w:p>
+      <w:pPr>
+        <w:shd w:val="clear" w:color="auto" w:fill="1E1E1E"/>
+        <w:ind w:left="200"/>
+        <w:rPr>
+          <w:lang w:val="en-US"/>
+        </w:rPr>
+      </w:pPr>
+      <w:r>
+        <w:rPr>
+          <w:rFonts w:ascii="Courier New" w:eastAsia="Courier New" w:hAnsi="Courier New" w:cs="Courier New"/>
+          <w:color w:val="D4D4D4"/>
+          <w:sz w:val="18"/>
+          <w:szCs w:val="18"/>
+          <w:lang w:val="en-US"/>
+        </w:rPr>
+        <w:t xml:space="preserve">    ID_USU      </w:t>
+      </w:r>
+      <w:proofErr w:type="gramStart"/>
+      <w:r>
+        <w:rPr>
+          <w:rFonts w:ascii="Courier New" w:eastAsia="Courier New" w:hAnsi="Courier New" w:cs="Courier New"/>
+          <w:color w:val="D4D4D4"/>
+          <w:sz w:val="18"/>
+          <w:szCs w:val="18"/>
+          <w:lang w:val="en-US"/>
+        </w:rPr>
+        <w:t>NUMBER(</w:t>
+      </w:r>
+      <w:proofErr w:type="gramEnd"/>
+      <w:r>
+        <w:rPr>
+          <w:rFonts w:ascii="Courier New" w:eastAsia="Courier New" w:hAnsi="Courier New" w:cs="Courier New"/>
+          <w:color w:val="D4D4D4"/>
+          <w:sz w:val="18"/>
+          <w:szCs w:val="18"/>
+          <w:lang w:val="en-US"/>
+        </w:rPr>
+        <w:t>10</w:t>
+      </w:r>
+      <w:proofErr w:type="gramStart"/>
+      <w:r>
+        <w:rPr>
+          <w:rFonts w:ascii="Courier New" w:eastAsia="Courier New" w:hAnsi="Courier New" w:cs="Courier New"/>
+          <w:color w:val="D4D4D4"/>
+          <w:sz w:val="18"/>
+          <w:szCs w:val="18"/>
+          <w:lang w:val="en-US"/>
+        </w:rPr>
+        <w:t>)  NOT</w:t>
+      </w:r>
+      <w:proofErr w:type="gramEnd"/>
+      <w:r>
+        <w:rPr>
+          <w:rFonts w:ascii="Courier New" w:eastAsia="Courier New" w:hAnsi="Courier New" w:cs="Courier New"/>
+          <w:color w:val="D4D4D4"/>
+          <w:sz w:val="18"/>
+          <w:szCs w:val="18"/>
+          <w:lang w:val="en-US"/>
+        </w:rPr>
+        <w:t xml:space="preserve"> NULL,</w:t>
+      </w:r>
+    </w:p>
+    <w:p>
+      <w:pPr>
+        <w:shd w:val="clear" w:color="auto" w:fill="1E1E1E"/>
+        <w:ind w:left="200"/>
+        <w:rPr>
+          <w:lang w:val="en-US"/>
+        </w:rPr>
+      </w:pPr>
+      <w:r>
+        <w:rPr>
+          <w:rFonts w:ascii="Courier New" w:eastAsia="Courier New" w:hAnsi="Courier New" w:cs="Courier New"/>
+          <w:color w:val="D4D4D4"/>
+          <w:sz w:val="18"/>
+          <w:szCs w:val="18"/>
+          <w:lang w:val="en-US"/>
+        </w:rPr>
+        <w:t xml:space="preserve">  FOREIGN KEY (ID_UBI_ORI) REFERENCES UBICACION(ID_UBI),</w:t>
+      </w:r>
+    </w:p>
+    <w:p>
+      <w:pPr>
+        <w:shd w:val="clear" w:color="auto" w:fill="1E1E1E"/>
+        <w:ind w:left="200"/>
+        <w:rPr>
+          <w:lang w:val="en-US"/>
+        </w:rPr>
+      </w:pPr>
+      <w:r>
+        <w:rPr>
+          <w:rFonts w:ascii="Courier New" w:eastAsia="Courier New" w:hAnsi="Courier New" w:cs="Courier New"/>
+          <w:color w:val="D4D4D4"/>
+          <w:sz w:val="18"/>
+          <w:szCs w:val="18"/>
+          <w:lang w:val="en-US"/>
+        </w:rPr>
+        <w:t xml:space="preserve">  FOREIGN KEY (ID_UBI_DES) REFERENCES UBICACION(ID_UBI),</w:t>
+      </w:r>
+    </w:p>
+    <w:p>
+      <w:pPr>
+        <w:shd w:val="clear" w:color="auto" w:fill="1E1E1E"/>
+        <w:ind w:left="200"/>
+        <w:rPr>
+          <w:lang w:val="en-US"/>
+        </w:rPr>
+      </w:pPr>
+      <w:r>
+        <w:rPr>
+          <w:rFonts w:ascii="Courier New" w:eastAsia="Courier New" w:hAnsi="Courier New" w:cs="Courier New"/>
+          <w:color w:val="D4D4D4"/>
+          <w:sz w:val="18"/>
+          <w:szCs w:val="18"/>
+          <w:lang w:val="en-US"/>
+        </w:rPr>
+        <w:t xml:space="preserve">  FOREIGN KEY (ID_</w:t>
+      </w:r>
+      <w:proofErr w:type="gramStart"/>
+      <w:r>
+        <w:rPr>
+          <w:rFonts w:ascii="Courier New" w:eastAsia="Courier New" w:hAnsi="Courier New" w:cs="Courier New"/>
+          <w:color w:val="D4D4D4"/>
+          <w:sz w:val="18"/>
+          <w:szCs w:val="18"/>
+          <w:lang w:val="en-US"/>
+        </w:rPr>
+        <w:t xml:space="preserve">ART)   </w:t>
+      </w:r>
+      <w:proofErr w:type="gramEnd"/>
+      <w:r>
+        <w:rPr>
+          <w:rFonts w:ascii="Courier New" w:eastAsia="Courier New" w:hAnsi="Courier New" w:cs="Courier New"/>
+          <w:color w:val="D4D4D4"/>
+          <w:sz w:val="18"/>
+          <w:szCs w:val="18"/>
+          <w:lang w:val="en-US"/>
+        </w:rPr>
+        <w:t xml:space="preserve">  REFERENCES ARTICULO(ID_ART),</w:t>
+      </w:r>
+    </w:p>
+    <w:p>
+      <w:pPr>
+        <w:shd w:val="clear" w:color="auto" w:fill="1E1E1E"/>
+        <w:ind w:left="200"/>
+      </w:pPr>
+      <w:r>
+        <w:rPr>
+          <w:rFonts w:ascii="Courier New" w:eastAsia="Courier New" w:hAnsi="Courier New" w:cs="Courier New"/>
+          <w:color w:val="D4D4D4"/>
+          <w:sz w:val="18"/>
+          <w:szCs w:val="18"/>
+          <w:lang w:val="en-US"/>
+        </w:rPr>
+        <w:t xml:space="preserve">  </w:t>
+      </w:r>
+      <w:r>
+        <w:rPr>
+          <w:rFonts w:ascii="Courier New" w:eastAsia="Courier New" w:hAnsi="Courier New" w:cs="Courier New"/>
+          <w:color w:val="D4D4D4"/>
+          <w:sz w:val="18"/>
+          <w:szCs w:val="18"/>
+        </w:rPr>
+        <w:t>FOREIGN KEY (ID_</w:t>
+      </w:r>
+      <w:proofErr w:type="gramStart"/>
+      <w:r>
+        <w:rPr>
+          <w:rFonts w:ascii="Courier New" w:eastAsia="Courier New" w:hAnsi="Courier New" w:cs="Courier New"/>
+          <w:color w:val="D4D4D4"/>
+          <w:sz w:val="18"/>
+          <w:szCs w:val="18"/>
+        </w:rPr>
+        <w:t xml:space="preserve">USU)   </w:t>
+      </w:r>
+      <w:proofErr w:type="gramEnd"/>
+      <w:r>
+        <w:rPr>
+          <w:rFonts w:ascii="Courier New" w:eastAsia="Courier New" w:hAnsi="Courier New" w:cs="Courier New"/>
+          <w:color w:val="D4D4D4"/>
+          <w:sz w:val="18"/>
+          <w:szCs w:val="18"/>
+        </w:rPr>
+        <w:t xml:space="preserve">  REFERENCES USUARIO(ID_USU)</w:t>
+      </w:r>
+    </w:p>
+    <w:p>
+      <w:pPr>
+        <w:shd w:val="clear" w:color="auto" w:fill="1E1E1E"/>
+        <w:ind w:left="200"/>
+      </w:pPr>
+      <w:r>
+        <w:rPr>
+          <w:rFonts w:ascii="Courier New" w:eastAsia="Courier New" w:hAnsi="Courier New" w:cs="Courier New"/>
+          <w:color w:val="D4D4D4"/>
+          <w:sz w:val="18"/>
+          <w:szCs w:val="18"/>
+        </w:rPr>
+        <w:t>);</w:t>
+      </w:r>
+    </w:p>
+    <w:p>
+      <w:pPr>
+        <w:shd w:val="clear" w:color="auto" w:fill="1E1E1E"/>
+        <w:spacing w:after="120"/>
+      </w:pPr>
+    </w:p>
+    <w:tbl>
+      <w:tblPr>
+        <w:tblW w:w="9360" w:type="dxa"/>
+        <w:tblBorders>
+          <w:top w:val="single" w:sz="4" w:space="0" w:color="auto"/>
+          <w:left w:val="single" w:sz="4" w:space="0" w:color="auto"/>
+          <w:bottom w:val="single" w:sz="4" w:space="0" w:color="auto"/>
+          <w:right w:val="single" w:sz="4" w:space="0" w:color="auto"/>
+          <w:insideH w:val="single" w:sz="4" w:space="0" w:color="auto"/>
+          <w:insideV w:val="single" w:sz="4" w:space="0" w:color="auto"/>
+        </w:tblBorders>
+        <w:tblCellMar>
+          <w:left w:w="10" w:type="dxa"/>
+          <w:right w:w="10" w:type="dxa"/>
+        </w:tblCellMar>
+        <w:tblLook w:val="04A0" w:firstRow="1" w:lastRow="0" w:firstColumn="1" w:lastColumn="0" w:noHBand="0" w:noVBand="1"/>
+      </w:tblPr>
+      <w:tblGrid>
+        <w:gridCol w:w="9360"/>
+      </w:tblGrid>
+      <w:tr>
+        <w:tc>
+          <w:tcPr>
+            <w:tcW w:w="9360" w:type="dxa"/>
+            <w:tcBorders>
+              <w:top w:val="single" w:sz="1" w:space="0" w:color="CCCCCC"/>
+              <w:left w:val="single" w:sz="1" w:space="0" w:color="CCCCCC"/>
+              <w:bottom w:val="single" w:sz="1" w:space="0" w:color="CCCCCC"/>
+              <w:right w:val="single" w:sz="1" w:space="0" w:color="CCCCCC"/>
+            </w:tcBorders>
+            <w:shd w:val="clear" w:color="auto" w:fill="D6E4F0"/>
+            <w:tcMar>
+              <w:top w:w="100" w:type="dxa"/>
+              <w:left w:w="180" w:type="dxa"/>
+              <w:bottom w:w="100" w:type="dxa"/>
+              <w:right w:w="160" w:type="dxa"/>
+            </w:tcMar>
+          </w:tcPr>
+          <w:p>
+            <w:r>
+              <w:rPr>
+                <w:b/>
+                <w:bCs/>
+                <w:color w:val="1F3864"/>
+              </w:rPr>
+              <w:t>📌 Dos FK a la misma tabla</w:t>
+            </w:r>
+          </w:p>
+          <w:p>
+            <w:pPr>
+              <w:spacing w:before="40"/>
+            </w:pPr>
+            <w:r>
+              <w:t>Es perfectamente válido tener dos columnas de FK que apuntan a la misma tabla padre. Solo hay que darles nombres distintos. Aquí modelamos origen y destino del traslado.</w:t>
+            </w:r>
+          </w:p>
+        </w:tc>
+      </w:tr>
+    </w:tbl>
+    <w:p>
+      <w:pPr>
+        <w:spacing w:before="60" w:after="80"/>
+      </w:pPr>
+    </w:p>
+    <w:p>
+      <w:pPr>
+        <w:spacing w:before="280" w:after="120"/>
+        <w:rPr>
+          <w:lang w:val="en-US"/>
+        </w:rPr>
+      </w:pPr>
+      <w:r>
+        <w:rPr>
+          <w:b/>
+          <w:bCs/>
+          <w:color w:val="2E75B6"/>
+          <w:sz w:val="26"/>
+          <w:szCs w:val="26"/>
+          <w:lang w:val="en-US"/>
+        </w:rPr>
+        <w:lastRenderedPageBreak/>
+        <w:t>NOTIFICACION</w:t>
+      </w:r>
+    </w:p>
+    <w:p>
+      <w:pPr>
+        <w:shd w:val="clear" w:color="auto" w:fill="1E1E1E"/>
+        <w:spacing w:before="120"/>
+        <w:rPr>
+          <w:lang w:val="en-US"/>
+        </w:rPr>
+      </w:pPr>
+    </w:p>
+    <w:p>
+      <w:pPr>
+        <w:shd w:val="clear" w:color="auto" w:fill="1E1E1E"/>
+        <w:ind w:left="200"/>
+        <w:rPr>
+          <w:lang w:val="en-US"/>
+        </w:rPr>
+      </w:pPr>
+      <w:r>
+        <w:rPr>
+          <w:rFonts w:ascii="Courier New" w:eastAsia="Courier New" w:hAnsi="Courier New" w:cs="Courier New"/>
+          <w:color w:val="D4D4D4"/>
+          <w:sz w:val="18"/>
+          <w:szCs w:val="18"/>
+          <w:lang w:val="en-US"/>
+        </w:rPr>
+        <w:t>CREATE TABLE NOTIFICACION (</w:t>
+      </w:r>
+    </w:p>
+    <w:p>
+      <w:pPr>
+        <w:shd w:val="clear" w:color="auto" w:fill="1E1E1E"/>
+        <w:ind w:left="200"/>
+        <w:rPr>
+          <w:lang w:val="en-US"/>
+        </w:rPr>
+      </w:pPr>
+      <w:r>
+        <w:rPr>
+          <w:rFonts w:ascii="Courier New" w:eastAsia="Courier New" w:hAnsi="Courier New" w:cs="Courier New"/>
+          <w:color w:val="D4D4D4"/>
+          <w:sz w:val="18"/>
+          <w:szCs w:val="18"/>
+          <w:lang w:val="en-US"/>
+        </w:rPr>
+        <w:t xml:space="preserve">    ID_NOT   </w:t>
+      </w:r>
+      <w:proofErr w:type="gramStart"/>
+      <w:r>
+        <w:rPr>
+          <w:rFonts w:ascii="Courier New" w:eastAsia="Courier New" w:hAnsi="Courier New" w:cs="Courier New"/>
+          <w:color w:val="D4D4D4"/>
+          <w:sz w:val="18"/>
+          <w:szCs w:val="18"/>
+          <w:lang w:val="en-US"/>
+        </w:rPr>
+        <w:t>NUMBER(</w:t>
+      </w:r>
+      <w:proofErr w:type="gramEnd"/>
+      <w:r>
+        <w:rPr>
+          <w:rFonts w:ascii="Courier New" w:eastAsia="Courier New" w:hAnsi="Courier New" w:cs="Courier New"/>
+          <w:color w:val="D4D4D4"/>
+          <w:sz w:val="18"/>
+          <w:szCs w:val="18"/>
+          <w:lang w:val="en-US"/>
+        </w:rPr>
+        <w:t>10</w:t>
+      </w:r>
+      <w:proofErr w:type="gramStart"/>
+      <w:r>
+        <w:rPr>
+          <w:rFonts w:ascii="Courier New" w:eastAsia="Courier New" w:hAnsi="Courier New" w:cs="Courier New"/>
+          <w:color w:val="D4D4D4"/>
+          <w:sz w:val="18"/>
+          <w:szCs w:val="18"/>
+          <w:lang w:val="en-US"/>
+        </w:rPr>
+        <w:t>)  PRIMARY</w:t>
+      </w:r>
+      <w:proofErr w:type="gramEnd"/>
+      <w:r>
+        <w:rPr>
+          <w:rFonts w:ascii="Courier New" w:eastAsia="Courier New" w:hAnsi="Courier New" w:cs="Courier New"/>
+          <w:color w:val="D4D4D4"/>
+          <w:sz w:val="18"/>
+          <w:szCs w:val="18"/>
+          <w:lang w:val="en-US"/>
+        </w:rPr>
+        <w:t xml:space="preserve"> KEY,</w:t>
+      </w:r>
+    </w:p>
+    <w:p>
+      <w:pPr>
+        <w:shd w:val="clear" w:color="auto" w:fill="1E1E1E"/>
+        <w:ind w:left="200"/>
+        <w:rPr>
+          <w:lang w:val="en-US"/>
+        </w:rPr>
+      </w:pPr>
+      <w:r>
+        <w:rPr>
+          <w:rFonts w:ascii="Courier New" w:eastAsia="Courier New" w:hAnsi="Courier New" w:cs="Courier New"/>
+          <w:color w:val="D4D4D4"/>
+          <w:sz w:val="18"/>
+          <w:szCs w:val="18"/>
+          <w:lang w:val="en-US"/>
+        </w:rPr>
+        <w:t xml:space="preserve">    ASU_</w:t>
+      </w:r>
+      <w:proofErr w:type="gramStart"/>
+      <w:r>
+        <w:rPr>
+          <w:rFonts w:ascii="Courier New" w:eastAsia="Courier New" w:hAnsi="Courier New" w:cs="Courier New"/>
+          <w:color w:val="D4D4D4"/>
+          <w:sz w:val="18"/>
+          <w:szCs w:val="18"/>
+          <w:lang w:val="en-US"/>
+        </w:rPr>
+        <w:t>NOT  VARCHAR</w:t>
+      </w:r>
+      <w:proofErr w:type="gramEnd"/>
+      <w:r>
+        <w:rPr>
+          <w:rFonts w:ascii="Courier New" w:eastAsia="Courier New" w:hAnsi="Courier New" w:cs="Courier New"/>
+          <w:color w:val="D4D4D4"/>
+          <w:sz w:val="18"/>
+          <w:szCs w:val="18"/>
+          <w:lang w:val="en-US"/>
+        </w:rPr>
+        <w:t>(60</w:t>
+      </w:r>
+      <w:proofErr w:type="gramStart"/>
+      <w:r>
+        <w:rPr>
+          <w:rFonts w:ascii="Courier New" w:eastAsia="Courier New" w:hAnsi="Courier New" w:cs="Courier New"/>
+          <w:color w:val="D4D4D4"/>
+          <w:sz w:val="18"/>
+          <w:szCs w:val="18"/>
+          <w:lang w:val="en-US"/>
+        </w:rPr>
+        <w:t>)  NOT</w:t>
+      </w:r>
+      <w:proofErr w:type="gramEnd"/>
+      <w:r>
+        <w:rPr>
+          <w:rFonts w:ascii="Courier New" w:eastAsia="Courier New" w:hAnsi="Courier New" w:cs="Courier New"/>
+          <w:color w:val="D4D4D4"/>
+          <w:sz w:val="18"/>
+          <w:szCs w:val="18"/>
+          <w:lang w:val="en-US"/>
+        </w:rPr>
+        <w:t xml:space="preserve"> NULL,</w:t>
+      </w:r>
+    </w:p>
+    <w:p>
+      <w:pPr>
+        <w:shd w:val="clear" w:color="auto" w:fill="1E1E1E"/>
+        <w:ind w:left="200"/>
+        <w:rPr>
+          <w:lang w:val="en-US"/>
+        </w:rPr>
+      </w:pPr>
+      <w:r>
+        <w:rPr>
+          <w:rFonts w:ascii="Courier New" w:eastAsia="Courier New" w:hAnsi="Courier New" w:cs="Courier New"/>
+          <w:color w:val="D4D4D4"/>
+          <w:sz w:val="18"/>
+          <w:szCs w:val="18"/>
+          <w:lang w:val="en-US"/>
+        </w:rPr>
+        <w:t xml:space="preserve">    MEN_</w:t>
+      </w:r>
+      <w:proofErr w:type="gramStart"/>
+      <w:r>
+        <w:rPr>
+          <w:rFonts w:ascii="Courier New" w:eastAsia="Courier New" w:hAnsi="Courier New" w:cs="Courier New"/>
+          <w:color w:val="D4D4D4"/>
+          <w:sz w:val="18"/>
+          <w:szCs w:val="18"/>
+          <w:lang w:val="en-US"/>
+        </w:rPr>
+        <w:t>NOT  VARCHAR</w:t>
+      </w:r>
+      <w:proofErr w:type="gramEnd"/>
+      <w:r>
+        <w:rPr>
+          <w:rFonts w:ascii="Courier New" w:eastAsia="Courier New" w:hAnsi="Courier New" w:cs="Courier New"/>
+          <w:color w:val="D4D4D4"/>
+          <w:sz w:val="18"/>
+          <w:szCs w:val="18"/>
+          <w:lang w:val="en-US"/>
+        </w:rPr>
+        <w:t>(80</w:t>
+      </w:r>
+      <w:proofErr w:type="gramStart"/>
+      <w:r>
+        <w:rPr>
+          <w:rFonts w:ascii="Courier New" w:eastAsia="Courier New" w:hAnsi="Courier New" w:cs="Courier New"/>
+          <w:color w:val="D4D4D4"/>
+          <w:sz w:val="18"/>
+          <w:szCs w:val="18"/>
+          <w:lang w:val="en-US"/>
+        </w:rPr>
+        <w:t>)  NOT</w:t>
+      </w:r>
+      <w:proofErr w:type="gramEnd"/>
+      <w:r>
+        <w:rPr>
+          <w:rFonts w:ascii="Courier New" w:eastAsia="Courier New" w:hAnsi="Courier New" w:cs="Courier New"/>
+          <w:color w:val="D4D4D4"/>
+          <w:sz w:val="18"/>
+          <w:szCs w:val="18"/>
+          <w:lang w:val="en-US"/>
+        </w:rPr>
+        <w:t xml:space="preserve"> NULL,</w:t>
+      </w:r>
+    </w:p>
+    <w:p>
+      <w:pPr>
+        <w:shd w:val="clear" w:color="auto" w:fill="1E1E1E"/>
+        <w:ind w:left="200"/>
+        <w:rPr>
+          <w:lang w:val="en-US"/>
+        </w:rPr>
+      </w:pPr>
+      <w:r>
+        <w:rPr>
+          <w:rFonts w:ascii="Courier New" w:eastAsia="Courier New" w:hAnsi="Courier New" w:cs="Courier New"/>
+          <w:color w:val="D4D4D4"/>
+          <w:sz w:val="18"/>
+          <w:szCs w:val="18"/>
+          <w:lang w:val="en-US"/>
+        </w:rPr>
+        <w:t xml:space="preserve">    FEC_</w:t>
+      </w:r>
+      <w:proofErr w:type="gramStart"/>
+      <w:r>
+        <w:rPr>
+          <w:rFonts w:ascii="Courier New" w:eastAsia="Courier New" w:hAnsi="Courier New" w:cs="Courier New"/>
+          <w:color w:val="D4D4D4"/>
+          <w:sz w:val="18"/>
+          <w:szCs w:val="18"/>
+          <w:lang w:val="en-US"/>
+        </w:rPr>
+        <w:t>GEN  DATE</w:t>
+      </w:r>
+      <w:proofErr w:type="gramEnd"/>
+      <w:r>
+        <w:rPr>
+          <w:rFonts w:ascii="Courier New" w:eastAsia="Courier New" w:hAnsi="Courier New" w:cs="Courier New"/>
+          <w:color w:val="D4D4D4"/>
+          <w:sz w:val="18"/>
+          <w:szCs w:val="18"/>
+          <w:lang w:val="en-US"/>
+        </w:rPr>
+        <w:t xml:space="preserve">  NOT NULL,</w:t>
+      </w:r>
+    </w:p>
+    <w:p>
+      <w:pPr>
+        <w:shd w:val="clear" w:color="auto" w:fill="1E1E1E"/>
+        <w:ind w:left="200"/>
+        <w:rPr>
+          <w:lang w:val="en-US"/>
+        </w:rPr>
+      </w:pPr>
+      <w:r>
+        <w:rPr>
+          <w:rFonts w:ascii="Courier New" w:eastAsia="Courier New" w:hAnsi="Courier New" w:cs="Courier New"/>
+          <w:color w:val="D4D4D4"/>
+          <w:sz w:val="18"/>
+          <w:szCs w:val="18"/>
+          <w:lang w:val="en-US"/>
+        </w:rPr>
+        <w:t xml:space="preserve">    EST_</w:t>
+      </w:r>
+      <w:proofErr w:type="gramStart"/>
+      <w:r>
+        <w:rPr>
+          <w:rFonts w:ascii="Courier New" w:eastAsia="Courier New" w:hAnsi="Courier New" w:cs="Courier New"/>
+          <w:color w:val="D4D4D4"/>
+          <w:sz w:val="18"/>
+          <w:szCs w:val="18"/>
+          <w:lang w:val="en-US"/>
+        </w:rPr>
+        <w:t>NOT  VARCHAR</w:t>
+      </w:r>
+      <w:proofErr w:type="gramEnd"/>
+      <w:r>
+        <w:rPr>
+          <w:rFonts w:ascii="Courier New" w:eastAsia="Courier New" w:hAnsi="Courier New" w:cs="Courier New"/>
+          <w:color w:val="D4D4D4"/>
+          <w:sz w:val="18"/>
+          <w:szCs w:val="18"/>
+          <w:lang w:val="en-US"/>
+        </w:rPr>
+        <w:t>(20</w:t>
+      </w:r>
+      <w:proofErr w:type="gramStart"/>
+      <w:r>
+        <w:rPr>
+          <w:rFonts w:ascii="Courier New" w:eastAsia="Courier New" w:hAnsi="Courier New" w:cs="Courier New"/>
+          <w:color w:val="D4D4D4"/>
+          <w:sz w:val="18"/>
+          <w:szCs w:val="18"/>
+          <w:lang w:val="en-US"/>
+        </w:rPr>
+        <w:t>)  NOT</w:t>
+      </w:r>
+      <w:proofErr w:type="gramEnd"/>
+      <w:r>
+        <w:rPr>
+          <w:rFonts w:ascii="Courier New" w:eastAsia="Courier New" w:hAnsi="Courier New" w:cs="Courier New"/>
+          <w:color w:val="D4D4D4"/>
+          <w:sz w:val="18"/>
+          <w:szCs w:val="18"/>
+          <w:lang w:val="en-US"/>
+        </w:rPr>
+        <w:t xml:space="preserve"> NULL</w:t>
+      </w:r>
+    </w:p>
+    <w:p>
+      <w:pPr>
+        <w:shd w:val="clear" w:color="auto" w:fill="1E1E1E"/>
+        <w:ind w:left="200"/>
+        <w:rPr>
+          <w:lang w:val="en-US"/>
+        </w:rPr>
+      </w:pPr>
+    </w:p>
+    <w:p>
+      <w:pPr>
+        <w:shd w:val="clear" w:color="auto" w:fill="1E1E1E"/>
+        <w:ind w:left="200"/>
+        <w:rPr>
+          <w:lang w:val="en-US"/>
+        </w:rPr>
+      </w:pPr>
+      <w:r>
+        <w:rPr>
+          <w:rFonts w:ascii="Courier New" w:eastAsia="Courier New" w:hAnsi="Courier New" w:cs="Courier New"/>
+          <w:color w:val="D4D4D4"/>
+          <w:sz w:val="18"/>
+          <w:szCs w:val="18"/>
+          <w:lang w:val="en-US"/>
+        </w:rPr>
+        <w:t xml:space="preserve">                            CHECK (EST_NOT IN ('PENDIENTE','ENVIADA','FALLIDA')),</w:t>
+      </w:r>
+    </w:p>
+    <w:p>
+      <w:pPr>
+        <w:shd w:val="clear" w:color="auto" w:fill="1E1E1E"/>
+        <w:ind w:left="200"/>
+        <w:rPr>
+          <w:lang w:val="en-US"/>
+        </w:rPr>
+      </w:pPr>
+      <w:r>
+        <w:rPr>
+          <w:rFonts w:ascii="Courier New" w:eastAsia="Courier New" w:hAnsi="Courier New" w:cs="Courier New"/>
+          <w:color w:val="D4D4D4"/>
+          <w:sz w:val="18"/>
+          <w:szCs w:val="18"/>
+          <w:lang w:val="en-US"/>
+        </w:rPr>
+        <w:t xml:space="preserve">    TIP_</w:t>
+      </w:r>
+      <w:proofErr w:type="gramStart"/>
+      <w:r>
+        <w:rPr>
+          <w:rFonts w:ascii="Courier New" w:eastAsia="Courier New" w:hAnsi="Courier New" w:cs="Courier New"/>
+          <w:color w:val="D4D4D4"/>
+          <w:sz w:val="18"/>
+          <w:szCs w:val="18"/>
+          <w:lang w:val="en-US"/>
+        </w:rPr>
+        <w:t>NOT  VARCHAR</w:t>
+      </w:r>
+      <w:proofErr w:type="gramEnd"/>
+      <w:r>
+        <w:rPr>
+          <w:rFonts w:ascii="Courier New" w:eastAsia="Courier New" w:hAnsi="Courier New" w:cs="Courier New"/>
+          <w:color w:val="D4D4D4"/>
+          <w:sz w:val="18"/>
+          <w:szCs w:val="18"/>
+          <w:lang w:val="en-US"/>
+        </w:rPr>
+        <w:t>(30</w:t>
+      </w:r>
+      <w:proofErr w:type="gramStart"/>
+      <w:r>
+        <w:rPr>
+          <w:rFonts w:ascii="Courier New" w:eastAsia="Courier New" w:hAnsi="Courier New" w:cs="Courier New"/>
+          <w:color w:val="D4D4D4"/>
+          <w:sz w:val="18"/>
+          <w:szCs w:val="18"/>
+          <w:lang w:val="en-US"/>
+        </w:rPr>
+        <w:t>)  NOT</w:t>
+      </w:r>
+      <w:proofErr w:type="gramEnd"/>
+      <w:r>
+        <w:rPr>
+          <w:rFonts w:ascii="Courier New" w:eastAsia="Courier New" w:hAnsi="Courier New" w:cs="Courier New"/>
+          <w:color w:val="D4D4D4"/>
+          <w:sz w:val="18"/>
+          <w:szCs w:val="18"/>
+          <w:lang w:val="en-US"/>
+        </w:rPr>
+        <w:t xml:space="preserve"> NULL,</w:t>
+      </w:r>
+    </w:p>
+    <w:p>
+      <w:pPr>
+        <w:shd w:val="clear" w:color="auto" w:fill="1E1E1E"/>
+        <w:ind w:left="200"/>
+      </w:pPr>
+      <w:r>
+        <w:rPr>
+          <w:rFonts w:ascii="Courier New" w:eastAsia="Courier New" w:hAnsi="Courier New" w:cs="Courier New"/>
+          <w:color w:val="D4D4D4"/>
+          <w:sz w:val="18"/>
+          <w:szCs w:val="18"/>
+          <w:lang w:val="en-US"/>
+        </w:rPr>
+        <w:t xml:space="preserve">    </w:t>
+      </w:r>
+      <w:r>
+        <w:rPr>
+          <w:rFonts w:ascii="Courier New" w:eastAsia="Courier New" w:hAnsi="Courier New" w:cs="Courier New"/>
+          <w:color w:val="D4D4D4"/>
+          <w:sz w:val="18"/>
+          <w:szCs w:val="18"/>
+        </w:rPr>
+        <w:t xml:space="preserve">ID_PRE   </w:t>
+      </w:r>
+      <w:proofErr w:type="gramStart"/>
+      <w:r>
+        <w:rPr>
+          <w:rFonts w:ascii="Courier New" w:eastAsia="Courier New" w:hAnsi="Courier New" w:cs="Courier New"/>
+          <w:color w:val="D4D4D4"/>
+          <w:sz w:val="18"/>
+          <w:szCs w:val="18"/>
+        </w:rPr>
+        <w:t>NUMBER(</w:t>
+      </w:r>
+      <w:proofErr w:type="gramEnd"/>
+      <w:r>
+        <w:rPr>
+          <w:rFonts w:ascii="Courier New" w:eastAsia="Courier New" w:hAnsi="Courier New" w:cs="Courier New"/>
+          <w:color w:val="D4D4D4"/>
+          <w:sz w:val="18"/>
+          <w:szCs w:val="18"/>
+        </w:rPr>
+        <w:t xml:space="preserve">10), -- NULL si no </w:t>
+      </w:r>
+      <w:proofErr w:type="spellStart"/>
+      <w:r>
+        <w:rPr>
+          <w:rFonts w:ascii="Courier New" w:eastAsia="Courier New" w:hAnsi="Courier New" w:cs="Courier New"/>
+          <w:color w:val="D4D4D4"/>
+          <w:sz w:val="18"/>
+          <w:szCs w:val="18"/>
+        </w:rPr>
+        <w:t>esta</w:t>
+      </w:r>
+      <w:proofErr w:type="spellEnd"/>
+      <w:r>
+        <w:rPr>
+          <w:rFonts w:ascii="Courier New" w:eastAsia="Courier New" w:hAnsi="Courier New" w:cs="Courier New"/>
+          <w:color w:val="D4D4D4"/>
+          <w:sz w:val="18"/>
+          <w:szCs w:val="18"/>
+        </w:rPr>
+        <w:t xml:space="preserve"> ligada a un </w:t>
+      </w:r>
+      <w:proofErr w:type="spellStart"/>
+      <w:r>
+        <w:rPr>
+          <w:rFonts w:ascii="Courier New" w:eastAsia="Courier New" w:hAnsi="Courier New" w:cs="Courier New"/>
+          <w:color w:val="D4D4D4"/>
+          <w:sz w:val="18"/>
+          <w:szCs w:val="18"/>
+        </w:rPr>
+        <w:t>prestamo</w:t>
+      </w:r>
+      <w:proofErr w:type="spellEnd"/>
+      <w:r>
+        <w:rPr>
+          <w:rFonts w:ascii="Courier New" w:eastAsia="Courier New" w:hAnsi="Courier New" w:cs="Courier New"/>
+          <w:color w:val="D4D4D4"/>
+          <w:sz w:val="18"/>
+          <w:szCs w:val="18"/>
+        </w:rPr>
+        <w:t xml:space="preserve"> especifico</w:t>
+      </w:r>
+    </w:p>
+    <w:p>
+      <w:pPr>
+        <w:shd w:val="clear" w:color="auto" w:fill="1E1E1E"/>
+        <w:ind w:left="200"/>
+        <w:rPr>
+          <w:lang w:val="en-US"/>
+        </w:rPr>
+      </w:pPr>
+      <w:r>
+        <w:rPr>
+          <w:rFonts w:ascii="Courier New" w:eastAsia="Courier New" w:hAnsi="Courier New" w:cs="Courier New"/>
+          <w:color w:val="D4D4D4"/>
+          <w:sz w:val="18"/>
+          <w:szCs w:val="18"/>
+        </w:rPr>
+        <w:t xml:space="preserve">  </w:t>
+      </w:r>
+      <w:r>
+        <w:rPr>
+          <w:rFonts w:ascii="Courier New" w:eastAsia="Courier New" w:hAnsi="Courier New" w:cs="Courier New"/>
+          <w:color w:val="D4D4D4"/>
+          <w:sz w:val="18"/>
+          <w:szCs w:val="18"/>
+          <w:lang w:val="en-US"/>
+        </w:rPr>
+        <w:t>FOREIGN KEY (ID_PRE) REFERENCES PRESTAMO(ID_PRE)</w:t>
+      </w:r>
+    </w:p>
+    <w:p>
+      <w:pPr>
+        <w:shd w:val="clear" w:color="auto" w:fill="1E1E1E"/>
+        <w:ind w:left="200"/>
+      </w:pPr>
+      <w:r>
+        <w:rPr>
+          <w:rFonts w:ascii="Courier New" w:eastAsia="Courier New" w:hAnsi="Courier New" w:cs="Courier New"/>
+          <w:color w:val="D4D4D4"/>
+          <w:sz w:val="18"/>
+          <w:szCs w:val="18"/>
+        </w:rPr>
+        <w:t>);</w:t>
+      </w:r>
+    </w:p>
+    <w:p>
+      <w:pPr>
+        <w:shd w:val="clear" w:color="auto" w:fill="1E1E1E"/>
+        <w:spacing w:after="120"/>
+      </w:pPr>
+    </w:p>
+    <w:p>
+      <w:pPr>
+        <w:spacing w:before="280" w:after="120"/>
+      </w:pPr>
+      <w:r>
+        <w:rPr>
+          <w:b/>
+          <w:bCs/>
+          <w:color w:val="2E75B6"/>
+          <w:sz w:val="26"/>
+          <w:szCs w:val="26"/>
+        </w:rPr>
+        <w:t>AUDITORIA — con TIMESTAMP</w:t>
+      </w:r>
+    </w:p>
+    <w:p>
+      <w:pPr>
+        <w:shd w:val="clear" w:color="auto" w:fill="1E1E1E"/>
+        <w:spacing w:before="120"/>
+      </w:pPr>
+    </w:p>
+    <w:p>
+      <w:pPr>
+        <w:shd w:val="clear" w:color="auto" w:fill="1E1E1E"/>
+        <w:ind w:left="200"/>
+      </w:pPr>
+      <w:r>
+        <w:rPr>
+          <w:rFonts w:ascii="Courier New" w:eastAsia="Courier New" w:hAnsi="Courier New" w:cs="Courier New"/>
+          <w:color w:val="6A9955"/>
+          <w:sz w:val="18"/>
+          <w:szCs w:val="18"/>
+        </w:rPr>
+        <w:t>-- TIMESTAMP guarda fracciones de segundo: 2026-04-20 14:35:22.847291</w:t>
+      </w:r>
+    </w:p>
+    <w:p>
+      <w:pPr>
+        <w:shd w:val="clear" w:color="auto" w:fill="1E1E1E"/>
+        <w:ind w:left="200"/>
+      </w:pPr>
+      <w:r>
+        <w:rPr>
+          <w:rFonts w:ascii="Courier New" w:eastAsia="Courier New" w:hAnsi="Courier New" w:cs="Courier New"/>
+          <w:color w:val="6A9955"/>
+          <w:sz w:val="18"/>
+          <w:szCs w:val="18"/>
+        </w:rPr>
+        <w:t>-- DATE solo guarda hasta el segundo:              20-APR-26</w:t>
+      </w:r>
+    </w:p>
+    <w:p>
+      <w:pPr>
+        <w:shd w:val="clear" w:color="auto" w:fill="1E1E1E"/>
+        <w:ind w:left="200"/>
+        <w:rPr>
+          <w:lang w:val="en-US"/>
+        </w:rPr>
+      </w:pPr>
+      <w:r>
+        <w:rPr>
+          <w:rFonts w:ascii="Courier New" w:eastAsia="Courier New" w:hAnsi="Courier New" w:cs="Courier New"/>
+          <w:color w:val="D4D4D4"/>
+          <w:sz w:val="18"/>
+          <w:szCs w:val="18"/>
+          <w:lang w:val="en-US"/>
+        </w:rPr>
+        <w:t>CREATE TABLE AUDITORIA (</w:t>
+      </w:r>
+    </w:p>
+    <w:p>
+      <w:pPr>
+        <w:shd w:val="clear" w:color="auto" w:fill="1E1E1E"/>
+        <w:ind w:left="200"/>
+        <w:rPr>
+          <w:lang w:val="en-US"/>
+        </w:rPr>
+      </w:pPr>
+      <w:r>
+        <w:rPr>
+          <w:rFonts w:ascii="Courier New" w:eastAsia="Courier New" w:hAnsi="Courier New" w:cs="Courier New"/>
+          <w:color w:val="D4D4D4"/>
+          <w:sz w:val="18"/>
+          <w:szCs w:val="18"/>
+          <w:lang w:val="en-US"/>
+        </w:rPr>
+        <w:t xml:space="preserve">    ID_AUD      </w:t>
+      </w:r>
+      <w:proofErr w:type="gramStart"/>
+      <w:r>
+        <w:rPr>
+          <w:rFonts w:ascii="Courier New" w:eastAsia="Courier New" w:hAnsi="Courier New" w:cs="Courier New"/>
+          <w:color w:val="D4D4D4"/>
+          <w:sz w:val="18"/>
+          <w:szCs w:val="18"/>
+          <w:lang w:val="en-US"/>
+        </w:rPr>
+        <w:t>NUMBER(</w:t>
+      </w:r>
+      <w:proofErr w:type="gramEnd"/>
+      <w:r>
+        <w:rPr>
+          <w:rFonts w:ascii="Courier New" w:eastAsia="Courier New" w:hAnsi="Courier New" w:cs="Courier New"/>
+          <w:color w:val="D4D4D4"/>
+          <w:sz w:val="18"/>
+          <w:szCs w:val="18"/>
+          <w:lang w:val="en-US"/>
+        </w:rPr>
+        <w:t>10</w:t>
+      </w:r>
+      <w:proofErr w:type="gramStart"/>
+      <w:r>
+        <w:rPr>
+          <w:rFonts w:ascii="Courier New" w:eastAsia="Courier New" w:hAnsi="Courier New" w:cs="Courier New"/>
+          <w:color w:val="D4D4D4"/>
+          <w:sz w:val="18"/>
+          <w:szCs w:val="18"/>
+          <w:lang w:val="en-US"/>
+        </w:rPr>
+        <w:t>)  PRIMARY</w:t>
+      </w:r>
+      <w:proofErr w:type="gramEnd"/>
+      <w:r>
+        <w:rPr>
+          <w:rFonts w:ascii="Courier New" w:eastAsia="Courier New" w:hAnsi="Courier New" w:cs="Courier New"/>
+          <w:color w:val="D4D4D4"/>
+          <w:sz w:val="18"/>
+          <w:szCs w:val="18"/>
+          <w:lang w:val="en-US"/>
+        </w:rPr>
+        <w:t xml:space="preserve"> KEY,</w:t>
+      </w:r>
+    </w:p>
+    <w:p>
+      <w:pPr>
+        <w:shd w:val="clear" w:color="auto" w:fill="1E1E1E"/>
+        <w:ind w:left="200"/>
+        <w:rPr>
+          <w:lang w:val="en-US"/>
+        </w:rPr>
+      </w:pPr>
+      <w:r>
+        <w:rPr>
+          <w:rFonts w:ascii="Courier New" w:eastAsia="Courier New" w:hAnsi="Courier New" w:cs="Courier New"/>
+          <w:color w:val="D4D4D4"/>
+          <w:sz w:val="18"/>
+          <w:szCs w:val="18"/>
+          <w:lang w:val="en-US"/>
+        </w:rPr>
+        <w:t xml:space="preserve">    FEC_HOR     </w:t>
+      </w:r>
+      <w:proofErr w:type="gramStart"/>
+      <w:r>
+        <w:rPr>
+          <w:rFonts w:ascii="Courier New" w:eastAsia="Courier New" w:hAnsi="Courier New" w:cs="Courier New"/>
+          <w:color w:val="D4D4D4"/>
+          <w:sz w:val="18"/>
+          <w:szCs w:val="18"/>
+          <w:lang w:val="en-US"/>
+        </w:rPr>
+        <w:t>TIMESTAMP  NOT</w:t>
+      </w:r>
+      <w:proofErr w:type="gramEnd"/>
+      <w:r>
+        <w:rPr>
+          <w:rFonts w:ascii="Courier New" w:eastAsia="Courier New" w:hAnsi="Courier New" w:cs="Courier New"/>
+          <w:color w:val="D4D4D4"/>
+          <w:sz w:val="18"/>
+          <w:szCs w:val="18"/>
+          <w:lang w:val="en-US"/>
+        </w:rPr>
+        <w:t xml:space="preserve"> NULL,</w:t>
+      </w:r>
+    </w:p>
+    <w:p>
+      <w:pPr>
+        <w:shd w:val="clear" w:color="auto" w:fill="1E1E1E"/>
+        <w:ind w:left="200"/>
+        <w:rPr>
+          <w:lang w:val="en-US"/>
+        </w:rPr>
+      </w:pPr>
+      <w:r>
+        <w:rPr>
+          <w:rFonts w:ascii="Courier New" w:eastAsia="Courier New" w:hAnsi="Courier New" w:cs="Courier New"/>
+          <w:color w:val="D4D4D4"/>
+          <w:sz w:val="18"/>
+          <w:szCs w:val="18"/>
+          <w:lang w:val="en-US"/>
+        </w:rPr>
+        <w:t xml:space="preserve">    ACC_AUD     </w:t>
+      </w:r>
+      <w:proofErr w:type="gramStart"/>
+      <w:r>
+        <w:rPr>
+          <w:rFonts w:ascii="Courier New" w:eastAsia="Courier New" w:hAnsi="Courier New" w:cs="Courier New"/>
+          <w:color w:val="D4D4D4"/>
+          <w:sz w:val="18"/>
+          <w:szCs w:val="18"/>
+          <w:lang w:val="en-US"/>
+        </w:rPr>
+        <w:t>VARCHAR(</w:t>
+      </w:r>
+      <w:proofErr w:type="gramEnd"/>
+      <w:r>
+        <w:rPr>
+          <w:rFonts w:ascii="Courier New" w:eastAsia="Courier New" w:hAnsi="Courier New" w:cs="Courier New"/>
+          <w:color w:val="D4D4D4"/>
+          <w:sz w:val="18"/>
+          <w:szCs w:val="18"/>
+          <w:lang w:val="en-US"/>
+        </w:rPr>
+        <w:t>20</w:t>
+      </w:r>
+      <w:proofErr w:type="gramStart"/>
+      <w:r>
+        <w:rPr>
+          <w:rFonts w:ascii="Courier New" w:eastAsia="Courier New" w:hAnsi="Courier New" w:cs="Courier New"/>
+          <w:color w:val="D4D4D4"/>
+          <w:sz w:val="18"/>
+          <w:szCs w:val="18"/>
+          <w:lang w:val="en-US"/>
+        </w:rPr>
+        <w:t>)  NOT</w:t>
+      </w:r>
+      <w:proofErr w:type="gramEnd"/>
+      <w:r>
+        <w:rPr>
+          <w:rFonts w:ascii="Courier New" w:eastAsia="Courier New" w:hAnsi="Courier New" w:cs="Courier New"/>
+          <w:color w:val="D4D4D4"/>
+          <w:sz w:val="18"/>
+          <w:szCs w:val="18"/>
+          <w:lang w:val="en-US"/>
+        </w:rPr>
+        <w:t xml:space="preserve"> NULL</w:t>
+      </w:r>
+    </w:p>
+    <w:p>
+      <w:pPr>
+        <w:shd w:val="clear" w:color="auto" w:fill="1E1E1E"/>
+        <w:ind w:left="200"/>
+        <w:rPr>
+          <w:lang w:val="en-US"/>
+        </w:rPr>
+      </w:pPr>
+    </w:p>
+    <w:p>
+      <w:pPr>
+        <w:shd w:val="clear" w:color="auto" w:fill="1E1E1E"/>
+        <w:ind w:left="200"/>
+        <w:rPr>
+          <w:lang w:val="en-US"/>
+        </w:rPr>
+      </w:pPr>
+      <w:r>
+        <w:rPr>
+          <w:rFonts w:ascii="Courier New" w:eastAsia="Courier New" w:hAnsi="Courier New" w:cs="Courier New"/>
+          <w:color w:val="D4D4D4"/>
+          <w:sz w:val="18"/>
+          <w:szCs w:val="18"/>
+          <w:lang w:val="en-US"/>
+        </w:rPr>
+        <w:t xml:space="preserve">                               CHECK (ACC_AUD IN ('INSERT','UPDATE','DELETE','LOGIN','LOGOUT')),</w:t>
+      </w:r>
+    </w:p>
+    <w:p>
+      <w:pPr>
+        <w:shd w:val="clear" w:color="auto" w:fill="1E1E1E"/>
+        <w:ind w:left="200"/>
+        <w:rPr>
+          <w:lang w:val="en-US"/>
+        </w:rPr>
+      </w:pPr>
+      <w:r>
+        <w:rPr>
+          <w:rFonts w:ascii="Courier New" w:eastAsia="Courier New" w:hAnsi="Courier New" w:cs="Courier New"/>
+          <w:color w:val="D4D4D4"/>
+          <w:sz w:val="18"/>
+          <w:szCs w:val="18"/>
+          <w:lang w:val="en-US"/>
+        </w:rPr>
+        <w:t xml:space="preserve">    TAB_AUD     </w:t>
+      </w:r>
+      <w:proofErr w:type="gramStart"/>
+      <w:r>
+        <w:rPr>
+          <w:rFonts w:ascii="Courier New" w:eastAsia="Courier New" w:hAnsi="Courier New" w:cs="Courier New"/>
+          <w:color w:val="D4D4D4"/>
+          <w:sz w:val="18"/>
+          <w:szCs w:val="18"/>
+          <w:lang w:val="en-US"/>
+        </w:rPr>
+        <w:t>VARCHAR(</w:t>
+      </w:r>
+      <w:proofErr w:type="gramEnd"/>
+      <w:r>
+        <w:rPr>
+          <w:rFonts w:ascii="Courier New" w:eastAsia="Courier New" w:hAnsi="Courier New" w:cs="Courier New"/>
+          <w:color w:val="D4D4D4"/>
+          <w:sz w:val="18"/>
+          <w:szCs w:val="18"/>
+          <w:lang w:val="en-US"/>
+        </w:rPr>
+        <w:t>30</w:t>
+      </w:r>
+      <w:proofErr w:type="gramStart"/>
+      <w:r>
+        <w:rPr>
+          <w:rFonts w:ascii="Courier New" w:eastAsia="Courier New" w:hAnsi="Courier New" w:cs="Courier New"/>
+          <w:color w:val="D4D4D4"/>
+          <w:sz w:val="18"/>
+          <w:szCs w:val="18"/>
+          <w:lang w:val="en-US"/>
+        </w:rPr>
+        <w:t>)  NOT</w:t>
+      </w:r>
+      <w:proofErr w:type="gramEnd"/>
+      <w:r>
+        <w:rPr>
+          <w:rFonts w:ascii="Courier New" w:eastAsia="Courier New" w:hAnsi="Courier New" w:cs="Courier New"/>
+          <w:color w:val="D4D4D4"/>
+          <w:sz w:val="18"/>
+          <w:szCs w:val="18"/>
+          <w:lang w:val="en-US"/>
+        </w:rPr>
+        <w:t xml:space="preserve"> NULL,</w:t>
+      </w:r>
+    </w:p>
+    <w:p>
+      <w:pPr>
+        <w:shd w:val="clear" w:color="auto" w:fill="1E1E1E"/>
+        <w:ind w:left="200"/>
+        <w:rPr>
+          <w:lang w:val="en-US"/>
+        </w:rPr>
+      </w:pPr>
+      <w:r>
+        <w:rPr>
+          <w:rFonts w:ascii="Courier New" w:eastAsia="Courier New" w:hAnsi="Courier New" w:cs="Courier New"/>
+          <w:color w:val="D4D4D4"/>
+          <w:sz w:val="18"/>
+          <w:szCs w:val="18"/>
+          <w:lang w:val="en-US"/>
+        </w:rPr>
+        <w:t xml:space="preserve">    ID_REG_</w:t>
+      </w:r>
+      <w:proofErr w:type="gramStart"/>
+      <w:r>
+        <w:rPr>
+          <w:rFonts w:ascii="Courier New" w:eastAsia="Courier New" w:hAnsi="Courier New" w:cs="Courier New"/>
+          <w:color w:val="D4D4D4"/>
+          <w:sz w:val="18"/>
+          <w:szCs w:val="18"/>
+          <w:lang w:val="en-US"/>
+        </w:rPr>
+        <w:t>AUD  NUMBER</w:t>
+      </w:r>
+      <w:proofErr w:type="gramEnd"/>
+      <w:r>
+        <w:rPr>
+          <w:rFonts w:ascii="Courier New" w:eastAsia="Courier New" w:hAnsi="Courier New" w:cs="Courier New"/>
+          <w:color w:val="D4D4D4"/>
+          <w:sz w:val="18"/>
+          <w:szCs w:val="18"/>
+          <w:lang w:val="en-US"/>
+        </w:rPr>
+        <w:t>(10</w:t>
+      </w:r>
+      <w:proofErr w:type="gramStart"/>
+      <w:r>
+        <w:rPr>
+          <w:rFonts w:ascii="Courier New" w:eastAsia="Courier New" w:hAnsi="Courier New" w:cs="Courier New"/>
+          <w:color w:val="D4D4D4"/>
+          <w:sz w:val="18"/>
+          <w:szCs w:val="18"/>
+          <w:lang w:val="en-US"/>
+        </w:rPr>
+        <w:t>)  NOT</w:t>
+      </w:r>
+      <w:proofErr w:type="gramEnd"/>
+      <w:r>
+        <w:rPr>
+          <w:rFonts w:ascii="Courier New" w:eastAsia="Courier New" w:hAnsi="Courier New" w:cs="Courier New"/>
+          <w:color w:val="D4D4D4"/>
+          <w:sz w:val="18"/>
+          <w:szCs w:val="18"/>
+          <w:lang w:val="en-US"/>
+        </w:rPr>
+        <w:t xml:space="preserve"> NULL,</w:t>
+      </w:r>
+    </w:p>
+    <w:p>
+      <w:pPr>
+        <w:shd w:val="clear" w:color="auto" w:fill="1E1E1E"/>
+        <w:ind w:left="200"/>
+        <w:rPr>
+          <w:lang w:val="en-US"/>
+        </w:rPr>
+      </w:pPr>
+      <w:r>
+        <w:rPr>
+          <w:rFonts w:ascii="Courier New" w:eastAsia="Courier New" w:hAnsi="Courier New" w:cs="Courier New"/>
+          <w:color w:val="D4D4D4"/>
+          <w:sz w:val="18"/>
+          <w:szCs w:val="18"/>
+          <w:lang w:val="en-US"/>
+        </w:rPr>
+        <w:t xml:space="preserve">    DES_AUD     </w:t>
+      </w:r>
+      <w:proofErr w:type="gramStart"/>
+      <w:r>
+        <w:rPr>
+          <w:rFonts w:ascii="Courier New" w:eastAsia="Courier New" w:hAnsi="Courier New" w:cs="Courier New"/>
+          <w:color w:val="D4D4D4"/>
+          <w:sz w:val="18"/>
+          <w:szCs w:val="18"/>
+          <w:lang w:val="en-US"/>
+        </w:rPr>
+        <w:t>VARCHAR(</w:t>
+      </w:r>
+      <w:proofErr w:type="gramEnd"/>
+      <w:r>
+        <w:rPr>
+          <w:rFonts w:ascii="Courier New" w:eastAsia="Courier New" w:hAnsi="Courier New" w:cs="Courier New"/>
+          <w:color w:val="D4D4D4"/>
+          <w:sz w:val="18"/>
+          <w:szCs w:val="18"/>
+          <w:lang w:val="en-US"/>
+        </w:rPr>
+        <w:t>80),</w:t>
+      </w:r>
+    </w:p>
+    <w:p>
+      <w:pPr>
+        <w:shd w:val="clear" w:color="auto" w:fill="1E1E1E"/>
+        <w:ind w:left="200"/>
+        <w:rPr>
+          <w:lang w:val="en-US"/>
+        </w:rPr>
+      </w:pPr>
+      <w:r>
+        <w:rPr>
+          <w:rFonts w:ascii="Courier New" w:eastAsia="Courier New" w:hAnsi="Courier New" w:cs="Courier New"/>
+          <w:color w:val="D4D4D4"/>
+          <w:sz w:val="18"/>
+          <w:szCs w:val="18"/>
+          <w:lang w:val="en-US"/>
+        </w:rPr>
+        <w:t xml:space="preserve">    ID_USU      </w:t>
+      </w:r>
+      <w:proofErr w:type="gramStart"/>
+      <w:r>
+        <w:rPr>
+          <w:rFonts w:ascii="Courier New" w:eastAsia="Courier New" w:hAnsi="Courier New" w:cs="Courier New"/>
+          <w:color w:val="D4D4D4"/>
+          <w:sz w:val="18"/>
+          <w:szCs w:val="18"/>
+          <w:lang w:val="en-US"/>
+        </w:rPr>
+        <w:t>NUMBER(</w:t>
+      </w:r>
+      <w:proofErr w:type="gramEnd"/>
+      <w:r>
+        <w:rPr>
+          <w:rFonts w:ascii="Courier New" w:eastAsia="Courier New" w:hAnsi="Courier New" w:cs="Courier New"/>
+          <w:color w:val="D4D4D4"/>
+          <w:sz w:val="18"/>
+          <w:szCs w:val="18"/>
+          <w:lang w:val="en-US"/>
+        </w:rPr>
+        <w:t>10</w:t>
+      </w:r>
+      <w:proofErr w:type="gramStart"/>
+      <w:r>
+        <w:rPr>
+          <w:rFonts w:ascii="Courier New" w:eastAsia="Courier New" w:hAnsi="Courier New" w:cs="Courier New"/>
+          <w:color w:val="D4D4D4"/>
+          <w:sz w:val="18"/>
+          <w:szCs w:val="18"/>
+          <w:lang w:val="en-US"/>
+        </w:rPr>
+        <w:t>)  NOT</w:t>
+      </w:r>
+      <w:proofErr w:type="gramEnd"/>
+      <w:r>
+        <w:rPr>
+          <w:rFonts w:ascii="Courier New" w:eastAsia="Courier New" w:hAnsi="Courier New" w:cs="Courier New"/>
+          <w:color w:val="D4D4D4"/>
+          <w:sz w:val="18"/>
+          <w:szCs w:val="18"/>
+          <w:lang w:val="en-US"/>
+        </w:rPr>
+        <w:t xml:space="preserve"> NULL,</w:t>
+      </w:r>
+    </w:p>
+    <w:p>
+      <w:pPr>
+        <w:shd w:val="clear" w:color="auto" w:fill="1E1E1E"/>
+        <w:ind w:left="200"/>
+      </w:pPr>
+      <w:r>
+        <w:rPr>
+          <w:rFonts w:ascii="Courier New" w:eastAsia="Courier New" w:hAnsi="Courier New" w:cs="Courier New"/>
+          <w:color w:val="D4D4D4"/>
+          <w:sz w:val="18"/>
+          <w:szCs w:val="18"/>
+          <w:lang w:val="en-US"/>
+        </w:rPr>
+        <w:t xml:space="preserve">  </w:t>
+      </w:r>
+      <w:r>
+        <w:rPr>
+          <w:rFonts w:ascii="Courier New" w:eastAsia="Courier New" w:hAnsi="Courier New" w:cs="Courier New"/>
+          <w:color w:val="D4D4D4"/>
+          <w:sz w:val="18"/>
+          <w:szCs w:val="18"/>
+        </w:rPr>
+        <w:t>FOREIGN KEY (ID_USU) REFERENCES USUARIO(ID_USU)</w:t>
+      </w:r>
+    </w:p>
+    <w:p>
+      <w:pPr>
+        <w:shd w:val="clear" w:color="auto" w:fill="1E1E1E"/>
+        <w:ind w:left="200"/>
+      </w:pPr>
+      <w:r>
+        <w:rPr>
+          <w:rFonts w:ascii="Courier New" w:eastAsia="Courier New" w:hAnsi="Courier New" w:cs="Courier New"/>
+          <w:color w:val="D4D4D4"/>
+          <w:sz w:val="18"/>
+          <w:szCs w:val="18"/>
+        </w:rPr>
+        <w:t>);</w:t>
+      </w:r>
+    </w:p>
+    <w:p>
+      <w:pPr>
+        <w:shd w:val="clear" w:color="auto" w:fill="1E1E1E"/>
+        <w:spacing w:after="120"/>
+      </w:pPr>
+    </w:p>
+    <w:p>
+      <w:pPr>
+        <w:spacing w:before="120" w:after="80"/>
+      </w:pPr>
+    </w:p>
+    <w:p>
+      <w:pPr>
+        <w:spacing w:before="360" w:after="160"/>
+      </w:pPr>
+      <w:r>
+        <w:rPr>
+          <w:b/>
+          <w:bCs/>
+          <w:color w:val="1F3864"/>
+          <w:sz w:val="34"/>
+          <w:szCs w:val="34"/>
+        </w:rPr>
+        <w:t>ALTER TABLE — Modificar el esquema</w:t>
+      </w:r>
+    </w:p>
+    <w:p>
+      <w:pPr>
+        <w:spacing w:before="60" w:after="60"/>
+      </w:pPr>
+      <w:r>
+        <w:t>En proyectos reales el esquema siempre cambia. ALTER TABLE permite modificar tablas que ya tienen datos.</w:t>
+      </w:r>
+    </w:p>
+    <w:p>
+      <w:pPr>
+        <w:spacing w:before="80" w:after="80"/>
+      </w:pPr>
+    </w:p>
+    <w:p>
+      <w:pPr>
+        <w:spacing w:before="280" w:after="120"/>
+      </w:pPr>
+      <w:r>
+        <w:rPr>
+          <w:b/>
+          <w:bCs/>
+          <w:color w:val="2E75B6"/>
+          <w:sz w:val="26"/>
+          <w:szCs w:val="26"/>
+        </w:rPr>
+        <w:t>Agregar una columna</w:t>
+      </w:r>
+    </w:p>
+    <w:p>
+      <w:pPr>
+        <w:shd w:val="clear" w:color="auto" w:fill="1E1E1E"/>
+        <w:spacing w:before="120"/>
+      </w:pPr>
+    </w:p>
+    <w:p>
+      <w:pPr>
+        <w:shd w:val="clear" w:color="auto" w:fill="1E1E1E"/>
+        <w:ind w:left="200"/>
+      </w:pPr>
+      <w:r>
+        <w:rPr>
+          <w:rFonts w:ascii="Courier New" w:eastAsia="Courier New" w:hAnsi="Courier New" w:cs="Courier New"/>
+          <w:color w:val="6A9955"/>
+          <w:sz w:val="18"/>
+          <w:szCs w:val="18"/>
+        </w:rPr>
+        <w:t>-- Con DEFAULT: seguro, Oracle pone el valor en todas las filas existentes</w:t>
+      </w:r>
+    </w:p>
+    <w:p>
+      <w:pPr>
+        <w:shd w:val="clear" w:color="auto" w:fill="1E1E1E"/>
+        <w:ind w:left="200"/>
+      </w:pPr>
+      <w:r>
+        <w:rPr>
+          <w:rFonts w:ascii="Courier New" w:eastAsia="Courier New" w:hAnsi="Courier New" w:cs="Courier New"/>
+          <w:color w:val="D4D4D4"/>
+          <w:sz w:val="18"/>
+          <w:szCs w:val="18"/>
+        </w:rPr>
+        <w:t xml:space="preserve">ALTER TABLE MANTENIMIENTO ADD PRI_MAN </w:t>
+      </w:r>
+      <w:proofErr w:type="gramStart"/>
+      <w:r>
+        <w:rPr>
+          <w:rFonts w:ascii="Courier New" w:eastAsia="Courier New" w:hAnsi="Courier New" w:cs="Courier New"/>
+          <w:color w:val="D4D4D4"/>
+          <w:sz w:val="18"/>
+          <w:szCs w:val="18"/>
+        </w:rPr>
+        <w:t>VARCHAR(</w:t>
+      </w:r>
+      <w:proofErr w:type="gramEnd"/>
+      <w:r>
+        <w:rPr>
+          <w:rFonts w:ascii="Courier New" w:eastAsia="Courier New" w:hAnsi="Courier New" w:cs="Courier New"/>
+          <w:color w:val="D4D4D4"/>
+          <w:sz w:val="18"/>
+          <w:szCs w:val="18"/>
+        </w:rPr>
+        <w:t>10) DEFAULT 'NORMAL';</w:t>
+      </w:r>
+    </w:p>
+    <w:p>
+      <w:pPr>
+        <w:shd w:val="clear" w:color="auto" w:fill="1E1E1E"/>
+        <w:ind w:left="200"/>
+      </w:pPr>
+      <w:r>
+        <w:rPr>
+          <w:rFonts w:ascii="Courier New" w:eastAsia="Courier New" w:hAnsi="Courier New" w:cs="Courier New"/>
+          <w:color w:val="D4D4D4"/>
+          <w:sz w:val="18"/>
+          <w:szCs w:val="18"/>
+        </w:rPr>
+        <w:t xml:space="preserve"> </w:t>
+      </w:r>
+    </w:p>
+    <w:p>
+      <w:pPr>
+        <w:shd w:val="clear" w:color="auto" w:fill="1E1E1E"/>
+        <w:ind w:left="200"/>
+      </w:pPr>
+      <w:r>
+        <w:rPr>
+          <w:rFonts w:ascii="Courier New" w:eastAsia="Courier New" w:hAnsi="Courier New" w:cs="Courier New"/>
+          <w:color w:val="6A9955"/>
+          <w:sz w:val="18"/>
+          <w:szCs w:val="18"/>
+        </w:rPr>
+        <w:t>-- NOT NULL sin DEFAULT: falla si ya hay filas en la tabla</w:t>
+      </w:r>
+    </w:p>
+    <w:p>
+      <w:pPr>
+        <w:shd w:val="clear" w:color="auto" w:fill="1E1E1E"/>
+        <w:ind w:left="200"/>
+      </w:pPr>
+      <w:r>
+        <w:rPr>
+          <w:rFonts w:ascii="Courier New" w:eastAsia="Courier New" w:hAnsi="Courier New" w:cs="Courier New"/>
+          <w:color w:val="D4D4D4"/>
+          <w:sz w:val="18"/>
+          <w:szCs w:val="18"/>
+        </w:rPr>
+        <w:t xml:space="preserve">ALTER TABLE MANTENIMIENTO ADD TECNICO </w:t>
+      </w:r>
+      <w:proofErr w:type="gramStart"/>
+      <w:r>
+        <w:rPr>
+          <w:rFonts w:ascii="Courier New" w:eastAsia="Courier New" w:hAnsi="Courier New" w:cs="Courier New"/>
+          <w:color w:val="D4D4D4"/>
+          <w:sz w:val="18"/>
+          <w:szCs w:val="18"/>
+        </w:rPr>
+        <w:t>VARCHAR(</w:t>
+      </w:r>
+      <w:proofErr w:type="gramEnd"/>
+      <w:r>
+        <w:rPr>
+          <w:rFonts w:ascii="Courier New" w:eastAsia="Courier New" w:hAnsi="Courier New" w:cs="Courier New"/>
+          <w:color w:val="D4D4D4"/>
+          <w:sz w:val="18"/>
+          <w:szCs w:val="18"/>
+        </w:rPr>
+        <w:t>50) NOT NULL;</w:t>
+      </w:r>
+    </w:p>
+    <w:p>
+      <w:pPr>
+        <w:shd w:val="clear" w:color="auto" w:fill="1E1E1E"/>
+        <w:spacing w:after="120"/>
+      </w:pPr>
+    </w:p>
+    <w:tbl>
+      <w:tblPr>
+        <w:tblW w:w="9360" w:type="dxa"/>
+        <w:tblBorders>
+          <w:top w:val="single" w:sz="4" w:space="0" w:color="auto"/>
+          <w:left w:val="single" w:sz="4" w:space="0" w:color="auto"/>
+          <w:bottom w:val="single" w:sz="4" w:space="0" w:color="auto"/>
+          <w:right w:val="single" w:sz="4" w:space="0" w:color="auto"/>
+          <w:insideH w:val="single" w:sz="4" w:space="0" w:color="auto"/>
+          <w:insideV w:val="single" w:sz="4" w:space="0" w:color="auto"/>
+        </w:tblBorders>
+        <w:tblCellMar>
+          <w:left w:w="10" w:type="dxa"/>
+          <w:right w:w="10" w:type="dxa"/>
+        </w:tblCellMar>
+        <w:tblLook w:val="04A0" w:firstRow="1" w:lastRow="0" w:firstColumn="1" w:lastColumn="0" w:noHBand="0" w:noVBand="1"/>
+      </w:tblPr>
+      <w:tblGrid>
+        <w:gridCol w:w="2400"/>
+        <w:gridCol w:w="6960"/>
+      </w:tblGrid>
+      <w:tr>
+        <w:tc>
+          <w:tcPr>
+            <w:tcW w:w="2400" w:type="dxa"/>
+            <w:tcBorders>
+              <w:top w:val="single" w:sz="1" w:space="0" w:color="CCCCCC"/>
+              <w:left w:val="single" w:sz="1" w:space="0" w:color="CCCCCC"/>
+              <w:bottom w:val="single" w:sz="1" w:space="0" w:color="CCCCCC"/>
+              <w:right w:val="single" w:sz="1" w:space="0" w:color="CCCCCC"/>
+            </w:tcBorders>
+            <w:shd w:val="clear" w:color="auto" w:fill="C0392B"/>
+            <w:tcMar>
+              <w:top w:w="90" w:type="dxa"/>
+              <w:left w:w="140" w:type="dxa"/>
+              <w:bottom w:w="90" w:type="dxa"/>
+              <w:right w:w="120" w:type="dxa"/>
+            </w:tcMar>
+          </w:tcPr>
+          <w:p>
+            <w:r>
+              <w:rPr>
+                <w:rFonts w:ascii="Courier New" w:eastAsia="Courier New" w:hAnsi="Courier New" w:cs="Courier New"/>
+                <w:b/>
+                <w:bCs/>
+                <w:color w:val="FFFFFF"/>
+                <w:sz w:val="18"/>
+                <w:szCs w:val="18"/>
+              </w:rPr>
+              <w:t>ORA-01758</w:t>
+            </w:r>
+          </w:p>
+        </w:tc>
+        <w:tc>
+          <w:tcPr>
+            <w:tcW w:w="6960" w:type="dxa"/>
+            <w:tcBorders>
+              <w:top w:val="single" w:sz="1" w:space="0" w:color="CCCCCC"/>
+              <w:left w:val="single" w:sz="1" w:space="0" w:color="CCCCCC"/>
+              <w:bottom w:val="single" w:sz="1" w:space="0" w:color="CCCCCC"/>
+              <w:right w:val="single" w:sz="1" w:space="0" w:color="CCCCCC"/>
+            </w:tcBorders>
+            <w:shd w:val="clear" w:color="auto" w:fill="FDECEA"/>
+            <w:tcMar>
+              <w:top w:w="90" w:type="dxa"/>
+              <w:left w:w="140" w:type="dxa"/>
+              <w:bottom w:w="90" w:type="dxa"/>
+              <w:right w:w="120" w:type="dxa"/>
+            </w:tcMar>
+          </w:tcPr>
+          <w:p>
+            <w:pPr>
+              <w:rPr>
+                <w:lang w:val="en-US"/>
+              </w:rPr>
+            </w:pPr>
+            <w:r>
+              <w:rPr>
+                <w:sz w:val="19"/>
+                <w:szCs w:val="19"/>
+                <w:lang w:val="en-US"/>
+              </w:rPr>
+              <w:t>table must be empty to add mandatory (NOT NULL) column</w:t>
+            </w:r>
+          </w:p>
+        </w:tc>
+      </w:tr>
+    </w:tbl>
+    <w:p>
+      <w:pPr>
+        <w:spacing w:before="60" w:after="60"/>
+      </w:pPr>
+      <w:r>
+        <w:t>Solución correcta — 3 pasos:</w:t>
+      </w:r>
+    </w:p>
+    <w:p>
+      <w:pPr>
+        <w:shd w:val="clear" w:color="auto" w:fill="1E1E1E"/>
+        <w:spacing w:before="120"/>
+      </w:pPr>
+    </w:p>
+    <w:p>
+      <w:pPr>
+        <w:shd w:val="clear" w:color="auto" w:fill="1E1E1E"/>
+        <w:ind w:left="200"/>
+      </w:pPr>
+      <w:r>
+        <w:rPr>
+          <w:rFonts w:ascii="Courier New" w:eastAsia="Courier New" w:hAnsi="Courier New" w:cs="Courier New"/>
+          <w:color w:val="6A9955"/>
+          <w:sz w:val="18"/>
+          <w:szCs w:val="18"/>
+        </w:rPr>
+        <w:t>-- Paso 1: agregar sin NOT NULL</w:t>
+      </w:r>
+    </w:p>
+    <w:p>
+      <w:pPr>
+        <w:shd w:val="clear" w:color="auto" w:fill="1E1E1E"/>
+        <w:ind w:left="200"/>
+      </w:pPr>
+      <w:r>
+        <w:rPr>
+          <w:rFonts w:ascii="Courier New" w:eastAsia="Courier New" w:hAnsi="Courier New" w:cs="Courier New"/>
+          <w:color w:val="D4D4D4"/>
+          <w:sz w:val="18"/>
+          <w:szCs w:val="18"/>
+        </w:rPr>
+        <w:t xml:space="preserve">ALTER TABLE MANTENIMIENTO ADD TECNICO </w:t>
+      </w:r>
+      <w:proofErr w:type="gramStart"/>
+      <w:r>
+        <w:rPr>
+          <w:rFonts w:ascii="Courier New" w:eastAsia="Courier New" w:hAnsi="Courier New" w:cs="Courier New"/>
+          <w:color w:val="D4D4D4"/>
+          <w:sz w:val="18"/>
+          <w:szCs w:val="18"/>
+        </w:rPr>
+        <w:t>VARCHAR(</w:t>
+      </w:r>
+      <w:proofErr w:type="gramEnd"/>
+      <w:r>
+        <w:rPr>
+          <w:rFonts w:ascii="Courier New" w:eastAsia="Courier New" w:hAnsi="Courier New" w:cs="Courier New"/>
+          <w:color w:val="D4D4D4"/>
+          <w:sz w:val="18"/>
+          <w:szCs w:val="18"/>
+        </w:rPr>
+        <w:t>50);</w:t>
+      </w:r>
+    </w:p>
+    <w:p>
+      <w:pPr>
+        <w:shd w:val="clear" w:color="auto" w:fill="1E1E1E"/>
+        <w:ind w:left="200"/>
+      </w:pPr>
+      <w:r>
+        <w:rPr>
+          <w:rFonts w:ascii="Courier New" w:eastAsia="Courier New" w:hAnsi="Courier New" w:cs="Courier New"/>
+          <w:color w:val="6A9955"/>
+          <w:sz w:val="18"/>
+          <w:szCs w:val="18"/>
+        </w:rPr>
+        <w:t>-- Paso 2: llenar el dato en filas existentes</w:t>
+      </w:r>
+    </w:p>
+    <w:p>
+      <w:pPr>
+        <w:shd w:val="clear" w:color="auto" w:fill="1E1E1E"/>
+        <w:ind w:left="200"/>
+      </w:pPr>
+      <w:r>
+        <w:rPr>
+          <w:rFonts w:ascii="Courier New" w:eastAsia="Courier New" w:hAnsi="Courier New" w:cs="Courier New"/>
+          <w:color w:val="D4D4D4"/>
+          <w:sz w:val="18"/>
+          <w:szCs w:val="18"/>
+        </w:rPr>
+        <w:t>UPDATE MANTENIMIENTO SET TECNICO = 'Por asignar' WHERE TECNICO IS NULL;</w:t>
+      </w:r>
+    </w:p>
+    <w:p>
+      <w:pPr>
+        <w:shd w:val="clear" w:color="auto" w:fill="1E1E1E"/>
+        <w:ind w:left="200"/>
+      </w:pPr>
+      <w:r>
+        <w:rPr>
+          <w:rFonts w:ascii="Courier New" w:eastAsia="Courier New" w:hAnsi="Courier New" w:cs="Courier New"/>
+          <w:color w:val="D4D4D4"/>
+          <w:sz w:val="18"/>
+          <w:szCs w:val="18"/>
+        </w:rPr>
+        <w:lastRenderedPageBreak/>
+        <w:t>COMMIT;</w:t>
+      </w:r>
+    </w:p>
+    <w:p>
+      <w:pPr>
+        <w:shd w:val="clear" w:color="auto" w:fill="1E1E1E"/>
+        <w:ind w:left="200"/>
+      </w:pPr>
+      <w:r>
+        <w:rPr>
+          <w:rFonts w:ascii="Courier New" w:eastAsia="Courier New" w:hAnsi="Courier New" w:cs="Courier New"/>
+          <w:color w:val="6A9955"/>
+          <w:sz w:val="18"/>
+          <w:szCs w:val="18"/>
+        </w:rPr>
+        <w:t xml:space="preserve">-- Paso 3: ahora sí agregar el </w:t>
+      </w:r>
+      <w:proofErr w:type="spellStart"/>
+      <w:r>
+        <w:rPr>
+          <w:rFonts w:ascii="Courier New" w:eastAsia="Courier New" w:hAnsi="Courier New" w:cs="Courier New"/>
+          <w:color w:val="6A9955"/>
+          <w:sz w:val="18"/>
+          <w:szCs w:val="18"/>
+        </w:rPr>
+        <w:t>constraint</w:t>
+      </w:r>
+      <w:proofErr w:type="spellEnd"/>
+    </w:p>
+    <w:p>
+      <w:pPr>
+        <w:shd w:val="clear" w:color="auto" w:fill="1E1E1E"/>
+        <w:ind w:left="200"/>
+      </w:pPr>
+      <w:r>
+        <w:rPr>
+          <w:rFonts w:ascii="Courier New" w:eastAsia="Courier New" w:hAnsi="Courier New" w:cs="Courier New"/>
+          <w:color w:val="D4D4D4"/>
+          <w:sz w:val="18"/>
+          <w:szCs w:val="18"/>
+        </w:rPr>
+        <w:t>ALTER TABLE MANTENIMIENTO MODIFY TECNICO NOT NULL;</w:t>
+      </w:r>
+    </w:p>
+    <w:p>
+      <w:pPr>
+        <w:shd w:val="clear" w:color="auto" w:fill="1E1E1E"/>
+        <w:spacing w:after="120"/>
+      </w:pPr>
+    </w:p>
+    <w:p>
+      <w:pPr>
+        <w:spacing w:before="80" w:after="80"/>
+      </w:pPr>
+    </w:p>
+    <w:p>
+      <w:pPr>
+        <w:spacing w:before="280" w:after="120"/>
+      </w:pPr>
+      <w:r>
+        <w:rPr>
+          <w:b/>
+          <w:bCs/>
+          <w:color w:val="2E75B6"/>
+          <w:sz w:val="26"/>
+          <w:szCs w:val="26"/>
+        </w:rPr>
+        <w:t>Agregar un CHECK sobre datos existentes</w:t>
+      </w:r>
+    </w:p>
+    <w:p>
+      <w:pPr>
+        <w:spacing w:before="60" w:after="60"/>
+      </w:pPr>
+      <w:r>
+        <w:t xml:space="preserve">Oracle evalúa el nuevo </w:t>
+      </w:r>
+      <w:proofErr w:type="spellStart"/>
+      <w:r>
+        <w:t>constraint</w:t>
+      </w:r>
+      <w:proofErr w:type="spellEnd"/>
+      <w:r>
+        <w:t xml:space="preserve"> contra TODAS las filas antes de aceptarlo:</w:t>
+      </w:r>
+    </w:p>
+    <w:p>
+      <w:pPr>
+        <w:shd w:val="clear" w:color="auto" w:fill="1E1E1E"/>
+        <w:spacing w:before="120"/>
+      </w:pPr>
+    </w:p>
+    <w:p>
+      <w:pPr>
+        <w:shd w:val="clear" w:color="auto" w:fill="1E1E1E"/>
+        <w:ind w:left="200"/>
+        <w:rPr>
+          <w:lang w:val="en-US"/>
+        </w:rPr>
+      </w:pPr>
+      <w:r>
+        <w:rPr>
+          <w:rFonts w:ascii="Courier New" w:eastAsia="Courier New" w:hAnsi="Courier New" w:cs="Courier New"/>
+          <w:color w:val="D4D4D4"/>
+          <w:sz w:val="18"/>
+          <w:szCs w:val="18"/>
+          <w:lang w:val="en-US"/>
+        </w:rPr>
+        <w:t>ALTER TABLE MANTENIMIENTO</w:t>
+      </w:r>
+    </w:p>
+    <w:p>
+      <w:pPr>
+        <w:shd w:val="clear" w:color="auto" w:fill="1E1E1E"/>
+        <w:ind w:left="200"/>
+        <w:rPr>
+          <w:lang w:val="en-US"/>
+        </w:rPr>
+      </w:pPr>
+      <w:proofErr w:type="gramStart"/>
+      <w:r>
+        <w:rPr>
+          <w:rFonts w:ascii="Courier New" w:eastAsia="Courier New" w:hAnsi="Courier New" w:cs="Courier New"/>
+          <w:color w:val="D4D4D4"/>
+          <w:sz w:val="18"/>
+          <w:szCs w:val="18"/>
+          <w:lang w:val="en-US"/>
+        </w:rPr>
+        <w:t>ADD  CHECK</w:t>
+      </w:r>
+      <w:proofErr w:type="gramEnd"/>
+      <w:r>
+        <w:rPr>
+          <w:rFonts w:ascii="Courier New" w:eastAsia="Courier New" w:hAnsi="Courier New" w:cs="Courier New"/>
+          <w:color w:val="D4D4D4"/>
+          <w:sz w:val="18"/>
+          <w:szCs w:val="18"/>
+          <w:lang w:val="en-US"/>
+        </w:rPr>
+        <w:t xml:space="preserve"> (PRI_MAN IN ('ALTA','MEDIA','NORMAL','BAJA')</w:t>
+      </w:r>
+      <w:proofErr w:type="gramStart"/>
+      <w:r>
+        <w:rPr>
+          <w:rFonts w:ascii="Courier New" w:eastAsia="Courier New" w:hAnsi="Courier New" w:cs="Courier New"/>
+          <w:color w:val="D4D4D4"/>
+          <w:sz w:val="18"/>
+          <w:szCs w:val="18"/>
+          <w:lang w:val="en-US"/>
+        </w:rPr>
+        <w:t>);</w:t>
+      </w:r>
+      <w:proofErr w:type="gramEnd"/>
+    </w:p>
+    <w:p>
+      <w:pPr>
+        <w:shd w:val="clear" w:color="auto" w:fill="1E1E1E"/>
+        <w:ind w:left="200"/>
+        <w:rPr>
+          <w:lang w:val="en-US"/>
+        </w:rPr>
+      </w:pPr>
+      <w:r>
+        <w:rPr>
+          <w:rFonts w:ascii="Courier New" w:eastAsia="Courier New" w:hAnsi="Courier New" w:cs="Courier New"/>
+          <w:color w:val="D4D4D4"/>
+          <w:sz w:val="18"/>
+          <w:szCs w:val="18"/>
+          <w:lang w:val="en-US"/>
+        </w:rPr>
+        <w:t xml:space="preserve"> </w:t>
+      </w:r>
+    </w:p>
+    <w:p>
+      <w:pPr>
+        <w:shd w:val="clear" w:color="auto" w:fill="1E1E1E"/>
+        <w:ind w:left="200"/>
+      </w:pPr>
+      <w:r>
+        <w:rPr>
+          <w:rFonts w:ascii="Courier New" w:eastAsia="Courier New" w:hAnsi="Courier New" w:cs="Courier New"/>
+          <w:color w:val="6A9955"/>
+          <w:sz w:val="18"/>
+          <w:szCs w:val="18"/>
+        </w:rPr>
+        <w:t>-- Si alguna fila tiene un valor fuera del dominio:</w:t>
+      </w:r>
+    </w:p>
+    <w:p>
+      <w:pPr>
+        <w:shd w:val="clear" w:color="auto" w:fill="1E1E1E"/>
+        <w:spacing w:after="120"/>
+      </w:pPr>
+    </w:p>
+    <w:tbl>
+      <w:tblPr>
+        <w:tblW w:w="9360" w:type="dxa"/>
+        <w:tblBorders>
+          <w:top w:val="single" w:sz="4" w:space="0" w:color="auto"/>
+          <w:left w:val="single" w:sz="4" w:space="0" w:color="auto"/>
+          <w:bottom w:val="single" w:sz="4" w:space="0" w:color="auto"/>
+          <w:right w:val="single" w:sz="4" w:space="0" w:color="auto"/>
+          <w:insideH w:val="single" w:sz="4" w:space="0" w:color="auto"/>
+          <w:insideV w:val="single" w:sz="4" w:space="0" w:color="auto"/>
+        </w:tblBorders>
+        <w:tblCellMar>
+          <w:left w:w="10" w:type="dxa"/>
+          <w:right w:w="10" w:type="dxa"/>
+        </w:tblCellMar>
+        <w:tblLook w:val="04A0" w:firstRow="1" w:lastRow="0" w:firstColumn="1" w:lastColumn="0" w:noHBand="0" w:noVBand="1"/>
+      </w:tblPr>
+      <w:tblGrid>
+        <w:gridCol w:w="2400"/>
+        <w:gridCol w:w="6960"/>
+      </w:tblGrid>
+      <w:tr>
+        <w:tc>
+          <w:tcPr>
+            <w:tcW w:w="2400" w:type="dxa"/>
+            <w:tcBorders>
+              <w:top w:val="single" w:sz="1" w:space="0" w:color="CCCCCC"/>
+              <w:left w:val="single" w:sz="1" w:space="0" w:color="CCCCCC"/>
+              <w:bottom w:val="single" w:sz="1" w:space="0" w:color="CCCCCC"/>
+              <w:right w:val="single" w:sz="1" w:space="0" w:color="CCCCCC"/>
+            </w:tcBorders>
+            <w:shd w:val="clear" w:color="auto" w:fill="C0392B"/>
+            <w:tcMar>
+              <w:top w:w="90" w:type="dxa"/>
+              <w:left w:w="140" w:type="dxa"/>
+              <w:bottom w:w="90" w:type="dxa"/>
+              <w:right w:w="120" w:type="dxa"/>
+            </w:tcMar>
+          </w:tcPr>
+          <w:p>
+            <w:r>
+              <w:rPr>
+                <w:rFonts w:ascii="Courier New" w:eastAsia="Courier New" w:hAnsi="Courier New" w:cs="Courier New"/>
+                <w:b/>
+                <w:bCs/>
+                <w:color w:val="FFFFFF"/>
+                <w:sz w:val="18"/>
+                <w:szCs w:val="18"/>
+              </w:rPr>
+              <w:t>ORA-02293</w:t>
+            </w:r>
+          </w:p>
+        </w:tc>
+        <w:tc>
+          <w:tcPr>
+            <w:tcW w:w="6960" w:type="dxa"/>
+            <w:tcBorders>
+              <w:top w:val="single" w:sz="1" w:space="0" w:color="CCCCCC"/>
+              <w:left w:val="single" w:sz="1" w:space="0" w:color="CCCCCC"/>
+              <w:bottom w:val="single" w:sz="1" w:space="0" w:color="CCCCCC"/>
+              <w:right w:val="single" w:sz="1" w:space="0" w:color="CCCCCC"/>
+            </w:tcBorders>
+            <w:shd w:val="clear" w:color="auto" w:fill="FDECEA"/>
+            <w:tcMar>
+              <w:top w:w="90" w:type="dxa"/>
+              <w:left w:w="140" w:type="dxa"/>
+              <w:bottom w:w="90" w:type="dxa"/>
+              <w:right w:w="120" w:type="dxa"/>
+            </w:tcMar>
+          </w:tcPr>
+          <w:p>
+            <w:pPr>
+              <w:rPr>
+                <w:lang w:val="en-US"/>
+              </w:rPr>
+            </w:pPr>
+            <w:r>
+              <w:rPr>
+                <w:sz w:val="19"/>
+                <w:szCs w:val="19"/>
+                <w:lang w:val="en-US"/>
+              </w:rPr>
+              <w:t>cannot validate (CK_MAN_PRIORIDAD) - check constraint violated</w:t>
+            </w:r>
+          </w:p>
+        </w:tc>
+      </w:tr>
+    </w:tbl>
+    <w:p>
+      <w:pPr>
+        <w:spacing w:before="80" w:after="80"/>
+        <w:rPr>
+          <w:lang w:val="en-US"/>
+        </w:rPr>
+      </w:pPr>
+    </w:p>
+    <w:p>
+      <w:pPr>
+        <w:spacing w:before="280" w:after="120"/>
+      </w:pPr>
+      <w:r>
+        <w:rPr>
+          <w:b/>
+          <w:bCs/>
+          <w:color w:val="2E75B6"/>
+          <w:sz w:val="26"/>
+          <w:szCs w:val="26"/>
+        </w:rPr>
+        <w:t xml:space="preserve">Eliminar un </w:t>
+      </w:r>
+      <w:proofErr w:type="spellStart"/>
+      <w:r>
+        <w:rPr>
+          <w:b/>
+          <w:bCs/>
+          <w:color w:val="2E75B6"/>
+          <w:sz w:val="26"/>
+          <w:szCs w:val="26"/>
+        </w:rPr>
+        <w:t>constraint</w:t>
+      </w:r>
+      <w:proofErr w:type="spellEnd"/>
+    </w:p>
+    <w:p>
+      <w:pPr>
+        <w:shd w:val="clear" w:color="auto" w:fill="1E1E1E"/>
+        <w:spacing w:before="120"/>
+      </w:pPr>
+    </w:p>
+    <w:p>
+      <w:pPr>
+        <w:shd w:val="clear" w:color="auto" w:fill="1E1E1E"/>
+        <w:ind w:left="200"/>
+      </w:pPr>
+      <w:r>
+        <w:rPr>
+          <w:rFonts w:ascii="Courier New" w:eastAsia="Courier New" w:hAnsi="Courier New" w:cs="Courier New"/>
+          <w:color w:val="6A9955"/>
+          <w:sz w:val="18"/>
+          <w:szCs w:val="18"/>
+        </w:rPr>
+        <w:t>-- Con nombre: trivial</w:t>
+      </w:r>
+    </w:p>
+    <w:p>
+      <w:pPr>
+        <w:shd w:val="clear" w:color="auto" w:fill="1E1E1E"/>
+        <w:ind w:left="200"/>
+        <w:rPr>
+          <w:lang w:val="en-US"/>
+        </w:rPr>
+      </w:pPr>
+      <w:r>
+        <w:rPr>
+          <w:rFonts w:ascii="Courier New" w:eastAsia="Courier New" w:hAnsi="Courier New" w:cs="Courier New"/>
+          <w:color w:val="D4D4D4"/>
+          <w:sz w:val="18"/>
+          <w:szCs w:val="18"/>
+          <w:lang w:val="en-US"/>
+        </w:rPr>
+        <w:t xml:space="preserve">ALTER TABLE MANTENIMIENTO DROP CONSTRAINT </w:t>
+      </w:r>
+      <w:proofErr w:type="spellStart"/>
+      <w:r>
+        <w:rPr>
+          <w:rFonts w:ascii="Courier New" w:eastAsia="Courier New" w:hAnsi="Courier New" w:cs="Courier New"/>
+          <w:color w:val="D4D4D4"/>
+          <w:sz w:val="18"/>
+          <w:szCs w:val="18"/>
+          <w:lang w:val="en-US"/>
+        </w:rPr>
+        <w:t>ck_man_</w:t>
+      </w:r>
+      <w:proofErr w:type="gramStart"/>
+      <w:r>
+        <w:rPr>
+          <w:rFonts w:ascii="Courier New" w:eastAsia="Courier New" w:hAnsi="Courier New" w:cs="Courier New"/>
+          <w:color w:val="D4D4D4"/>
+          <w:sz w:val="18"/>
+          <w:szCs w:val="18"/>
+          <w:lang w:val="en-US"/>
+        </w:rPr>
+        <w:t>prioridad</w:t>
+      </w:r>
+      <w:proofErr w:type="spellEnd"/>
+      <w:r>
+        <w:rPr>
+          <w:rFonts w:ascii="Courier New" w:eastAsia="Courier New" w:hAnsi="Courier New" w:cs="Courier New"/>
+          <w:color w:val="D4D4D4"/>
+          <w:sz w:val="18"/>
+          <w:szCs w:val="18"/>
+          <w:lang w:val="en-US"/>
+        </w:rPr>
+        <w:t>;</w:t>
+      </w:r>
+      <w:proofErr w:type="gramEnd"/>
+    </w:p>
+    <w:p>
+      <w:pPr>
+        <w:shd w:val="clear" w:color="auto" w:fill="1E1E1E"/>
+        <w:ind w:left="200"/>
+        <w:rPr>
+          <w:lang w:val="en-US"/>
+        </w:rPr>
+      </w:pPr>
+      <w:r>
+        <w:rPr>
+          <w:rFonts w:ascii="Courier New" w:eastAsia="Courier New" w:hAnsi="Courier New" w:cs="Courier New"/>
+          <w:color w:val="D4D4D4"/>
+          <w:sz w:val="18"/>
+          <w:szCs w:val="18"/>
+          <w:lang w:val="en-US"/>
+        </w:rPr>
+        <w:t xml:space="preserve"> </w:t>
+      </w:r>
+    </w:p>
+    <w:p>
+      <w:pPr>
+        <w:shd w:val="clear" w:color="auto" w:fill="1E1E1E"/>
+        <w:ind w:left="200"/>
+      </w:pPr>
+      <w:r>
+        <w:rPr>
+          <w:rFonts w:ascii="Courier New" w:eastAsia="Courier New" w:hAnsi="Courier New" w:cs="Courier New"/>
+          <w:color w:val="6A9955"/>
+          <w:sz w:val="18"/>
+          <w:szCs w:val="18"/>
+        </w:rPr>
+        <w:t>-- Sin nombre: hay que buscarlo primero (por eso siempre nombramos)</w:t>
+      </w:r>
+    </w:p>
+    <w:p>
+      <w:pPr>
+        <w:shd w:val="clear" w:color="auto" w:fill="1E1E1E"/>
+        <w:ind w:left="200"/>
+        <w:rPr>
+          <w:lang w:val="en-US"/>
+        </w:rPr>
+      </w:pPr>
+      <w:r>
+        <w:rPr>
+          <w:rFonts w:ascii="Courier New" w:eastAsia="Courier New" w:hAnsi="Courier New" w:cs="Courier New"/>
+          <w:color w:val="D4D4D4"/>
+          <w:sz w:val="18"/>
+          <w:szCs w:val="18"/>
+          <w:lang w:val="en-US"/>
+        </w:rPr>
+        <w:t xml:space="preserve">SELECT </w:t>
+      </w:r>
+      <w:proofErr w:type="spellStart"/>
+      <w:r>
+        <w:rPr>
+          <w:rFonts w:ascii="Courier New" w:eastAsia="Courier New" w:hAnsi="Courier New" w:cs="Courier New"/>
+          <w:color w:val="D4D4D4"/>
+          <w:sz w:val="18"/>
+          <w:szCs w:val="18"/>
+          <w:lang w:val="en-US"/>
+        </w:rPr>
+        <w:t>constraint_name</w:t>
+      </w:r>
+      <w:proofErr w:type="spellEnd"/>
+      <w:r>
+        <w:rPr>
+          <w:rFonts w:ascii="Courier New" w:eastAsia="Courier New" w:hAnsi="Courier New" w:cs="Courier New"/>
+          <w:color w:val="D4D4D4"/>
+          <w:sz w:val="18"/>
+          <w:szCs w:val="18"/>
+          <w:lang w:val="en-US"/>
+        </w:rPr>
+        <w:t xml:space="preserve"> FROM USER_CONSTRAINTS</w:t>
+      </w:r>
+    </w:p>
+    <w:p>
+      <w:pPr>
+        <w:shd w:val="clear" w:color="auto" w:fill="1E1E1E"/>
+        <w:ind w:left="200"/>
+        <w:rPr>
+          <w:lang w:val="en-US"/>
+        </w:rPr>
+      </w:pPr>
+      <w:proofErr w:type="gramStart"/>
+      <w:r>
+        <w:rPr>
+          <w:rFonts w:ascii="Courier New" w:eastAsia="Courier New" w:hAnsi="Courier New" w:cs="Courier New"/>
+          <w:color w:val="D4D4D4"/>
+          <w:sz w:val="18"/>
+          <w:szCs w:val="18"/>
+          <w:lang w:val="en-US"/>
+        </w:rPr>
+        <w:t xml:space="preserve">WHERE  </w:t>
+      </w:r>
+      <w:proofErr w:type="spellStart"/>
+      <w:r>
+        <w:rPr>
+          <w:rFonts w:ascii="Courier New" w:eastAsia="Courier New" w:hAnsi="Courier New" w:cs="Courier New"/>
+          <w:color w:val="D4D4D4"/>
+          <w:sz w:val="18"/>
+          <w:szCs w:val="18"/>
+          <w:lang w:val="en-US"/>
+        </w:rPr>
+        <w:t>table</w:t>
+      </w:r>
+      <w:proofErr w:type="gramEnd"/>
+      <w:r>
+        <w:rPr>
+          <w:rFonts w:ascii="Courier New" w:eastAsia="Courier New" w:hAnsi="Courier New" w:cs="Courier New"/>
+          <w:color w:val="D4D4D4"/>
+          <w:sz w:val="18"/>
+          <w:szCs w:val="18"/>
+          <w:lang w:val="en-US"/>
+        </w:rPr>
+        <w:t>_name</w:t>
+      </w:r>
+      <w:proofErr w:type="spellEnd"/>
+      <w:r>
+        <w:rPr>
+          <w:rFonts w:ascii="Courier New" w:eastAsia="Courier New" w:hAnsi="Courier New" w:cs="Courier New"/>
+          <w:color w:val="D4D4D4"/>
+          <w:sz w:val="18"/>
+          <w:szCs w:val="18"/>
+          <w:lang w:val="en-US"/>
+        </w:rPr>
+        <w:t xml:space="preserve"> = 'MANTENIMIENTO' AND </w:t>
+      </w:r>
+      <w:proofErr w:type="spellStart"/>
+      <w:r>
+        <w:rPr>
+          <w:rFonts w:ascii="Courier New" w:eastAsia="Courier New" w:hAnsi="Courier New" w:cs="Courier New"/>
+          <w:color w:val="D4D4D4"/>
+          <w:sz w:val="18"/>
+          <w:szCs w:val="18"/>
+          <w:lang w:val="en-US"/>
+        </w:rPr>
+        <w:t>constraint_type</w:t>
+      </w:r>
+      <w:proofErr w:type="spellEnd"/>
+      <w:r>
+        <w:rPr>
+          <w:rFonts w:ascii="Courier New" w:eastAsia="Courier New" w:hAnsi="Courier New" w:cs="Courier New"/>
+          <w:color w:val="D4D4D4"/>
+          <w:sz w:val="18"/>
+          <w:szCs w:val="18"/>
+          <w:lang w:val="en-US"/>
+        </w:rPr>
+        <w:t xml:space="preserve"> = 'C</w:t>
+      </w:r>
+      <w:proofErr w:type="gramStart"/>
+      <w:r>
+        <w:rPr>
+          <w:rFonts w:ascii="Courier New" w:eastAsia="Courier New" w:hAnsi="Courier New" w:cs="Courier New"/>
+          <w:color w:val="D4D4D4"/>
+          <w:sz w:val="18"/>
+          <w:szCs w:val="18"/>
+          <w:lang w:val="en-US"/>
+        </w:rPr>
+        <w:t>';</w:t>
+      </w:r>
+      <w:proofErr w:type="gramEnd"/>
+    </w:p>
+    <w:p>
+      <w:pPr>
+        <w:shd w:val="clear" w:color="auto" w:fill="1E1E1E"/>
+        <w:spacing w:after="120"/>
+        <w:rPr>
+          <w:lang w:val="en-US"/>
+        </w:rPr>
+      </w:pPr>
+    </w:p>
+    <w:p>
+      <w:pPr>
+        <w:spacing w:before="120" w:after="80"/>
+        <w:rPr>
+          <w:lang w:val="en-US"/>
+        </w:rPr>
+      </w:pPr>
+    </w:p>
+    <w:p>
+      <w:pPr>
+        <w:spacing w:before="360" w:after="160"/>
+      </w:pPr>
+      <w:r>
+        <w:rPr>
+          <w:b/>
+          <w:bCs/>
+          <w:color w:val="1F3864"/>
+          <w:sz w:val="34"/>
+          <w:szCs w:val="34"/>
+        </w:rPr>
+        <w:t>DROP TABLE — Eliminar con dependencias</w:t>
+      </w:r>
+    </w:p>
+    <w:p>
+      <w:pPr>
+        <w:shd w:val="clear" w:color="auto" w:fill="1E1E1E"/>
+        <w:spacing w:before="120"/>
+      </w:pPr>
+    </w:p>
+    <w:p>
+      <w:pPr>
+        <w:shd w:val="clear" w:color="auto" w:fill="1E1E1E"/>
+        <w:ind w:left="200"/>
+      </w:pPr>
+      <w:r>
+        <w:rPr>
+          <w:rFonts w:ascii="Courier New" w:eastAsia="Courier New" w:hAnsi="Courier New" w:cs="Courier New"/>
+          <w:color w:val="D4D4D4"/>
+          <w:sz w:val="18"/>
+          <w:szCs w:val="18"/>
+        </w:rPr>
+        <w:t>DROP TABLE ESTADO_ARTICULO;</w:t>
+      </w:r>
+    </w:p>
+    <w:p>
+      <w:pPr>
+        <w:shd w:val="clear" w:color="auto" w:fill="1E1E1E"/>
+        <w:ind w:left="200"/>
+      </w:pPr>
+      <w:r>
+        <w:rPr>
+          <w:rFonts w:ascii="Courier New" w:eastAsia="Courier New" w:hAnsi="Courier New" w:cs="Courier New"/>
+          <w:color w:val="6A9955"/>
+          <w:sz w:val="18"/>
+          <w:szCs w:val="18"/>
+        </w:rPr>
+        <w:t>-- Falla: ARTICULO tiene una FK que apunta a esta tabla</w:t>
+      </w:r>
+    </w:p>
+    <w:p>
+      <w:pPr>
+        <w:shd w:val="clear" w:color="auto" w:fill="1E1E1E"/>
+        <w:spacing w:after="120"/>
+      </w:pPr>
+    </w:p>
+    <w:tbl>
+      <w:tblPr>
+        <w:tblW w:w="9360" w:type="dxa"/>
+        <w:tblBorders>
+          <w:top w:val="single" w:sz="4" w:space="0" w:color="auto"/>
+          <w:left w:val="single" w:sz="4" w:space="0" w:color="auto"/>
+          <w:bottom w:val="single" w:sz="4" w:space="0" w:color="auto"/>
+          <w:right w:val="single" w:sz="4" w:space="0" w:color="auto"/>
+          <w:insideH w:val="single" w:sz="4" w:space="0" w:color="auto"/>
+          <w:insideV w:val="single" w:sz="4" w:space="0" w:color="auto"/>
+        </w:tblBorders>
+        <w:tblCellMar>
+          <w:left w:w="10" w:type="dxa"/>
+          <w:right w:w="10" w:type="dxa"/>
+        </w:tblCellMar>
+        <w:tblLook w:val="04A0" w:firstRow="1" w:lastRow="0" w:firstColumn="1" w:lastColumn="0" w:noHBand="0" w:noVBand="1"/>
+      </w:tblPr>
+      <w:tblGrid>
+        <w:gridCol w:w="2400"/>
+        <w:gridCol w:w="6960"/>
+      </w:tblGrid>
+      <w:tr>
+        <w:tc>
+          <w:tcPr>
+            <w:tcW w:w="2400" w:type="dxa"/>
+            <w:tcBorders>
+              <w:top w:val="single" w:sz="1" w:space="0" w:color="CCCCCC"/>
+              <w:left w:val="single" w:sz="1" w:space="0" w:color="CCCCCC"/>
+              <w:bottom w:val="single" w:sz="1" w:space="0" w:color="CCCCCC"/>
+              <w:right w:val="single" w:sz="1" w:space="0" w:color="CCCCCC"/>
+            </w:tcBorders>
+            <w:shd w:val="clear" w:color="auto" w:fill="C0392B"/>
+            <w:tcMar>
+              <w:top w:w="90" w:type="dxa"/>
+              <w:left w:w="140" w:type="dxa"/>
+              <w:bottom w:w="90" w:type="dxa"/>
+              <w:right w:w="120" w:type="dxa"/>
+            </w:tcMar>
+          </w:tcPr>
+          <w:p>
+            <w:r>
+              <w:rPr>
+                <w:rFonts w:ascii="Courier New" w:eastAsia="Courier New" w:hAnsi="Courier New" w:cs="Courier New"/>
+                <w:b/>
+                <w:bCs/>
+                <w:color w:val="FFFFFF"/>
+                <w:sz w:val="18"/>
+                <w:szCs w:val="18"/>
+              </w:rPr>
+              <w:t>ORA-02449</w:t>
+            </w:r>
+          </w:p>
+        </w:tc>
+        <w:tc>
+          <w:tcPr>
+            <w:tcW w:w="6960" w:type="dxa"/>
+            <w:tcBorders>
+              <w:top w:val="single" w:sz="1" w:space="0" w:color="CCCCCC"/>
+              <w:left w:val="single" w:sz="1" w:space="0" w:color="CCCCCC"/>
+              <w:bottom w:val="single" w:sz="1" w:space="0" w:color="CCCCCC"/>
+              <w:right w:val="single" w:sz="1" w:space="0" w:color="CCCCCC"/>
+            </w:tcBorders>
+            <w:shd w:val="clear" w:color="auto" w:fill="FDECEA"/>
+            <w:tcMar>
+              <w:top w:w="90" w:type="dxa"/>
+              <w:left w:w="140" w:type="dxa"/>
+              <w:bottom w:w="90" w:type="dxa"/>
+              <w:right w:w="120" w:type="dxa"/>
+            </w:tcMar>
+          </w:tcPr>
+          <w:p>
+            <w:pPr>
+              <w:rPr>
+                <w:lang w:val="en-US"/>
+              </w:rPr>
+            </w:pPr>
+            <w:r>
+              <w:rPr>
+                <w:sz w:val="19"/>
+                <w:szCs w:val="19"/>
+                <w:lang w:val="en-US"/>
+              </w:rPr>
+              <w:t>unique/primary keys in table referenced by foreign keys</w:t>
+            </w:r>
+          </w:p>
+        </w:tc>
+      </w:tr>
+    </w:tbl>
+    <w:p>
+      <w:pPr>
+        <w:spacing w:before="60" w:after="80"/>
+        <w:rPr>
+          <w:lang w:val="en-US"/>
+        </w:rPr>
+      </w:pPr>
+    </w:p>
+    <w:p>
+      <w:pPr>
+        <w:spacing w:before="60" w:after="60"/>
+      </w:pPr>
+      <w:r>
+        <w:t>Tres estrategias:</w:t>
+      </w:r>
+    </w:p>
+    <w:p>
+      <w:pPr>
+        <w:pStyle w:val="Prrafodelista"/>
+        <w:numPr>
+          <w:ilvl w:val="0"/>
+          <w:numId w:val="2"/>
+        </w:numPr>
+        <w:spacing w:before="40" w:after="40"/>
+      </w:pPr>
+      <w:r>
+        <w:t>Eliminar las tablas hijas primero, en el orden correcto.</w:t>
+      </w:r>
+    </w:p>
+    <w:p>
+      <w:pPr>
+        <w:pStyle w:val="Prrafodelista"/>
+        <w:numPr>
+          <w:ilvl w:val="0"/>
+          <w:numId w:val="2"/>
+        </w:numPr>
+        <w:spacing w:before="40" w:after="40"/>
+      </w:pPr>
+      <w:r>
+        <w:t>Eliminar solo la FK problemática con ALTER TABLE DROP CONSTRAINT y luego hacer el DROP.</w:t>
+      </w:r>
+    </w:p>
+    <w:p>
+      <w:pPr>
+        <w:pStyle w:val="Prrafodelista"/>
+        <w:numPr>
+          <w:ilvl w:val="0"/>
+          <w:numId w:val="2"/>
+        </w:numPr>
+        <w:spacing w:before="40" w:after="40"/>
+      </w:pPr>
+      <w:r>
+        <w:t>Usar CASCADE CONSTRAINTS — rápido pero peligroso: borra las FK de otras tablas sin avisar.</w:t>
+      </w:r>
+    </w:p>
+    <w:p>
+      <w:pPr>
+        <w:spacing w:before="120" w:after="80"/>
+      </w:pPr>
+    </w:p>
+    <w:p>
+      <w:pPr>
+        <w:spacing w:before="360" w:after="160"/>
+      </w:pPr>
+      <w:r>
+        <w:rPr>
+          <w:b/>
+          <w:bCs/>
+          <w:color w:val="1F3864"/>
+          <w:sz w:val="34"/>
+          <w:szCs w:val="34"/>
+        </w:rPr>
+        <w:t>RECYCLEBIN — La papelera de Oracle 10g</w:t>
+      </w:r>
+    </w:p>
+    <w:p>
+      <w:pPr>
+        <w:spacing w:before="60" w:after="60"/>
+      </w:pPr>
+      <w:r>
+        <w:t>Al hacer DROP, Oracle no borra la tabla físicamente: la mueve a la papelera con un nombre interno.</w:t>
+      </w:r>
+    </w:p>
+    <w:p>
+      <w:pPr>
+        <w:shd w:val="clear" w:color="auto" w:fill="1E1E1E"/>
+        <w:spacing w:before="120"/>
+      </w:pPr>
+    </w:p>
+    <w:p>
+      <w:pPr>
+        <w:shd w:val="clear" w:color="auto" w:fill="1E1E1E"/>
+        <w:ind w:left="200"/>
+      </w:pPr>
+      <w:r>
+        <w:rPr>
+          <w:rFonts w:ascii="Courier New" w:eastAsia="Courier New" w:hAnsi="Courier New" w:cs="Courier New"/>
+          <w:color w:val="6A9955"/>
+          <w:sz w:val="18"/>
+          <w:szCs w:val="18"/>
+        </w:rPr>
+        <w:t>-- Ver la papelera</w:t>
+      </w:r>
+    </w:p>
+    <w:p>
+      <w:pPr>
+        <w:shd w:val="clear" w:color="auto" w:fill="1E1E1E"/>
+        <w:ind w:left="200"/>
+      </w:pPr>
+      <w:r>
+        <w:rPr>
+          <w:rFonts w:ascii="Courier New" w:eastAsia="Courier New" w:hAnsi="Courier New" w:cs="Courier New"/>
+          <w:color w:val="D4D4D4"/>
+          <w:sz w:val="18"/>
+          <w:szCs w:val="18"/>
+        </w:rPr>
+        <w:t xml:space="preserve">SELECT </w:t>
+      </w:r>
+      <w:proofErr w:type="spellStart"/>
+      <w:r>
+        <w:rPr>
+          <w:rFonts w:ascii="Courier New" w:eastAsia="Courier New" w:hAnsi="Courier New" w:cs="Courier New"/>
+          <w:color w:val="D4D4D4"/>
+          <w:sz w:val="18"/>
+          <w:szCs w:val="18"/>
+        </w:rPr>
+        <w:t>original_name</w:t>
+      </w:r>
+      <w:proofErr w:type="spellEnd"/>
+      <w:r>
+        <w:rPr>
+          <w:rFonts w:ascii="Courier New" w:eastAsia="Courier New" w:hAnsi="Courier New" w:cs="Courier New"/>
+          <w:color w:val="D4D4D4"/>
+          <w:sz w:val="18"/>
+          <w:szCs w:val="18"/>
+        </w:rPr>
+        <w:t xml:space="preserve">, </w:t>
+      </w:r>
+      <w:proofErr w:type="spellStart"/>
+      <w:r>
+        <w:rPr>
+          <w:rFonts w:ascii="Courier New" w:eastAsia="Courier New" w:hAnsi="Courier New" w:cs="Courier New"/>
+          <w:color w:val="D4D4D4"/>
+          <w:sz w:val="18"/>
+          <w:szCs w:val="18"/>
+        </w:rPr>
+        <w:t>droptime</w:t>
+      </w:r>
+      <w:proofErr w:type="spellEnd"/>
+      <w:r>
+        <w:rPr>
+          <w:rFonts w:ascii="Courier New" w:eastAsia="Courier New" w:hAnsi="Courier New" w:cs="Courier New"/>
+          <w:color w:val="D4D4D4"/>
+          <w:sz w:val="18"/>
+          <w:szCs w:val="18"/>
+        </w:rPr>
+        <w:t xml:space="preserve"> FROM RECYCLEBIN;</w:t>
+      </w:r>
+    </w:p>
+    <w:p>
+      <w:pPr>
+        <w:shd w:val="clear" w:color="auto" w:fill="1E1E1E"/>
+        <w:ind w:left="200"/>
+      </w:pPr>
+      <w:r>
+        <w:rPr>
+          <w:rFonts w:ascii="Courier New" w:eastAsia="Courier New" w:hAnsi="Courier New" w:cs="Courier New"/>
+          <w:color w:val="D4D4D4"/>
+          <w:sz w:val="18"/>
+          <w:szCs w:val="18"/>
+        </w:rPr>
+        <w:t xml:space="preserve"> </w:t>
+      </w:r>
+    </w:p>
+    <w:p>
+      <w:pPr>
+        <w:shd w:val="clear" w:color="auto" w:fill="1E1E1E"/>
+        <w:ind w:left="200"/>
+      </w:pPr>
+      <w:r>
+        <w:rPr>
+          <w:rFonts w:ascii="Courier New" w:eastAsia="Courier New" w:hAnsi="Courier New" w:cs="Courier New"/>
+          <w:color w:val="6A9955"/>
+          <w:sz w:val="18"/>
+          <w:szCs w:val="18"/>
+        </w:rPr>
+        <w:t>-- Recuperar la tabla con todos sus datos</w:t>
+      </w:r>
+    </w:p>
+    <w:p>
+      <w:pPr>
+        <w:shd w:val="clear" w:color="auto" w:fill="1E1E1E"/>
+        <w:ind w:left="200"/>
+        <w:rPr>
+          <w:lang w:val="en-US"/>
+        </w:rPr>
+      </w:pPr>
+      <w:r>
+        <w:rPr>
+          <w:rFonts w:ascii="Courier New" w:eastAsia="Courier New" w:hAnsi="Courier New" w:cs="Courier New"/>
+          <w:color w:val="D4D4D4"/>
+          <w:sz w:val="18"/>
+          <w:szCs w:val="18"/>
+          <w:lang w:val="en-US"/>
+        </w:rPr>
+        <w:lastRenderedPageBreak/>
+        <w:t xml:space="preserve">FLASHBACK TABLE AUDITORIA TO BEFORE </w:t>
+      </w:r>
+      <w:proofErr w:type="gramStart"/>
+      <w:r>
+        <w:rPr>
+          <w:rFonts w:ascii="Courier New" w:eastAsia="Courier New" w:hAnsi="Courier New" w:cs="Courier New"/>
+          <w:color w:val="D4D4D4"/>
+          <w:sz w:val="18"/>
+          <w:szCs w:val="18"/>
+          <w:lang w:val="en-US"/>
+        </w:rPr>
+        <w:t>DROP;</w:t>
+      </w:r>
+      <w:proofErr w:type="gramEnd"/>
+    </w:p>
+    <w:p>
+      <w:pPr>
+        <w:shd w:val="clear" w:color="auto" w:fill="1E1E1E"/>
+        <w:ind w:left="200"/>
+        <w:rPr>
+          <w:lang w:val="en-US"/>
+        </w:rPr>
+      </w:pPr>
+      <w:r>
+        <w:rPr>
+          <w:rFonts w:ascii="Courier New" w:eastAsia="Courier New" w:hAnsi="Courier New" w:cs="Courier New"/>
+          <w:color w:val="D4D4D4"/>
+          <w:sz w:val="18"/>
+          <w:szCs w:val="18"/>
+          <w:lang w:val="en-US"/>
+        </w:rPr>
+        <w:t xml:space="preserve"> </w:t>
+      </w:r>
+    </w:p>
+    <w:p>
+      <w:pPr>
+        <w:shd w:val="clear" w:color="auto" w:fill="1E1E1E"/>
+        <w:ind w:left="200"/>
+      </w:pPr>
+      <w:r>
+        <w:rPr>
+          <w:rFonts w:ascii="Courier New" w:eastAsia="Courier New" w:hAnsi="Courier New" w:cs="Courier New"/>
+          <w:color w:val="6A9955"/>
+          <w:sz w:val="18"/>
+          <w:szCs w:val="18"/>
+        </w:rPr>
+        <w:t xml:space="preserve">-- Confirmar que </w:t>
+      </w:r>
+      <w:proofErr w:type="spellStart"/>
+      <w:r>
+        <w:rPr>
+          <w:rFonts w:ascii="Courier New" w:eastAsia="Courier New" w:hAnsi="Courier New" w:cs="Courier New"/>
+          <w:color w:val="6A9955"/>
+          <w:sz w:val="18"/>
+          <w:szCs w:val="18"/>
+        </w:rPr>
+        <w:t>volvio</w:t>
+      </w:r>
+      <w:proofErr w:type="spellEnd"/>
+    </w:p>
+    <w:p>
+      <w:pPr>
+        <w:shd w:val="clear" w:color="auto" w:fill="1E1E1E"/>
+        <w:ind w:left="200"/>
+      </w:pPr>
+      <w:r>
+        <w:rPr>
+          <w:rFonts w:ascii="Courier New" w:eastAsia="Courier New" w:hAnsi="Courier New" w:cs="Courier New"/>
+          <w:color w:val="D4D4D4"/>
+          <w:sz w:val="18"/>
+          <w:szCs w:val="18"/>
+        </w:rPr>
+        <w:t xml:space="preserve">SELECT </w:t>
+      </w:r>
+      <w:proofErr w:type="gramStart"/>
+      <w:r>
+        <w:rPr>
+          <w:rFonts w:ascii="Courier New" w:eastAsia="Courier New" w:hAnsi="Courier New" w:cs="Courier New"/>
+          <w:color w:val="D4D4D4"/>
+          <w:sz w:val="18"/>
+          <w:szCs w:val="18"/>
+        </w:rPr>
+        <w:t>COUNT(</w:t>
+      </w:r>
+      <w:proofErr w:type="gramEnd"/>
+      <w:r>
+        <w:rPr>
+          <w:rFonts w:ascii="Courier New" w:eastAsia="Courier New" w:hAnsi="Courier New" w:cs="Courier New"/>
+          <w:color w:val="D4D4D4"/>
+          <w:sz w:val="18"/>
+          <w:szCs w:val="18"/>
+        </w:rPr>
+        <w:t>*) FROM AUDITORIA;</w:t>
+      </w:r>
+    </w:p>
+    <w:p>
+      <w:pPr>
+        <w:shd w:val="clear" w:color="auto" w:fill="1E1E1E"/>
+        <w:ind w:left="200"/>
+      </w:pPr>
+      <w:r>
+        <w:rPr>
+          <w:rFonts w:ascii="Courier New" w:eastAsia="Courier New" w:hAnsi="Courier New" w:cs="Courier New"/>
+          <w:color w:val="D4D4D4"/>
+          <w:sz w:val="18"/>
+          <w:szCs w:val="18"/>
+        </w:rPr>
+        <w:t xml:space="preserve"> </w:t>
+      </w:r>
+    </w:p>
+    <w:p>
+      <w:pPr>
+        <w:shd w:val="clear" w:color="auto" w:fill="1E1E1E"/>
+        <w:ind w:left="200"/>
+      </w:pPr>
+      <w:r>
+        <w:rPr>
+          <w:rFonts w:ascii="Courier New" w:eastAsia="Courier New" w:hAnsi="Courier New" w:cs="Courier New"/>
+          <w:color w:val="6A9955"/>
+          <w:sz w:val="18"/>
+          <w:szCs w:val="18"/>
+        </w:rPr>
+        <w:t>-- Borrar definitivamente (sin pasar por la papelera)</w:t>
+      </w:r>
+    </w:p>
+    <w:p>
+      <w:pPr>
+        <w:shd w:val="clear" w:color="auto" w:fill="1E1E1E"/>
+        <w:ind w:left="200"/>
+      </w:pPr>
+      <w:r>
+        <w:rPr>
+          <w:rFonts w:ascii="Courier New" w:eastAsia="Courier New" w:hAnsi="Courier New" w:cs="Courier New"/>
+          <w:color w:val="D4D4D4"/>
+          <w:sz w:val="18"/>
+          <w:szCs w:val="18"/>
+        </w:rPr>
+        <w:t>DROP TABLE AUDITORIA PURGE;</w:t>
+      </w:r>
+    </w:p>
+    <w:p>
+      <w:pPr>
+        <w:shd w:val="clear" w:color="auto" w:fill="1E1E1E"/>
+        <w:spacing w:after="120"/>
+      </w:pPr>
+    </w:p>
+    <w:p>
+      <w:pPr>
+        <w:spacing w:before="80" w:after="80"/>
+      </w:pPr>
+    </w:p>
+    <w:tbl>
+      <w:tblPr>
+        <w:tblW w:w="9360" w:type="dxa"/>
+        <w:tblBorders>
+          <w:top w:val="single" w:sz="4" w:space="0" w:color="auto"/>
+          <w:left w:val="single" w:sz="4" w:space="0" w:color="auto"/>
+          <w:bottom w:val="single" w:sz="4" w:space="0" w:color="auto"/>
+          <w:right w:val="single" w:sz="4" w:space="0" w:color="auto"/>
+          <w:insideH w:val="single" w:sz="4" w:space="0" w:color="auto"/>
+          <w:insideV w:val="single" w:sz="4" w:space="0" w:color="auto"/>
+        </w:tblBorders>
+        <w:tblCellMar>
+          <w:left w:w="10" w:type="dxa"/>
+          <w:right w:w="10" w:type="dxa"/>
+        </w:tblCellMar>
+        <w:tblLook w:val="04A0" w:firstRow="1" w:lastRow="0" w:firstColumn="1" w:lastColumn="0" w:noHBand="0" w:noVBand="1"/>
+      </w:tblPr>
+      <w:tblGrid>
+        <w:gridCol w:w="9360"/>
+      </w:tblGrid>
+      <w:tr>
+        <w:tc>
+          <w:tcPr>
+            <w:tcW w:w="9360" w:type="dxa"/>
+            <w:tcBorders>
+              <w:top w:val="single" w:sz="1" w:space="0" w:color="CCCCCC"/>
+              <w:left w:val="single" w:sz="1" w:space="0" w:color="CCCCCC"/>
+              <w:bottom w:val="single" w:sz="1" w:space="0" w:color="CCCCCC"/>
+              <w:right w:val="single" w:sz="1" w:space="0" w:color="CCCCCC"/>
+            </w:tcBorders>
+            <w:shd w:val="clear" w:color="auto" w:fill="E6F4EA"/>
+            <w:tcMar>
+              <w:top w:w="100" w:type="dxa"/>
+              <w:left w:w="180" w:type="dxa"/>
+              <w:bottom w:w="100" w:type="dxa"/>
+              <w:right w:w="160" w:type="dxa"/>
+            </w:tcMar>
+          </w:tcPr>
+          <w:p>
+            <w:pPr>
+              <w:rPr>
+                <w:lang w:val="en-US"/>
+              </w:rPr>
+            </w:pPr>
+            <w:r>
+              <w:rPr>
+                <w:b/>
+                <w:bCs/>
+                <w:color w:val="1F3864"/>
+              </w:rPr>
+              <w:t>💡</w:t>
+            </w:r>
+            <w:r>
+              <w:rPr>
+                <w:b/>
+                <w:bCs/>
+                <w:color w:val="1F3864"/>
+                <w:lang w:val="en-US"/>
+              </w:rPr>
+              <w:t xml:space="preserve"> FLASHBACK TABLE — </w:t>
+            </w:r>
+            <w:proofErr w:type="spellStart"/>
+            <w:r>
+              <w:rPr>
+                <w:b/>
+                <w:bCs/>
+                <w:color w:val="1F3864"/>
+                <w:lang w:val="en-US"/>
+              </w:rPr>
+              <w:t>desde</w:t>
+            </w:r>
+            <w:proofErr w:type="spellEnd"/>
+            <w:r>
+              <w:rPr>
+                <w:b/>
+                <w:bCs/>
+                <w:color w:val="1F3864"/>
+                <w:lang w:val="en-US"/>
+              </w:rPr>
+              <w:t xml:space="preserve"> Oracle 10g</w:t>
+            </w:r>
+          </w:p>
+          <w:p>
+            <w:pPr>
+              <w:spacing w:before="40"/>
+            </w:pPr>
+            <w:r>
+              <w:t>Recupera la tabla y sus datos tal como estaban al momento del DROP. En versiones anteriores de Oracle esto no existía. En producción ha salvado muchos errores accidentales.</w:t>
+            </w:r>
+          </w:p>
+        </w:tc>
+      </w:tr>
+    </w:tbl>
+    <w:p>
+      <w:pPr>
+        <w:spacing w:before="160" w:after="80"/>
+      </w:pPr>
+    </w:p>
+    <w:p>
+      <w:pPr>
+        <w:pBdr>
+          <w:bottom w:val="single" w:sz="6" w:space="1" w:color="2E75B6"/>
+        </w:pBdr>
+        <w:spacing w:before="240" w:after="240"/>
+      </w:pPr>
+    </w:p>
+    <w:p>
+      <w:pPr>
+        <w:spacing w:before="360" w:after="160"/>
+        <w:rPr>
+          <w:lang w:val="en-US"/>
+        </w:rPr>
+      </w:pPr>
+      <w:r>
+        <w:rPr>
+          <w:b/>
+          <w:bCs/>
+          <w:color w:val="1F3864"/>
+          <w:sz w:val="34"/>
+          <w:szCs w:val="34"/>
+          <w:lang w:val="en-US"/>
+        </w:rPr>
+        <w:t xml:space="preserve">✅ Cierre — </w:t>
+      </w:r>
+      <w:proofErr w:type="spellStart"/>
+      <w:r>
+        <w:rPr>
+          <w:b/>
+          <w:bCs/>
+          <w:color w:val="1F3864"/>
+          <w:sz w:val="34"/>
+          <w:szCs w:val="34"/>
+          <w:lang w:val="en-US"/>
+        </w:rPr>
+        <w:t>Verificar</w:t>
+      </w:r>
+      <w:proofErr w:type="spellEnd"/>
+      <w:r>
+        <w:rPr>
+          <w:b/>
+          <w:bCs/>
+          <w:color w:val="1F3864"/>
+          <w:sz w:val="34"/>
+          <w:szCs w:val="34"/>
+          <w:lang w:val="en-US"/>
+        </w:rPr>
+        <w:t xml:space="preserve"> </w:t>
+      </w:r>
+      <w:proofErr w:type="spellStart"/>
+      <w:r>
+        <w:rPr>
+          <w:b/>
+          <w:bCs/>
+          <w:color w:val="1F3864"/>
+          <w:sz w:val="34"/>
+          <w:szCs w:val="34"/>
+          <w:lang w:val="en-US"/>
+        </w:rPr>
+        <w:t>el</w:t>
+      </w:r>
+      <w:proofErr w:type="spellEnd"/>
+      <w:r>
+        <w:rPr>
+          <w:b/>
+          <w:bCs/>
+          <w:color w:val="1F3864"/>
+          <w:sz w:val="34"/>
+          <w:szCs w:val="34"/>
+          <w:lang w:val="en-US"/>
+        </w:rPr>
+        <w:t xml:space="preserve"> </w:t>
+      </w:r>
+      <w:proofErr w:type="spellStart"/>
+      <w:r>
+        <w:rPr>
+          <w:b/>
+          <w:bCs/>
+          <w:color w:val="1F3864"/>
+          <w:sz w:val="34"/>
+          <w:szCs w:val="34"/>
+          <w:lang w:val="en-US"/>
+        </w:rPr>
+        <w:t>esquema</w:t>
+      </w:r>
+      <w:proofErr w:type="spellEnd"/>
+      <w:r>
+        <w:rPr>
+          <w:b/>
+          <w:bCs/>
+          <w:color w:val="1F3864"/>
+          <w:sz w:val="34"/>
+          <w:szCs w:val="34"/>
+          <w:lang w:val="en-US"/>
+        </w:rPr>
+        <w:t xml:space="preserve"> </w:t>
+      </w:r>
+      <w:proofErr w:type="spellStart"/>
+      <w:r>
+        <w:rPr>
+          <w:b/>
+          <w:bCs/>
+          <w:color w:val="1F3864"/>
+          <w:sz w:val="34"/>
+          <w:szCs w:val="34"/>
+          <w:lang w:val="en-US"/>
+        </w:rPr>
+        <w:t>completo</w:t>
+      </w:r>
+      <w:proofErr w:type="spellEnd"/>
+    </w:p>
+    <w:p>
+      <w:pPr>
+        <w:shd w:val="clear" w:color="auto" w:fill="1E1E1E"/>
+        <w:spacing w:before="120"/>
+        <w:rPr>
+          <w:lang w:val="en-US"/>
+        </w:rPr>
+      </w:pPr>
+    </w:p>
+    <w:p>
+      <w:pPr>
+        <w:shd w:val="clear" w:color="auto" w:fill="1E1E1E"/>
+        <w:ind w:left="200"/>
+        <w:rPr>
+          <w:lang w:val="en-US"/>
+        </w:rPr>
+      </w:pPr>
+      <w:r>
+        <w:rPr>
+          <w:rFonts w:ascii="Courier New" w:eastAsia="Courier New" w:hAnsi="Courier New" w:cs="Courier New"/>
+          <w:color w:val="D4D4D4"/>
+          <w:sz w:val="18"/>
+          <w:szCs w:val="18"/>
+          <w:lang w:val="en-US"/>
+        </w:rPr>
+        <w:t xml:space="preserve">SELECT   </w:t>
+      </w:r>
+      <w:proofErr w:type="spellStart"/>
+      <w:r>
+        <w:rPr>
+          <w:rFonts w:ascii="Courier New" w:eastAsia="Courier New" w:hAnsi="Courier New" w:cs="Courier New"/>
+          <w:color w:val="D4D4D4"/>
+          <w:sz w:val="18"/>
+          <w:szCs w:val="18"/>
+          <w:lang w:val="en-US"/>
+        </w:rPr>
+        <w:t>table_name</w:t>
+      </w:r>
+      <w:proofErr w:type="spellEnd"/>
+      <w:r>
+        <w:rPr>
+          <w:rFonts w:ascii="Courier New" w:eastAsia="Courier New" w:hAnsi="Courier New" w:cs="Courier New"/>
+          <w:color w:val="D4D4D4"/>
+          <w:sz w:val="18"/>
+          <w:szCs w:val="18"/>
+          <w:lang w:val="en-US"/>
+        </w:rPr>
+        <w:t xml:space="preserve">, </w:t>
+      </w:r>
+      <w:proofErr w:type="gramStart"/>
+      <w:r>
+        <w:rPr>
+          <w:rFonts w:ascii="Courier New" w:eastAsia="Courier New" w:hAnsi="Courier New" w:cs="Courier New"/>
+          <w:color w:val="D4D4D4"/>
+          <w:sz w:val="18"/>
+          <w:szCs w:val="18"/>
+          <w:lang w:val="en-US"/>
+        </w:rPr>
+        <w:t>COUNT(</w:t>
+      </w:r>
+      <w:proofErr w:type="gramEnd"/>
+      <w:r>
+        <w:rPr>
+          <w:rFonts w:ascii="Courier New" w:eastAsia="Courier New" w:hAnsi="Courier New" w:cs="Courier New"/>
+          <w:color w:val="D4D4D4"/>
+          <w:sz w:val="18"/>
+          <w:szCs w:val="18"/>
+          <w:lang w:val="en-US"/>
+        </w:rPr>
+        <w:t xml:space="preserve">*) AS </w:t>
+      </w:r>
+      <w:proofErr w:type="spellStart"/>
+      <w:r>
+        <w:rPr>
+          <w:rFonts w:ascii="Courier New" w:eastAsia="Courier New" w:hAnsi="Courier New" w:cs="Courier New"/>
+          <w:color w:val="D4D4D4"/>
+          <w:sz w:val="18"/>
+          <w:szCs w:val="18"/>
+          <w:lang w:val="en-US"/>
+        </w:rPr>
+        <w:t>num_constraints</w:t>
+      </w:r>
+      <w:proofErr w:type="spellEnd"/>
+    </w:p>
+    <w:p>
+      <w:pPr>
+        <w:shd w:val="clear" w:color="auto" w:fill="1E1E1E"/>
+        <w:ind w:left="200"/>
+        <w:rPr>
+          <w:lang w:val="en-US"/>
+        </w:rPr>
+      </w:pPr>
+      <w:r>
+        <w:rPr>
+          <w:rFonts w:ascii="Courier New" w:eastAsia="Courier New" w:hAnsi="Courier New" w:cs="Courier New"/>
+          <w:color w:val="D4D4D4"/>
+          <w:sz w:val="18"/>
+          <w:szCs w:val="18"/>
+          <w:lang w:val="en-US"/>
+        </w:rPr>
+        <w:t>FROM     USER_CONSTRAINTS</w:t>
+      </w:r>
+    </w:p>
+    <w:p>
+      <w:pPr>
+        <w:shd w:val="clear" w:color="auto" w:fill="1E1E1E"/>
+        <w:ind w:left="200"/>
+      </w:pPr>
+      <w:r>
+        <w:rPr>
+          <w:rFonts w:ascii="Courier New" w:eastAsia="Courier New" w:hAnsi="Courier New" w:cs="Courier New"/>
+          <w:color w:val="D4D4D4"/>
+          <w:sz w:val="18"/>
+          <w:szCs w:val="18"/>
+        </w:rPr>
+        <w:t xml:space="preserve">WHERE    </w:t>
+      </w:r>
+      <w:proofErr w:type="spellStart"/>
+      <w:r>
+        <w:rPr>
+          <w:rFonts w:ascii="Courier New" w:eastAsia="Courier New" w:hAnsi="Courier New" w:cs="Courier New"/>
+          <w:color w:val="D4D4D4"/>
+          <w:sz w:val="18"/>
+          <w:szCs w:val="18"/>
+        </w:rPr>
+        <w:t>table_name</w:t>
+      </w:r>
+      <w:proofErr w:type="spellEnd"/>
+      <w:r>
+        <w:rPr>
+          <w:rFonts w:ascii="Courier New" w:eastAsia="Courier New" w:hAnsi="Courier New" w:cs="Courier New"/>
+          <w:color w:val="D4D4D4"/>
+          <w:sz w:val="18"/>
+          <w:szCs w:val="18"/>
+        </w:rPr>
+        <w:t xml:space="preserve"> IN (</w:t>
+      </w:r>
+    </w:p>
+    <w:p>
+      <w:pPr>
+        <w:shd w:val="clear" w:color="auto" w:fill="1E1E1E"/>
+        <w:ind w:left="200"/>
+      </w:pPr>
+      <w:r>
+        <w:rPr>
+          <w:rFonts w:ascii="Courier New" w:eastAsia="Courier New" w:hAnsi="Courier New" w:cs="Courier New"/>
+          <w:color w:val="D4D4D4"/>
+          <w:sz w:val="18"/>
+          <w:szCs w:val="18"/>
+        </w:rPr>
+        <w:t xml:space="preserve">    'CATEGORIA','DEPARTAMENTO','ESTADO_ARTICULO',</w:t>
+      </w:r>
+    </w:p>
+    <w:p>
+      <w:pPr>
+        <w:shd w:val="clear" w:color="auto" w:fill="1E1E1E"/>
+        <w:ind w:left="200"/>
+      </w:pPr>
+      <w:r>
+        <w:rPr>
+          <w:rFonts w:ascii="Courier New" w:eastAsia="Courier New" w:hAnsi="Courier New" w:cs="Courier New"/>
+          <w:color w:val="D4D4D4"/>
+          <w:sz w:val="18"/>
+          <w:szCs w:val="18"/>
+        </w:rPr>
+        <w:t xml:space="preserve">    'ROL','USUARIO','UBICACION','RESPONSABLE',</w:t>
+      </w:r>
+    </w:p>
+    <w:p>
+      <w:pPr>
+        <w:shd w:val="clear" w:color="auto" w:fill="1E1E1E"/>
+        <w:ind w:left="200"/>
+      </w:pPr>
+      <w:r>
+        <w:rPr>
+          <w:rFonts w:ascii="Courier New" w:eastAsia="Courier New" w:hAnsi="Courier New" w:cs="Courier New"/>
+          <w:color w:val="D4D4D4"/>
+          <w:sz w:val="18"/>
+          <w:szCs w:val="18"/>
+        </w:rPr>
+        <w:t xml:space="preserve">    'ARTICULO','PRESTAMO','DETALLE_PRESTAMO',</w:t>
+      </w:r>
+    </w:p>
+    <w:p>
+      <w:pPr>
+        <w:shd w:val="clear" w:color="auto" w:fill="1E1E1E"/>
+        <w:ind w:left="200"/>
+        <w:rPr>
+          <w:lang w:val="en-US"/>
+        </w:rPr>
+      </w:pPr>
+      <w:r>
+        <w:rPr>
+          <w:rFonts w:ascii="Courier New" w:eastAsia="Courier New" w:hAnsi="Courier New" w:cs="Courier New"/>
+          <w:color w:val="D4D4D4"/>
+          <w:sz w:val="18"/>
+          <w:szCs w:val="18"/>
+        </w:rPr>
+        <w:t xml:space="preserve">    </w:t>
+      </w:r>
+      <w:r>
+        <w:rPr>
+          <w:rFonts w:ascii="Courier New" w:eastAsia="Courier New" w:hAnsi="Courier New" w:cs="Courier New"/>
+          <w:color w:val="D4D4D4"/>
+          <w:sz w:val="18"/>
+          <w:szCs w:val="18"/>
+          <w:lang w:val="en-US"/>
+        </w:rPr>
+        <w:t>'MANTENIMIENTO','MOVIMIENTO','NOTIFICACION','AUDITORIA'</w:t>
+      </w:r>
+    </w:p>
+    <w:p>
+      <w:pPr>
+        <w:shd w:val="clear" w:color="auto" w:fill="1E1E1E"/>
+        <w:ind w:left="200"/>
+        <w:rPr>
+          <w:lang w:val="en-US"/>
+        </w:rPr>
+      </w:pPr>
+      <w:r>
+        <w:rPr>
+          <w:rFonts w:ascii="Courier New" w:eastAsia="Courier New" w:hAnsi="Courier New" w:cs="Courier New"/>
+          <w:color w:val="D4D4D4"/>
+          <w:sz w:val="18"/>
+          <w:szCs w:val="18"/>
+          <w:lang w:val="en-US"/>
+        </w:rPr>
+        <w:t>)</w:t>
+      </w:r>
+    </w:p>
+    <w:p>
+      <w:pPr>
+        <w:shd w:val="clear" w:color="auto" w:fill="1E1E1E"/>
+        <w:ind w:left="200"/>
+        <w:rPr>
+          <w:lang w:val="en-US"/>
+        </w:rPr>
+      </w:pPr>
+      <w:r>
+        <w:rPr>
+          <w:rFonts w:ascii="Courier New" w:eastAsia="Courier New" w:hAnsi="Courier New" w:cs="Courier New"/>
+          <w:color w:val="D4D4D4"/>
+          <w:sz w:val="18"/>
+          <w:szCs w:val="18"/>
+          <w:lang w:val="en-US"/>
+        </w:rPr>
+        <w:t xml:space="preserve">GROUP BY </w:t>
+      </w:r>
+      <w:proofErr w:type="spellStart"/>
+      <w:r>
+        <w:rPr>
+          <w:rFonts w:ascii="Courier New" w:eastAsia="Courier New" w:hAnsi="Courier New" w:cs="Courier New"/>
+          <w:color w:val="D4D4D4"/>
+          <w:sz w:val="18"/>
+          <w:szCs w:val="18"/>
+          <w:lang w:val="en-US"/>
+        </w:rPr>
+        <w:t>table_name</w:t>
+      </w:r>
+      <w:proofErr w:type="spellEnd"/>
+      <w:r>
+        <w:rPr>
+          <w:rFonts w:ascii="Courier New" w:eastAsia="Courier New" w:hAnsi="Courier New" w:cs="Courier New"/>
+          <w:color w:val="D4D4D4"/>
+          <w:sz w:val="18"/>
+          <w:szCs w:val="18"/>
+          <w:lang w:val="en-US"/>
+        </w:rPr>
+        <w:t xml:space="preserve"> ORDER BY </w:t>
+      </w:r>
+      <w:proofErr w:type="spellStart"/>
+      <w:r>
+        <w:rPr>
+          <w:rFonts w:ascii="Courier New" w:eastAsia="Courier New" w:hAnsi="Courier New" w:cs="Courier New"/>
+          <w:color w:val="D4D4D4"/>
+          <w:sz w:val="18"/>
+          <w:szCs w:val="18"/>
+          <w:lang w:val="en-US"/>
+        </w:rPr>
+        <w:t>table_</w:t>
+      </w:r>
+      <w:proofErr w:type="gramStart"/>
+      <w:r>
+        <w:rPr>
+          <w:rFonts w:ascii="Courier New" w:eastAsia="Courier New" w:hAnsi="Courier New" w:cs="Courier New"/>
+          <w:color w:val="D4D4D4"/>
+          <w:sz w:val="18"/>
+          <w:szCs w:val="18"/>
+          <w:lang w:val="en-US"/>
+        </w:rPr>
+        <w:t>name</w:t>
+      </w:r>
+      <w:proofErr w:type="spellEnd"/>
+      <w:r>
+        <w:rPr>
+          <w:rFonts w:ascii="Courier New" w:eastAsia="Courier New" w:hAnsi="Courier New" w:cs="Courier New"/>
+          <w:color w:val="D4D4D4"/>
+          <w:sz w:val="18"/>
+          <w:szCs w:val="18"/>
+          <w:lang w:val="en-US"/>
+        </w:rPr>
+        <w:t>;</w:t>
+      </w:r>
+      <w:proofErr w:type="gramEnd"/>
+    </w:p>
+    <w:p>
+      <w:pPr>
+        <w:shd w:val="clear" w:color="auto" w:fill="1E1E1E"/>
+        <w:spacing w:after="120"/>
+        <w:rPr>
+          <w:lang w:val="en-US"/>
+        </w:rPr>
+      </w:pPr>
+    </w:p>
+    <w:p>
+      <w:pPr>
+        <w:spacing w:before="80" w:after="80"/>
+        <w:rPr>
+          <w:lang w:val="en-US"/>
+        </w:rPr>
+      </w:pPr>
+    </w:p>
+    <w:tbl>
+      <w:tblPr>
+        <w:tblW w:w="9360" w:type="dxa"/>
+        <w:tblBorders>
+          <w:top w:val="single" w:sz="4" w:space="0" w:color="auto"/>
+          <w:left w:val="single" w:sz="4" w:space="0" w:color="auto"/>
+          <w:bottom w:val="single" w:sz="4" w:space="0" w:color="auto"/>
+          <w:right w:val="single" w:sz="4" w:space="0" w:color="auto"/>
+          <w:insideH w:val="single" w:sz="4" w:space="0" w:color="auto"/>
+          <w:insideV w:val="single" w:sz="4" w:space="0" w:color="auto"/>
+        </w:tblBorders>
+        <w:tblCellMar>
+          <w:left w:w="10" w:type="dxa"/>
+          <w:right w:w="10" w:type="dxa"/>
+        </w:tblCellMar>
+        <w:tblLook w:val="04A0" w:firstRow="1" w:lastRow="0" w:firstColumn="1" w:lastColumn="0" w:noHBand="0" w:noVBand="1"/>
+      </w:tblPr>
+      <w:tblGrid>
+        <w:gridCol w:w="720"/>
+        <w:gridCol w:w="3600"/>
+        <w:gridCol w:w="5040"/>
+      </w:tblGrid>
+      <w:tr>
+        <w:tc>
+          <w:tcPr>
+            <w:tcW w:w="720" w:type="dxa"/>
+            <w:tcBorders>
+              <w:top w:val="single" w:sz="1" w:space="0" w:color="CCCCCC"/>
+              <w:left w:val="single" w:sz="1" w:space="0" w:color="CCCCCC"/>
+              <w:bottom w:val="single" w:sz="1" w:space="0" w:color="CCCCCC"/>
+              <w:right w:val="single" w:sz="1" w:space="0" w:color="CCCCCC"/>
+            </w:tcBorders>
+            <w:shd w:val="clear" w:color="auto" w:fill="1F3864"/>
+            <w:tcMar>
+              <w:top w:w="100" w:type="dxa"/>
+              <w:left w:w="80" w:type="dxa"/>
+              <w:bottom w:w="100" w:type="dxa"/>
+              <w:right w:w="80" w:type="dxa"/>
+            </w:tcMar>
+          </w:tcPr>
+          <w:p>
+            <w:pPr>
+              <w:jc w:val="center"/>
+            </w:pPr>
+            <w:r>
+              <w:rPr>
+                <w:b/>
+                <w:bCs/>
+                <w:color w:val="FFFFFF"/>
+              </w:rPr>
+              <w:t>P1</w:t>
+            </w:r>
+          </w:p>
+        </w:tc>
+        <w:tc>
+          <w:tcPr>
+            <w:tcW w:w="3600" w:type="dxa"/>
+            <w:tcBorders>
+              <w:top w:val="single" w:sz="1" w:space="0" w:color="CCCCCC"/>
+              <w:left w:val="single" w:sz="1" w:space="0" w:color="CCCCCC"/>
+              <w:bottom w:val="single" w:sz="1" w:space="0" w:color="CCCCCC"/>
+              <w:right w:val="single" w:sz="1" w:space="0" w:color="CCCCCC"/>
+            </w:tcBorders>
+            <w:tcMar>
+              <w:top w:w="100" w:type="dxa"/>
+              <w:left w:w="140" w:type="dxa"/>
+              <w:bottom w:w="100" w:type="dxa"/>
+              <w:right w:w="80" w:type="dxa"/>
+            </w:tcMar>
+          </w:tcPr>
+          <w:p>
+            <w:r>
+              <w:rPr>
+                <w:b/>
+                <w:bCs/>
+                <w:sz w:val="19"/>
+                <w:szCs w:val="19"/>
+              </w:rPr>
+              <w:t>Esquema físico + DDL + Tipos de datos</w:t>
+            </w:r>
+          </w:p>
+        </w:tc>
+        <w:tc>
+          <w:tcPr>
+            <w:tcW w:w="5040" w:type="dxa"/>
+            <w:tcBorders>
+              <w:top w:val="single" w:sz="1" w:space="0" w:color="CCCCCC"/>
+              <w:left w:val="single" w:sz="1" w:space="0" w:color="CCCCCC"/>
+              <w:bottom w:val="single" w:sz="1" w:space="0" w:color="CCCCCC"/>
+              <w:right w:val="single" w:sz="1" w:space="0" w:color="CCCCCC"/>
+            </w:tcBorders>
+            <w:shd w:val="clear" w:color="auto" w:fill="F5F5F5"/>
+            <w:tcMar>
+              <w:top w:w="100" w:type="dxa"/>
+              <w:left w:w="140" w:type="dxa"/>
+              <w:bottom w:w="100" w:type="dxa"/>
+              <w:right w:w="80" w:type="dxa"/>
+            </w:tcMar>
+          </w:tcPr>
+          <w:p>
+            <w:r>
+              <w:rPr>
+                <w:rFonts w:ascii="Courier New" w:eastAsia="Courier New" w:hAnsi="Courier New" w:cs="Courier New"/>
+                <w:sz w:val="18"/>
+                <w:szCs w:val="18"/>
+              </w:rPr>
+              <w:t>CATEGORIA, DEPARTAMENTO, ESTADO_ARTICULO</w:t>
+            </w:r>
+          </w:p>
+        </w:tc>
+      </w:tr>
+      <w:tr>
+        <w:tc>
+          <w:tcPr>
+            <w:tcW w:w="720" w:type="dxa"/>
+            <w:tcBorders>
+              <w:top w:val="single" w:sz="1" w:space="0" w:color="CCCCCC"/>
+              <w:left w:val="single" w:sz="1" w:space="0" w:color="CCCCCC"/>
+              <w:bottom w:val="single" w:sz="1" w:space="0" w:color="CCCCCC"/>
+              <w:right w:val="single" w:sz="1" w:space="0" w:color="CCCCCC"/>
+            </w:tcBorders>
+            <w:shd w:val="clear" w:color="auto" w:fill="2E75B6"/>
+            <w:tcMar>
+              <w:top w:w="100" w:type="dxa"/>
+              <w:left w:w="80" w:type="dxa"/>
+              <w:bottom w:w="100" w:type="dxa"/>
+              <w:right w:w="80" w:type="dxa"/>
+            </w:tcMar>
+          </w:tcPr>
+          <w:p>
+            <w:pPr>
+              <w:jc w:val="center"/>
+            </w:pPr>
+            <w:r>
+              <w:rPr>
+                <w:b/>
+                <w:bCs/>
+                <w:color w:val="FFFFFF"/>
+              </w:rPr>
+              <w:t>P2</w:t>
+            </w:r>
+          </w:p>
+        </w:tc>
+        <w:tc>
+          <w:tcPr>
+            <w:tcW w:w="3600" w:type="dxa"/>
+            <w:tcBorders>
+              <w:top w:val="single" w:sz="1" w:space="0" w:color="CCCCCC"/>
+              <w:left w:val="single" w:sz="1" w:space="0" w:color="CCCCCC"/>
+              <w:bottom w:val="single" w:sz="1" w:space="0" w:color="CCCCCC"/>
+              <w:right w:val="single" w:sz="1" w:space="0" w:color="CCCCCC"/>
+            </w:tcBorders>
+            <w:tcMar>
+              <w:top w:w="100" w:type="dxa"/>
+              <w:left w:w="140" w:type="dxa"/>
+              <w:bottom w:w="100" w:type="dxa"/>
+              <w:right w:w="80" w:type="dxa"/>
+            </w:tcMar>
+          </w:tcPr>
+          <w:p>
+            <w:pPr>
+              <w:rPr>
+                <w:lang w:val="en-US"/>
+              </w:rPr>
+            </w:pPr>
+            <w:r>
+              <w:rPr>
+                <w:b/>
+                <w:bCs/>
+                <w:sz w:val="19"/>
+                <w:szCs w:val="19"/>
+                <w:lang w:val="en-US"/>
+              </w:rPr>
+              <w:t>PK, NOT NULL, UNIQUE, CHECK</w:t>
+            </w:r>
+          </w:p>
+        </w:tc>
+        <w:tc>
+          <w:tcPr>
+            <w:tcW w:w="5040" w:type="dxa"/>
+            <w:tcBorders>
+              <w:top w:val="single" w:sz="1" w:space="0" w:color="CCCCCC"/>
+              <w:left w:val="single" w:sz="1" w:space="0" w:color="CCCCCC"/>
+              <w:bottom w:val="single" w:sz="1" w:space="0" w:color="CCCCCC"/>
+              <w:right w:val="single" w:sz="1" w:space="0" w:color="CCCCCC"/>
+            </w:tcBorders>
+            <w:shd w:val="clear" w:color="auto" w:fill="F5F5F5"/>
+            <w:tcMar>
+              <w:top w:w="100" w:type="dxa"/>
+              <w:left w:w="140" w:type="dxa"/>
+              <w:bottom w:w="100" w:type="dxa"/>
+              <w:right w:w="80" w:type="dxa"/>
+            </w:tcMar>
+          </w:tcPr>
+          <w:p>
+            <w:r>
+              <w:rPr>
+                <w:rFonts w:ascii="Courier New" w:eastAsia="Courier New" w:hAnsi="Courier New" w:cs="Courier New"/>
+                <w:sz w:val="18"/>
+                <w:szCs w:val="18"/>
+              </w:rPr>
+              <w:t>ROL, USUARIO, UBICACION, RESPONSABLE</w:t>
+            </w:r>
+          </w:p>
+        </w:tc>
+      </w:tr>
+      <w:tr>
+        <w:tc>
+          <w:tcPr>
+            <w:tcW w:w="720" w:type="dxa"/>
+            <w:tcBorders>
+              <w:top w:val="single" w:sz="1" w:space="0" w:color="CCCCCC"/>
+              <w:left w:val="single" w:sz="1" w:space="0" w:color="CCCCCC"/>
+              <w:bottom w:val="single" w:sz="1" w:space="0" w:color="CCCCCC"/>
+              <w:right w:val="single" w:sz="1" w:space="0" w:color="CCCCCC"/>
+            </w:tcBorders>
+            <w:shd w:val="clear" w:color="auto" w:fill="1F3864"/>
+            <w:tcMar>
+              <w:top w:w="100" w:type="dxa"/>
+              <w:left w:w="80" w:type="dxa"/>
+              <w:bottom w:w="100" w:type="dxa"/>
+              <w:right w:w="80" w:type="dxa"/>
+            </w:tcMar>
+          </w:tcPr>
+          <w:p>
+            <w:pPr>
+              <w:jc w:val="center"/>
+            </w:pPr>
+            <w:r>
+              <w:rPr>
+                <w:b/>
+                <w:bCs/>
+                <w:color w:val="FFFFFF"/>
+              </w:rPr>
+              <w:t>P3</w:t>
+            </w:r>
+          </w:p>
+        </w:tc>
+        <w:tc>
+          <w:tcPr>
+            <w:tcW w:w="3600" w:type="dxa"/>
+            <w:tcBorders>
+              <w:top w:val="single" w:sz="1" w:space="0" w:color="CCCCCC"/>
+              <w:left w:val="single" w:sz="1" w:space="0" w:color="CCCCCC"/>
+              <w:bottom w:val="single" w:sz="1" w:space="0" w:color="CCCCCC"/>
+              <w:right w:val="single" w:sz="1" w:space="0" w:color="CCCCCC"/>
+            </w:tcBorders>
+            <w:tcMar>
+              <w:top w:w="100" w:type="dxa"/>
+              <w:left w:w="140" w:type="dxa"/>
+              <w:bottom w:w="100" w:type="dxa"/>
+              <w:right w:w="80" w:type="dxa"/>
+            </w:tcMar>
+          </w:tcPr>
+          <w:p>
+            <w:r>
+              <w:rPr>
+                <w:b/>
+                <w:bCs/>
+                <w:sz w:val="19"/>
+                <w:szCs w:val="19"/>
+              </w:rPr>
+              <w:t>Foreign Key + integridad referencial</w:t>
+            </w:r>
+          </w:p>
+        </w:tc>
+        <w:tc>
+          <w:tcPr>
+            <w:tcW w:w="5040" w:type="dxa"/>
+            <w:tcBorders>
+              <w:top w:val="single" w:sz="1" w:space="0" w:color="CCCCCC"/>
+              <w:left w:val="single" w:sz="1" w:space="0" w:color="CCCCCC"/>
+              <w:bottom w:val="single" w:sz="1" w:space="0" w:color="CCCCCC"/>
+              <w:right w:val="single" w:sz="1" w:space="0" w:color="CCCCCC"/>
+            </w:tcBorders>
+            <w:shd w:val="clear" w:color="auto" w:fill="F5F5F5"/>
+            <w:tcMar>
+              <w:top w:w="100" w:type="dxa"/>
+              <w:left w:w="140" w:type="dxa"/>
+              <w:bottom w:w="100" w:type="dxa"/>
+              <w:right w:w="80" w:type="dxa"/>
+            </w:tcMar>
+          </w:tcPr>
+          <w:p>
+            <w:r>
+              <w:rPr>
+                <w:rFonts w:ascii="Courier New" w:eastAsia="Courier New" w:hAnsi="Courier New" w:cs="Courier New"/>
+                <w:sz w:val="18"/>
+                <w:szCs w:val="18"/>
+              </w:rPr>
+              <w:t>ARTICULO, PRESTAMO, DETALLE_PRESTAMO</w:t>
+            </w:r>
+          </w:p>
+        </w:tc>
+      </w:tr>
+      <w:tr>
+        <w:tc>
+          <w:tcPr>
+            <w:tcW w:w="720" w:type="dxa"/>
+            <w:tcBorders>
+              <w:top w:val="single" w:sz="1" w:space="0" w:color="CCCCCC"/>
+              <w:left w:val="single" w:sz="1" w:space="0" w:color="CCCCCC"/>
+              <w:bottom w:val="single" w:sz="1" w:space="0" w:color="CCCCCC"/>
+              <w:right w:val="single" w:sz="1" w:space="0" w:color="CCCCCC"/>
+            </w:tcBorders>
+            <w:shd w:val="clear" w:color="auto" w:fill="2E75B6"/>
+            <w:tcMar>
+              <w:top w:w="100" w:type="dxa"/>
+              <w:left w:w="80" w:type="dxa"/>
+              <w:bottom w:w="100" w:type="dxa"/>
+              <w:right w:w="80" w:type="dxa"/>
+            </w:tcMar>
+          </w:tcPr>
+          <w:p>
+            <w:pPr>
+              <w:jc w:val="center"/>
+            </w:pPr>
+            <w:r>
+              <w:rPr>
+                <w:b/>
+                <w:bCs/>
+                <w:color w:val="FFFFFF"/>
+              </w:rPr>
+              <w:t>P4</w:t>
+            </w:r>
+          </w:p>
+        </w:tc>
+        <w:tc>
+          <w:tcPr>
+            <w:tcW w:w="3600" w:type="dxa"/>
+            <w:tcBorders>
+              <w:top w:val="single" w:sz="1" w:space="0" w:color="CCCCCC"/>
+              <w:left w:val="single" w:sz="1" w:space="0" w:color="CCCCCC"/>
+              <w:bottom w:val="single" w:sz="1" w:space="0" w:color="CCCCCC"/>
+              <w:right w:val="single" w:sz="1" w:space="0" w:color="CCCCCC"/>
+            </w:tcBorders>
+            <w:tcMar>
+              <w:top w:w="100" w:type="dxa"/>
+              <w:left w:w="140" w:type="dxa"/>
+              <w:bottom w:w="100" w:type="dxa"/>
+              <w:right w:w="80" w:type="dxa"/>
+            </w:tcMar>
+          </w:tcPr>
+          <w:p>
+            <w:r>
+              <w:rPr>
+                <w:b/>
+                <w:bCs/>
+                <w:sz w:val="19"/>
+                <w:szCs w:val="19"/>
+              </w:rPr>
+              <w:t>ALTER TABLE + DROP + RECYCLEBIN</w:t>
+            </w:r>
+          </w:p>
+        </w:tc>
+        <w:tc>
+          <w:tcPr>
+            <w:tcW w:w="5040" w:type="dxa"/>
+            <w:tcBorders>
+              <w:top w:val="single" w:sz="1" w:space="0" w:color="CCCCCC"/>
+              <w:left w:val="single" w:sz="1" w:space="0" w:color="CCCCCC"/>
+              <w:bottom w:val="single" w:sz="1" w:space="0" w:color="CCCCCC"/>
+              <w:right w:val="single" w:sz="1" w:space="0" w:color="CCCCCC"/>
+            </w:tcBorders>
+            <w:shd w:val="clear" w:color="auto" w:fill="F5F5F5"/>
+            <w:tcMar>
+              <w:top w:w="100" w:type="dxa"/>
+              <w:left w:w="140" w:type="dxa"/>
+              <w:bottom w:w="100" w:type="dxa"/>
+              <w:right w:w="80" w:type="dxa"/>
+            </w:tcMar>
+          </w:tcPr>
+          <w:p>
+            <w:r>
+              <w:rPr>
+                <w:rFonts w:ascii="Courier New" w:eastAsia="Courier New" w:hAnsi="Courier New" w:cs="Courier New"/>
+                <w:sz w:val="18"/>
+                <w:szCs w:val="18"/>
+              </w:rPr>
+              <w:t>MANTENIMIENTO, MOVIMIENTO, NOTIFICACION, AUDITORIA</w:t>
+            </w:r>
+          </w:p>
+        </w:tc>
+      </w:tr>
+    </w:tbl>
+    <w:p>
+      <w:pPr>
+        <w:spacing w:before="80" w:after="80"/>
+      </w:pPr>
+    </w:p>
+    <w:tbl>
+      <w:tblPr>
+        <w:tblW w:w="9360" w:type="dxa"/>
+        <w:tblBorders>
+          <w:top w:val="single" w:sz="4" w:space="0" w:color="auto"/>
+          <w:left w:val="single" w:sz="4" w:space="0" w:color="auto"/>
+          <w:bottom w:val="single" w:sz="4" w:space="0" w:color="auto"/>
+          <w:right w:val="single" w:sz="4" w:space="0" w:color="auto"/>
+          <w:insideH w:val="single" w:sz="4" w:space="0" w:color="auto"/>
+          <w:insideV w:val="single" w:sz="4" w:space="0" w:color="auto"/>
+        </w:tblBorders>
+        <w:tblCellMar>
+          <w:left w:w="10" w:type="dxa"/>
+          <w:right w:w="10" w:type="dxa"/>
+        </w:tblCellMar>
+        <w:tblLook w:val="04A0" w:firstRow="1" w:lastRow="0" w:firstColumn="1" w:lastColumn="0" w:noHBand="0" w:noVBand="1"/>
+      </w:tblPr>
+      <w:tblGrid>
+        <w:gridCol w:w="9360"/>
+      </w:tblGrid>
+      <w:tr>
+        <w:tc>
+          <w:tcPr>
+            <w:tcW w:w="9360" w:type="dxa"/>
+            <w:tcBorders>
+              <w:top w:val="single" w:sz="1" w:space="0" w:color="CCCCCC"/>
+              <w:left w:val="single" w:sz="1" w:space="0" w:color="CCCCCC"/>
+              <w:bottom w:val="single" w:sz="1" w:space="0" w:color="CCCCCC"/>
+              <w:right w:val="single" w:sz="1" w:space="0" w:color="CCCCCC"/>
+            </w:tcBorders>
+            <w:shd w:val="clear" w:color="auto" w:fill="FFFBE6"/>
+            <w:tcMar>
+              <w:top w:w="100" w:type="dxa"/>
+              <w:left w:w="180" w:type="dxa"/>
+              <w:bottom w:w="100" w:type="dxa"/>
+              <w:right w:w="160" w:type="dxa"/>
+            </w:tcMar>
+          </w:tcPr>
+          <w:p>
+            <w:r>
+              <w:rPr>
+                <w:b/>
+                <w:bCs/>
+                <w:color w:val="1F3864"/>
+              </w:rPr>
+              <w:t>📝 Próxima sesión</w:t>
+            </w:r>
+          </w:p>
+          <w:p>
+            <w:pPr>
+              <w:spacing w:before="40"/>
+            </w:pPr>
+            <w:r>
+              <w:t xml:space="preserve">Prueba práctica individual: CREATE TABLE con </w:t>
+            </w:r>
+            <w:proofErr w:type="spellStart"/>
+            <w:r>
+              <w:t>constraints</w:t>
+            </w:r>
+            <w:proofErr w:type="spellEnd"/>
+            <w:r>
+              <w:t>, interpretación de errores ORA-, ALTER TABLE y análisis de un esquema físico dado.</w:t>
+            </w:r>
+          </w:p>
+        </w:tc>
+      </w:tr>
+    </w:tbl>
     <w:p>
       <w:pPr>
         <w:spacing w:before="60" w:after="80"/>
